--- a/WebContent/docx/泛癌种50基因检测报告-完整版-病理科.docx
+++ b/WebContent/docx/泛癌种50基因检测报告-完整版-病理科.docx
@@ -960,6 +960,12 @@
             <w:insideH w:val="none" w:color="auto" w:sz="0" w:space="0"/>
             <w:insideV w:val="single" w:color="auto" w:sz="4" w:space="0"/>
           </w:tblBorders>
+          <w:tblCellMar>
+            <w:top w:w="0" w:type="dxa"/>
+            <w:left w:w="108" w:type="dxa"/>
+            <w:bottom w:w="0" w:type="dxa"/>
+            <w:right w:w="108" w:type="dxa"/>
+          </w:tblCellMar>
         </w:tblPrEx>
         <w:tc>
           <w:tcPr>
@@ -2475,6 +2481,12 @@
             <w:insideH w:val="none" w:color="auto" w:sz="0" w:space="0"/>
             <w:insideV w:val="single" w:color="auto" w:sz="4" w:space="0"/>
           </w:tblBorders>
+          <w:tblCellMar>
+            <w:top w:w="0" w:type="dxa"/>
+            <w:left w:w="108" w:type="dxa"/>
+            <w:bottom w:w="0" w:type="dxa"/>
+            <w:right w:w="108" w:type="dxa"/>
+          </w:tblCellMar>
         </w:tblPrEx>
         <w:tc>
           <w:tcPr>
@@ -4000,7 +4012,6 @@
             <w:insideH w:val="none" w:color="auto" w:sz="0" w:space="0"/>
             <w:insideV w:val="none" w:color="auto" w:sz="0" w:space="0"/>
           </w:tblBorders>
-          <w:shd w:val="clear" w:color="auto" w:fill="auto"/>
           <w:tblCellMar>
             <w:top w:w="0" w:type="dxa"/>
             <w:left w:w="0" w:type="dxa"/>
@@ -4204,7 +4215,6 @@
             <w:insideH w:val="none" w:color="auto" w:sz="0" w:space="0"/>
             <w:insideV w:val="none" w:color="auto" w:sz="0" w:space="0"/>
           </w:tblBorders>
-          <w:shd w:val="clear" w:color="auto" w:fill="auto"/>
           <w:tblCellMar>
             <w:top w:w="0" w:type="dxa"/>
             <w:left w:w="0" w:type="dxa"/>
@@ -4881,7 +4891,7 @@
       <w:tblPr>
         <w:tblStyle w:val="15"/>
         <w:tblW w:w="9859" w:type="dxa"/>
-        <w:tblInd w:w="96" w:type="dxa"/>
+        <w:jc w:val="center"/>
         <w:tblBorders>
           <w:top w:val="single" w:color="A4A4A4" w:sz="4" w:space="0"/>
           <w:left w:val="none" w:color="auto" w:sz="0" w:space="0"/>
@@ -4923,6 +4933,7 @@
         </w:tblPrEx>
         <w:trPr>
           <w:trHeight w:val="454" w:hRule="atLeast"/>
+          <w:jc w:val="center"/>
         </w:trPr>
         <w:tc>
           <w:tcPr>
@@ -5139,6 +5150,7 @@
         </w:tblPrEx>
         <w:trPr>
           <w:trHeight w:val="397" w:hRule="atLeast"/>
+          <w:jc w:val="center"/>
         </w:trPr>
         <w:tc>
           <w:tcPr>
@@ -5194,6 +5206,7 @@
         </w:tblPrEx>
         <w:trPr>
           <w:trHeight w:val="397" w:hRule="atLeast"/>
+          <w:jc w:val="center"/>
         </w:trPr>
         <w:tc>
           <w:tcPr>
@@ -5297,7 +5310,37 @@
                 <w:szCs w:val="21"/>
                 <w:lang w:eastAsia="zh-CN"/>
               </w:rPr>
-              <w:t>{% if it.ori_variantList == [] %}未检测到与用药相关突变{%else%}{% for i in it.ori_variantList %}{%if loop.last%}{{ i }}{%else%}{{ i }}</w:t>
+              <w:t>{% if it.ori_variantList == [] %}未检测到与用药相关突变{%else%}{% for i in it.ori_variantList %}{%if loop.last%}</w:t>
+            </w:r>
+            <w:r>
+              <w:rPr>
+                <w:rFonts w:hint="default" w:ascii="Times New Roman" w:hAnsi="Times New Roman" w:eastAsia="微软雅黑" w:cs="Times New Roman"/>
+                <w:color w:val="FF0000"/>
+                <w:sz w:val="21"/>
+                <w:szCs w:val="21"/>
+                <w:lang w:eastAsia="zh-CN"/>
+              </w:rPr>
+              <w:t>{{ i }}</w:t>
+            </w:r>
+            <w:r>
+              <w:rPr>
+                <w:rFonts w:hint="default" w:ascii="Times New Roman" w:hAnsi="Times New Roman" w:eastAsia="微软雅黑" w:cs="Times New Roman"/>
+                <w:color w:val="262626"/>
+                <w:sz w:val="21"/>
+                <w:szCs w:val="21"/>
+                <w:lang w:eastAsia="zh-CN"/>
+              </w:rPr>
+              <w:t>{%else%}</w:t>
+            </w:r>
+            <w:r>
+              <w:rPr>
+                <w:rFonts w:hint="default" w:ascii="Times New Roman" w:hAnsi="Times New Roman" w:eastAsia="微软雅黑" w:cs="Times New Roman"/>
+                <w:color w:val="FF0000"/>
+                <w:sz w:val="21"/>
+                <w:szCs w:val="21"/>
+                <w:lang w:eastAsia="zh-CN"/>
+              </w:rPr>
+              <w:t>{{ i }}</w:t>
             </w:r>
           </w:p>
           <w:p>
@@ -5356,7 +5399,37 @@
                 <w:szCs w:val="21"/>
                 <w:lang w:eastAsia="zh-CN"/>
               </w:rPr>
-              <w:t>{% if it.mutFreqList == [] %}-{%else%}{% for i in it.mutFreqList %}{%if loop.last%}{{ i }}{%else%}{{ i }}</w:t>
+              <w:t>{% if it.mutFreqList == [] %}-{%else%}{% for i in it.mutFreqList %}{%if loop.last%}</w:t>
+            </w:r>
+            <w:r>
+              <w:rPr>
+                <w:rFonts w:hint="default" w:ascii="Times New Roman" w:hAnsi="Times New Roman" w:eastAsia="微软雅黑" w:cs="Times New Roman"/>
+                <w:color w:val="FF0000"/>
+                <w:sz w:val="21"/>
+                <w:szCs w:val="21"/>
+                <w:lang w:eastAsia="zh-CN"/>
+              </w:rPr>
+              <w:t>{{ i }}</w:t>
+            </w:r>
+            <w:r>
+              <w:rPr>
+                <w:rFonts w:hint="default" w:ascii="Times New Roman" w:hAnsi="Times New Roman" w:eastAsia="微软雅黑" w:cs="Times New Roman"/>
+                <w:color w:val="262626"/>
+                <w:sz w:val="21"/>
+                <w:szCs w:val="21"/>
+                <w:lang w:eastAsia="zh-CN"/>
+              </w:rPr>
+              <w:t>{%else%}</w:t>
+            </w:r>
+            <w:r>
+              <w:rPr>
+                <w:rFonts w:hint="default" w:ascii="Times New Roman" w:hAnsi="Times New Roman" w:eastAsia="微软雅黑" w:cs="Times New Roman"/>
+                <w:color w:val="FF0000"/>
+                <w:sz w:val="21"/>
+                <w:szCs w:val="21"/>
+                <w:lang w:eastAsia="zh-CN"/>
+              </w:rPr>
+              <w:t>{{ i }}</w:t>
             </w:r>
           </w:p>
           <w:p>
@@ -5401,6 +5474,7 @@
         </w:tblPrEx>
         <w:trPr>
           <w:trHeight w:val="397" w:hRule="atLeast"/>
+          <w:jc w:val="center"/>
         </w:trPr>
         <w:tc>
           <w:tcPr>
@@ -5448,6 +5522,8 @@
           <w:lang w:val="en-US" w:eastAsia="zh-CN"/>
         </w:rPr>
       </w:pPr>
+      <w:bookmarkStart w:id="29" w:name="_GoBack"/>
+      <w:bookmarkEnd w:id="29"/>
       <w:r>
         <w:rPr>
           <w:rFonts w:hint="default" w:ascii="Times New Roman" w:hAnsi="Times New Roman" w:eastAsia="微软雅黑" w:cs="Times New Roman"/>
@@ -8127,8 +8203,8 @@
         <w:bidi w:val="0"/>
         <w:ind w:left="0" w:leftChars="0" w:firstLine="0" w:firstLineChars="0"/>
       </w:pPr>
-      <w:bookmarkStart w:id="3" w:name="_Toc149837259"/>
-      <w:bookmarkStart w:id="4" w:name="_Toc10147"/>
+      <w:bookmarkStart w:id="3" w:name="_Toc10147"/>
+      <w:bookmarkStart w:id="4" w:name="_Toc149837259"/>
       <w:r>
         <w:rPr>
           <w:rFonts w:hint="eastAsia"/>
@@ -11037,13 +11113,13 @@
           <w:lang w:val="en-US" w:eastAsia="zh-CN"/>
         </w:rPr>
       </w:pPr>
-      <w:bookmarkStart w:id="5" w:name="_Toc149837260"/>
-      <w:bookmarkStart w:id="6" w:name="_Toc15882"/>
-      <w:bookmarkStart w:id="7" w:name="_Toc17410"/>
-      <w:bookmarkStart w:id="8" w:name="_Toc4339"/>
-      <w:bookmarkStart w:id="9" w:name="_Toc24888"/>
-      <w:bookmarkStart w:id="10" w:name="_Toc1549"/>
-      <w:bookmarkStart w:id="11" w:name="_Toc626"/>
+      <w:bookmarkStart w:id="5" w:name="_Toc15882"/>
+      <w:bookmarkStart w:id="6" w:name="_Toc149837260"/>
+      <w:bookmarkStart w:id="7" w:name="_Toc4339"/>
+      <w:bookmarkStart w:id="8" w:name="_Toc24888"/>
+      <w:bookmarkStart w:id="9" w:name="_Toc17410"/>
+      <w:bookmarkStart w:id="10" w:name="_Toc626"/>
+      <w:bookmarkStart w:id="11" w:name="_Toc1549"/>
       <w:bookmarkStart w:id="12" w:name="_Toc6221_WPSOffice_Level2"/>
       <w:bookmarkStart w:id="13" w:name="_Toc7551_WPSOffice_Level2"/>
       <w:bookmarkStart w:id="14" w:name="_Toc25737"/>
@@ -16279,6 +16355,12 @@
             <w:insideH w:val="dotted" w:color="45A3A7" w:sz="4" w:space="0"/>
             <w:insideV w:val="dotted" w:color="45A3A7" w:sz="4" w:space="0"/>
           </w:tblBorders>
+          <w:tblCellMar>
+            <w:top w:w="0" w:type="dxa"/>
+            <w:left w:w="108" w:type="dxa"/>
+            <w:bottom w:w="0" w:type="dxa"/>
+            <w:right w:w="108" w:type="dxa"/>
+          </w:tblCellMar>
         </w:tblPrEx>
         <w:trPr>
           <w:trHeight w:val="417" w:hRule="atLeast"/>
@@ -25569,7 +25651,6 @@
                 <w:lang w:eastAsia="zh-CN"/>
               </w:rPr>
             </w:pPr>
-            <w:bookmarkStart w:id="29" w:name="_GoBack"/>
             <w:r>
               <w:rPr>
                 <w:rFonts w:hint="eastAsia" w:ascii="微软雅黑" w:hAnsi="微软雅黑" w:eastAsia="微软雅黑"/>
@@ -25600,7 +25681,6 @@
               </w:rPr>
               <w:t xml:space="preserve"> }}</w:t>
             </w:r>
-            <w:bookmarkEnd w:id="29"/>
           </w:p>
         </w:tc>
       </w:tr>
@@ -26338,10 +26418,10 @@
       </w:pPr>
       <w:bookmarkStart w:id="21" w:name="_Toc11193_WPSOffice_Level2"/>
       <w:bookmarkStart w:id="22" w:name="_Toc6304_WPSOffice_Level2"/>
-      <w:bookmarkStart w:id="23" w:name="_Toc3488_WPSOffice_Level2"/>
-      <w:bookmarkStart w:id="24" w:name="_Toc17111_WPSOffice_Level2"/>
-      <w:bookmarkStart w:id="25" w:name="_Toc19280_WPSOffice_Level2"/>
-      <w:bookmarkStart w:id="26" w:name="_Toc31515_WPSOffice_Level2"/>
+      <w:bookmarkStart w:id="23" w:name="_Toc17111_WPSOffice_Level2"/>
+      <w:bookmarkStart w:id="24" w:name="_Toc19280_WPSOffice_Level2"/>
+      <w:bookmarkStart w:id="25" w:name="_Toc31515_WPSOffice_Level2"/>
+      <w:bookmarkStart w:id="26" w:name="_Toc3488_WPSOffice_Level2"/>
       <w:bookmarkStart w:id="27" w:name="_Toc6931_WPSOffice_Level2"/>
       <w:r>
         <w:rPr>

--- a/WebContent/docx/泛癌种50基因检测报告-完整版-病理科.docx
+++ b/WebContent/docx/泛癌种50基因检测报告-完整版-病理科.docx
@@ -344,7 +344,7 @@
     </w:p>
     <w:tbl>
       <w:tblPr>
-        <w:tblStyle w:val="15"/>
+        <w:tblStyle w:val="16"/>
         <w:tblW w:w="8614" w:type="dxa"/>
         <w:tblInd w:w="600" w:type="dxa"/>
         <w:tblBorders>
@@ -2542,7 +2542,7 @@
     <w:p/>
     <w:p>
       <w:pPr>
-        <w:pStyle w:val="25"/>
+        <w:pStyle w:val="26"/>
         <w:tabs>
           <w:tab w:val="left" w:pos="1256"/>
           <w:tab w:val="center" w:pos="4876"/>
@@ -2553,7 +2553,7 @@
     </w:p>
     <w:p>
       <w:pPr>
-        <w:pStyle w:val="25"/>
+        <w:pStyle w:val="26"/>
         <w:spacing w:before="156" w:after="156"/>
         <w:rPr>
           <w:rFonts w:hint="eastAsia"/>
@@ -2577,7 +2577,7 @@
     </w:p>
     <w:p>
       <w:pPr>
-        <w:pStyle w:val="25"/>
+        <w:pStyle w:val="26"/>
         <w:spacing w:before="156" w:after="156"/>
       </w:pPr>
       <w:r>
@@ -2625,7 +2625,7 @@
     </w:p>
     <w:tbl>
       <w:tblPr>
-        <w:tblStyle w:val="15"/>
+        <w:tblStyle w:val="16"/>
         <w:tblW w:w="9781" w:type="dxa"/>
         <w:tblInd w:w="0" w:type="dxa"/>
         <w:tblBorders>
@@ -2891,7 +2891,77 @@
                 <w:color w:val="262626"/>
                 <w:sz w:val="20"/>
               </w:rPr>
-              <w:t>送检项目：泛癌种50基因检测</w:t>
+              <w:t>送检项目：泛癌种50基因检测{% if summaryOfRresults.type == “tissue” %}</w:t>
+            </w:r>
+            <w:r>
+              <w:rPr>
+                <w:rFonts w:hint="eastAsia" w:ascii="微软雅黑" w:hAnsi="微软雅黑" w:eastAsia="微软雅黑" w:cs="Times New Roman"/>
+                <w:color w:val="262626"/>
+                <w:sz w:val="20"/>
+                <w:lang w:eastAsia="zh-CN"/>
+              </w:rPr>
+              <w:t>（</w:t>
+            </w:r>
+            <w:r>
+              <w:rPr>
+                <w:rFonts w:hint="eastAsia" w:ascii="微软雅黑" w:hAnsi="微软雅黑" w:eastAsia="微软雅黑" w:cs="Times New Roman"/>
+                <w:color w:val="262626"/>
+                <w:sz w:val="20"/>
+                <w:lang w:val="en-US" w:eastAsia="zh-CN"/>
+              </w:rPr>
+              <w:t>组织</w:t>
+            </w:r>
+            <w:r>
+              <w:rPr>
+                <w:rFonts w:hint="eastAsia" w:ascii="微软雅黑" w:hAnsi="微软雅黑" w:eastAsia="微软雅黑" w:cs="Times New Roman"/>
+                <w:color w:val="262626"/>
+                <w:sz w:val="20"/>
+                <w:lang w:eastAsia="zh-CN"/>
+              </w:rPr>
+              <w:t>）</w:t>
+            </w:r>
+            <w:r>
+              <w:rPr>
+                <w:rFonts w:hint="eastAsia" w:ascii="微软雅黑" w:hAnsi="微软雅黑" w:eastAsia="微软雅黑" w:cs="Times New Roman"/>
+                <w:color w:val="262626"/>
+                <w:sz w:val="20"/>
+              </w:rPr>
+              <w:t>{% else %}</w:t>
+            </w:r>
+            <w:r>
+              <w:rPr>
+                <w:rFonts w:hint="eastAsia" w:ascii="微软雅黑" w:hAnsi="微软雅黑" w:eastAsia="微软雅黑" w:cs="Times New Roman"/>
+                <w:color w:val="262626"/>
+                <w:sz w:val="20"/>
+                <w:lang w:eastAsia="zh-CN"/>
+              </w:rPr>
+              <w:t>（</w:t>
+            </w:r>
+            <w:r>
+              <w:rPr>
+                <w:rFonts w:hint="eastAsia" w:ascii="微软雅黑" w:hAnsi="微软雅黑" w:eastAsia="微软雅黑" w:cs="Times New Roman"/>
+                <w:color w:val="262626"/>
+                <w:sz w:val="20"/>
+                <w:lang w:val="en-US" w:eastAsia="zh-CN"/>
+              </w:rPr>
+              <w:t>血液</w:t>
+            </w:r>
+            <w:r>
+              <w:rPr>
+                <w:rFonts w:hint="eastAsia" w:ascii="微软雅黑" w:hAnsi="微软雅黑" w:eastAsia="微软雅黑" w:cs="Times New Roman"/>
+                <w:color w:val="262626"/>
+                <w:sz w:val="20"/>
+                <w:lang w:eastAsia="zh-CN"/>
+              </w:rPr>
+              <w:t>）</w:t>
+            </w:r>
+            <w:r>
+              <w:rPr>
+                <w:rFonts w:hint="eastAsia" w:ascii="微软雅黑" w:hAnsi="微软雅黑" w:eastAsia="微软雅黑" w:cs="Times New Roman"/>
+                <w:color w:val="262626"/>
+                <w:sz w:val="20"/>
+              </w:rPr>
+              <w:t>{% endif %}</w:t>
             </w:r>
           </w:p>
         </w:tc>
@@ -2934,8 +3004,8 @@
               <w:adjustRightInd w:val="0"/>
               <w:snapToGrid w:val="0"/>
               <w:rPr>
-                <w:rFonts w:hint="default"/>
-                <w:lang w:val="en-US"/>
+                <w:rFonts w:hint="eastAsia" w:eastAsia="微软雅黑"/>
+                <w:lang w:val="en-US" w:eastAsia="zh-CN"/>
               </w:rPr>
             </w:pPr>
             <w:r>
@@ -2953,6 +3023,15 @@
                 <w:sz w:val="20"/>
               </w:rPr>
               <w:t>：{{ age }}</w:t>
+            </w:r>
+            <w:r>
+              <w:rPr>
+                <w:rFonts w:hint="eastAsia" w:cs="Malgun Gothic Semilight"/>
+                <w:color w:val="262626"/>
+                <w:sz w:val="20"/>
+                <w:lang w:val="en-US" w:eastAsia="zh-CN"/>
+              </w:rPr>
+              <w:t>岁</w:t>
             </w:r>
           </w:p>
         </w:tc>
@@ -3515,8 +3594,8 @@
           <w:lang w:val="en-US" w:eastAsia="zh-CN"/>
         </w:rPr>
       </w:pPr>
-      <w:bookmarkStart w:id="1" w:name="_Toc149837254"/>
-      <w:bookmarkStart w:id="2" w:name="_Toc26933"/>
+      <w:bookmarkStart w:id="1" w:name="_Toc26933"/>
+      <w:bookmarkStart w:id="2" w:name="_Toc149837254"/>
       <w:r>
         <w:rPr>
           <w:rFonts w:hint="eastAsia"/>
@@ -3529,7 +3608,7 @@
     </w:p>
     <w:tbl>
       <w:tblPr>
-        <w:tblStyle w:val="15"/>
+        <w:tblStyle w:val="16"/>
         <w:tblpPr w:leftFromText="180" w:rightFromText="180" w:vertAnchor="text" w:horzAnchor="page" w:tblpXSpec="center" w:tblpY="10"/>
         <w:tblOverlap w:val="never"/>
         <w:tblW w:w="4989" w:type="pct"/>
@@ -3566,7 +3645,6 @@
             <w:insideH w:val="none" w:color="auto" w:sz="0" w:space="0"/>
             <w:insideV w:val="none" w:color="auto" w:sz="0" w:space="0"/>
           </w:tblBorders>
-          <w:shd w:val="clear" w:color="auto" w:fill="auto"/>
           <w:tblCellMar>
             <w:top w:w="0" w:type="dxa"/>
             <w:left w:w="0" w:type="dxa"/>
@@ -3744,7 +3822,7 @@
           </w:tcPr>
           <w:p>
             <w:pPr>
-              <w:pStyle w:val="56"/>
+              <w:pStyle w:val="57"/>
               <w:keepNext w:val="0"/>
               <w:keepLines w:val="0"/>
               <w:pageBreakBefore w:val="0"/>
@@ -3797,7 +3875,7 @@
           </w:tcPr>
           <w:p>
             <w:pPr>
-              <w:pStyle w:val="56"/>
+              <w:pStyle w:val="57"/>
               <w:keepNext w:val="0"/>
               <w:keepLines w:val="0"/>
               <w:pageBreakBefore w:val="0"/>
@@ -3836,7 +3914,7 @@
           </w:p>
           <w:p>
             <w:pPr>
-              <w:pStyle w:val="56"/>
+              <w:pStyle w:val="57"/>
               <w:keepNext w:val="0"/>
               <w:keepLines w:val="0"/>
               <w:pageBreakBefore w:val="0"/>
@@ -3910,7 +3988,7 @@
           </w:tcPr>
           <w:p>
             <w:pPr>
-              <w:pStyle w:val="56"/>
+              <w:pStyle w:val="57"/>
               <w:keepNext w:val="0"/>
               <w:keepLines w:val="0"/>
               <w:pageBreakBefore w:val="0"/>
@@ -3963,7 +4041,7 @@
           </w:tcPr>
           <w:p>
             <w:pPr>
-              <w:pStyle w:val="56"/>
+              <w:pStyle w:val="57"/>
               <w:keepNext w:val="0"/>
               <w:keepLines w:val="0"/>
               <w:pageBreakBefore w:val="0"/>
@@ -3998,381 +4076,6 @@
                 <w:lang w:eastAsia="zh-CN"/>
               </w:rPr>
               <w:t>共检出{{ summaryOfRresults.crCheckLineStrYF1280Size }}个胚系突变，其中{{summaryOfRresults.hasPathogenicityCount}}个为致病/可能致病性突变{{crCheckDrugStr}}{{summaryOfRresults.cr_tumors_desc}}</w:t>
-            </w:r>
-          </w:p>
-        </w:tc>
-      </w:tr>
-      <w:tr>
-        <w:tblPrEx>
-          <w:tblBorders>
-            <w:top w:val="none" w:color="auto" w:sz="0" w:space="0"/>
-            <w:left w:val="none" w:color="auto" w:sz="0" w:space="0"/>
-            <w:bottom w:val="none" w:color="auto" w:sz="0" w:space="0"/>
-            <w:right w:val="none" w:color="auto" w:sz="0" w:space="0"/>
-            <w:insideH w:val="none" w:color="auto" w:sz="0" w:space="0"/>
-            <w:insideV w:val="none" w:color="auto" w:sz="0" w:space="0"/>
-          </w:tblBorders>
-          <w:tblCellMar>
-            <w:top w:w="0" w:type="dxa"/>
-            <w:left w:w="0" w:type="dxa"/>
-            <w:bottom w:w="0" w:type="dxa"/>
-            <w:right w:w="0" w:type="dxa"/>
-          </w:tblCellMar>
-        </w:tblPrEx>
-        <w:trPr>
-          <w:trHeight w:val="397" w:hRule="atLeast"/>
-          <w:jc w:val="center"/>
-        </w:trPr>
-        <w:tc>
-          <w:tcPr>
-            <w:tcW w:w="809" w:type="pct"/>
-            <w:vMerge w:val="restart"/>
-            <w:tcBorders>
-              <w:top w:val="single" w:color="31849B" w:sz="8" w:space="0"/>
-              <w:bottom w:val="single" w:color="31849B" w:sz="8" w:space="0"/>
-              <w:right w:val="single" w:color="31849B" w:sz="8" w:space="0"/>
-            </w:tcBorders>
-            <w:shd w:val="clear" w:color="auto" w:fill="auto"/>
-            <w:vAlign w:val="center"/>
-          </w:tcPr>
-          <w:p>
-            <w:pPr>
-              <w:keepNext w:val="0"/>
-              <w:keepLines w:val="0"/>
-              <w:pageBreakBefore w:val="0"/>
-              <w:widowControl w:val="0"/>
-              <w:kinsoku/>
-              <w:wordWrap/>
-              <w:overflowPunct/>
-              <w:topLinePunct w:val="0"/>
-              <w:autoSpaceDE/>
-              <w:autoSpaceDN/>
-              <w:bidi w:val="0"/>
-              <w:adjustRightInd w:val="0"/>
-              <w:snapToGrid w:val="0"/>
-              <w:spacing w:line="240" w:lineRule="auto"/>
-              <w:ind w:left="100" w:leftChars="50"/>
-              <w:jc w:val="both"/>
-              <w:textAlignment w:val="auto"/>
-              <w:rPr>
-                <w:rFonts w:ascii="Times New Roman" w:hAnsi="Times New Roman" w:eastAsia="微软雅黑" w:cs="Times New Roman"/>
-                <w:b/>
-                <w:bCs/>
-                <w:color w:val="262626"/>
-                <w:sz w:val="21"/>
-                <w:szCs w:val="21"/>
-                <w:lang w:eastAsia="zh-CN"/>
-              </w:rPr>
-            </w:pPr>
-            <w:r>
-              <w:rPr>
-                <w:rFonts w:ascii="Times New Roman" w:hAnsi="Times New Roman" w:eastAsia="微软雅黑" w:cs="Times New Roman"/>
-                <w:b/>
-                <w:bCs/>
-                <w:color w:val="262626"/>
-                <w:sz w:val="21"/>
-                <w:szCs w:val="21"/>
-                <w:lang w:eastAsia="zh-CN"/>
-              </w:rPr>
-              <w:t>免疫治疗相关标志物检测</w:t>
-            </w:r>
-          </w:p>
-        </w:tc>
-        <w:tc>
-          <w:tcPr>
-            <w:tcW w:w="1333" w:type="pct"/>
-            <w:tcBorders>
-              <w:top w:val="single" w:color="31849B" w:sz="8" w:space="0"/>
-              <w:left w:val="single" w:color="31849B" w:sz="8" w:space="0"/>
-              <w:bottom w:val="single" w:color="31849B" w:sz="8" w:space="0"/>
-              <w:right w:val="single" w:color="31849B" w:sz="8" w:space="0"/>
-            </w:tcBorders>
-            <w:shd w:val="clear" w:color="auto" w:fill="auto"/>
-            <w:vAlign w:val="center"/>
-          </w:tcPr>
-          <w:p>
-            <w:pPr>
-              <w:keepNext w:val="0"/>
-              <w:keepLines w:val="0"/>
-              <w:pageBreakBefore w:val="0"/>
-              <w:widowControl w:val="0"/>
-              <w:kinsoku/>
-              <w:wordWrap/>
-              <w:overflowPunct/>
-              <w:topLinePunct w:val="0"/>
-              <w:autoSpaceDE/>
-              <w:autoSpaceDN/>
-              <w:bidi w:val="0"/>
-              <w:adjustRightInd w:val="0"/>
-              <w:snapToGrid w:val="0"/>
-              <w:spacing w:line="240" w:lineRule="auto"/>
-              <w:ind w:left="100" w:leftChars="50"/>
-              <w:jc w:val="both"/>
-              <w:textAlignment w:val="auto"/>
-              <w:rPr>
-                <w:rFonts w:ascii="Times New Roman" w:hAnsi="Times New Roman" w:eastAsia="微软雅黑" w:cs="Times New Roman"/>
-                <w:b/>
-                <w:bCs/>
-                <w:color w:val="262626"/>
-                <w:kern w:val="2"/>
-                <w:sz w:val="21"/>
-                <w:szCs w:val="21"/>
-                <w:lang w:val="en-US" w:eastAsia="zh-CN" w:bidi="ar-SA"/>
-              </w:rPr>
-            </w:pPr>
-            <w:r>
-              <w:rPr>
-                <w:rFonts w:ascii="Times New Roman" w:hAnsi="Times New Roman" w:eastAsia="微软雅黑" w:cs="黑体"/>
-                <w:b/>
-                <w:bCs/>
-                <w:color w:val="262626"/>
-                <w:sz w:val="21"/>
-                <w:lang w:eastAsia="zh-CN"/>
-              </w:rPr>
-              <w:t>微卫星不稳定性（MSI）</w:t>
-            </w:r>
-          </w:p>
-        </w:tc>
-        <w:tc>
-          <w:tcPr>
-            <w:tcW w:w="2856" w:type="pct"/>
-            <w:tcBorders>
-              <w:top w:val="single" w:color="31849B" w:sz="8" w:space="0"/>
-              <w:left w:val="single" w:color="31849B" w:sz="8" w:space="0"/>
-              <w:bottom w:val="single" w:color="31849B" w:sz="8" w:space="0"/>
-            </w:tcBorders>
-            <w:shd w:val="clear" w:color="auto" w:fill="auto"/>
-            <w:vAlign w:val="center"/>
-          </w:tcPr>
-          <w:p>
-            <w:pPr>
-              <w:pStyle w:val="56"/>
-              <w:keepNext w:val="0"/>
-              <w:keepLines w:val="0"/>
-              <w:pageBreakBefore w:val="0"/>
-              <w:widowControl w:val="0"/>
-              <w:kinsoku/>
-              <w:wordWrap/>
-              <w:overflowPunct/>
-              <w:topLinePunct w:val="0"/>
-              <w:autoSpaceDE/>
-              <w:autoSpaceDN/>
-              <w:bidi w:val="0"/>
-              <w:adjustRightInd w:val="0"/>
-              <w:snapToGrid w:val="0"/>
-              <w:spacing w:line="240" w:lineRule="auto"/>
-              <w:ind w:left="100" w:leftChars="50" w:right="119" w:rightChars="0"/>
-              <w:jc w:val="both"/>
-              <w:textAlignment w:val="auto"/>
-              <w:rPr>
-                <w:rFonts w:hint="eastAsia" w:ascii="微软雅黑" w:hAnsi="微软雅黑" w:eastAsia="微软雅黑" w:cs="微软雅黑"/>
-                <w:color w:val="262626"/>
-                <w:sz w:val="18"/>
-                <w:szCs w:val="18"/>
-                <w:lang w:eastAsia="zh-CN"/>
-              </w:rPr>
-            </w:pPr>
-            <w:r>
-              <w:rPr>
-                <w:rFonts w:hint="default" w:ascii="Times New Roman" w:hAnsi="Times New Roman" w:eastAsia="微软雅黑" w:cs="Times New Roman"/>
-                <w:color w:val="262626"/>
-                <w:sz w:val="21"/>
-                <w:szCs w:val="21"/>
-                <w:lang w:val="en-US" w:eastAsia="zh-CN" w:bidi="ar-SA"/>
-              </w:rPr>
-              <w:t>{{summaryOfRresults.msi_status</w:t>
-            </w:r>
-            <w:r>
-              <w:rPr>
-                <w:rFonts w:hint="eastAsia" w:ascii="Times New Roman" w:hAnsi="Times New Roman" w:eastAsia="微软雅黑" w:cs="Times New Roman"/>
-                <w:color w:val="262626"/>
-                <w:sz w:val="21"/>
-                <w:szCs w:val="21"/>
-                <w:lang w:val="en-US" w:eastAsia="zh-CN" w:bidi="ar-SA"/>
-              </w:rPr>
-              <w:t>_</w:t>
-            </w:r>
-            <w:r>
-              <w:rPr>
-                <w:rFonts w:hint="default" w:ascii="Times New Roman" w:hAnsi="Times New Roman" w:eastAsia="微软雅黑" w:cs="Times New Roman"/>
-                <w:color w:val="262626"/>
-                <w:sz w:val="21"/>
-                <w:szCs w:val="21"/>
-                <w:lang w:val="en-US" w:eastAsia="zh-CN" w:bidi="ar-SA"/>
-              </w:rPr>
-              <w:t>state}}</w:t>
-            </w:r>
-          </w:p>
-        </w:tc>
-      </w:tr>
-      <w:tr>
-        <w:tblPrEx>
-          <w:tblBorders>
-            <w:top w:val="none" w:color="auto" w:sz="0" w:space="0"/>
-            <w:left w:val="none" w:color="auto" w:sz="0" w:space="0"/>
-            <w:bottom w:val="none" w:color="auto" w:sz="0" w:space="0"/>
-            <w:right w:val="none" w:color="auto" w:sz="0" w:space="0"/>
-            <w:insideH w:val="none" w:color="auto" w:sz="0" w:space="0"/>
-            <w:insideV w:val="none" w:color="auto" w:sz="0" w:space="0"/>
-          </w:tblBorders>
-          <w:tblCellMar>
-            <w:top w:w="0" w:type="dxa"/>
-            <w:left w:w="0" w:type="dxa"/>
-            <w:bottom w:w="0" w:type="dxa"/>
-            <w:right w:w="0" w:type="dxa"/>
-          </w:tblCellMar>
-        </w:tblPrEx>
-        <w:trPr>
-          <w:trHeight w:val="397" w:hRule="atLeast"/>
-          <w:jc w:val="center"/>
-        </w:trPr>
-        <w:tc>
-          <w:tcPr>
-            <w:tcW w:w="809" w:type="pct"/>
-            <w:vMerge w:val="continue"/>
-            <w:tcBorders>
-              <w:top w:val="single" w:color="31849B" w:sz="8" w:space="0"/>
-              <w:bottom w:val="single" w:color="31849B" w:sz="8" w:space="0"/>
-              <w:right w:val="single" w:color="31849B" w:sz="8" w:space="0"/>
-            </w:tcBorders>
-            <w:shd w:val="clear" w:color="auto" w:fill="auto"/>
-            <w:vAlign w:val="center"/>
-          </w:tcPr>
-          <w:p>
-            <w:pPr>
-              <w:keepNext w:val="0"/>
-              <w:keepLines w:val="0"/>
-              <w:pageBreakBefore w:val="0"/>
-              <w:widowControl w:val="0"/>
-              <w:kinsoku/>
-              <w:wordWrap/>
-              <w:overflowPunct/>
-              <w:topLinePunct w:val="0"/>
-              <w:autoSpaceDE/>
-              <w:autoSpaceDN/>
-              <w:bidi w:val="0"/>
-              <w:adjustRightInd w:val="0"/>
-              <w:snapToGrid w:val="0"/>
-              <w:spacing w:line="240" w:lineRule="auto"/>
-              <w:ind w:left="100" w:leftChars="50"/>
-              <w:jc w:val="both"/>
-              <w:textAlignment w:val="auto"/>
-              <w:rPr>
-                <w:rFonts w:ascii="Times New Roman" w:hAnsi="Times New Roman" w:eastAsia="微软雅黑" w:cs="Times New Roman"/>
-                <w:b/>
-                <w:bCs/>
-                <w:color w:val="262626"/>
-                <w:sz w:val="21"/>
-                <w:szCs w:val="21"/>
-                <w:lang w:eastAsia="zh-CN"/>
-              </w:rPr>
-            </w:pPr>
-          </w:p>
-        </w:tc>
-        <w:tc>
-          <w:tcPr>
-            <w:tcW w:w="1333" w:type="pct"/>
-            <w:tcBorders>
-              <w:top w:val="single" w:color="31849B" w:sz="8" w:space="0"/>
-              <w:left w:val="single" w:color="31849B" w:sz="8" w:space="0"/>
-              <w:bottom w:val="single" w:color="31849B" w:sz="8" w:space="0"/>
-              <w:right w:val="single" w:color="31849B" w:sz="8" w:space="0"/>
-            </w:tcBorders>
-            <w:shd w:val="clear" w:color="auto" w:fill="auto"/>
-            <w:vAlign w:val="center"/>
-          </w:tcPr>
-          <w:p>
-            <w:pPr>
-              <w:keepNext w:val="0"/>
-              <w:keepLines w:val="0"/>
-              <w:pageBreakBefore w:val="0"/>
-              <w:widowControl w:val="0"/>
-              <w:kinsoku/>
-              <w:wordWrap/>
-              <w:overflowPunct/>
-              <w:topLinePunct w:val="0"/>
-              <w:autoSpaceDE/>
-              <w:autoSpaceDN/>
-              <w:bidi w:val="0"/>
-              <w:adjustRightInd w:val="0"/>
-              <w:snapToGrid w:val="0"/>
-              <w:spacing w:line="240" w:lineRule="auto"/>
-              <w:ind w:left="100" w:leftChars="50"/>
-              <w:jc w:val="both"/>
-              <w:textAlignment w:val="auto"/>
-              <w:rPr>
-                <w:rFonts w:ascii="Times New Roman" w:hAnsi="Times New Roman" w:eastAsia="微软雅黑" w:cs="Times New Roman"/>
-                <w:b/>
-                <w:bCs/>
-                <w:color w:val="262626"/>
-                <w:kern w:val="2"/>
-                <w:sz w:val="21"/>
-                <w:szCs w:val="21"/>
-                <w:lang w:val="en-US" w:eastAsia="zh-CN" w:bidi="ar-SA"/>
-              </w:rPr>
-            </w:pPr>
-            <w:r>
-              <w:rPr>
-                <w:rFonts w:hint="eastAsia" w:ascii="Times New Roman" w:hAnsi="Times New Roman" w:eastAsia="微软雅黑" w:cs="Times New Roman"/>
-                <w:b/>
-                <w:bCs/>
-                <w:color w:val="262626"/>
-                <w:sz w:val="21"/>
-                <w:szCs w:val="21"/>
-                <w:lang w:eastAsia="zh-CN"/>
-              </w:rPr>
-              <w:t>错配修复（MMR）基因</w:t>
-            </w:r>
-          </w:p>
-        </w:tc>
-        <w:tc>
-          <w:tcPr>
-            <w:tcW w:w="2856" w:type="pct"/>
-            <w:tcBorders>
-              <w:top w:val="single" w:color="31849B" w:sz="8" w:space="0"/>
-              <w:left w:val="single" w:color="31849B" w:sz="8" w:space="0"/>
-              <w:bottom w:val="single" w:color="31849B" w:sz="8" w:space="0"/>
-            </w:tcBorders>
-            <w:shd w:val="clear" w:color="auto" w:fill="auto"/>
-            <w:vAlign w:val="center"/>
-          </w:tcPr>
-          <w:p>
-            <w:pPr>
-              <w:pStyle w:val="56"/>
-              <w:keepNext w:val="0"/>
-              <w:keepLines w:val="0"/>
-              <w:pageBreakBefore w:val="0"/>
-              <w:widowControl w:val="0"/>
-              <w:kinsoku/>
-              <w:wordWrap/>
-              <w:overflowPunct/>
-              <w:topLinePunct w:val="0"/>
-              <w:autoSpaceDE/>
-              <w:autoSpaceDN/>
-              <w:bidi w:val="0"/>
-              <w:adjustRightInd w:val="0"/>
-              <w:snapToGrid w:val="0"/>
-              <w:spacing w:line="240" w:lineRule="auto"/>
-              <w:ind w:left="100" w:leftChars="50" w:right="119" w:rightChars="0"/>
-              <w:jc w:val="both"/>
-              <w:textAlignment w:val="auto"/>
-              <w:rPr>
-                <w:rFonts w:hint="eastAsia" w:ascii="微软雅黑" w:hAnsi="微软雅黑" w:eastAsia="微软雅黑" w:cs="微软雅黑"/>
-                <w:color w:val="262626"/>
-                <w:sz w:val="18"/>
-                <w:szCs w:val="18"/>
-                <w:lang w:eastAsia="zh-CN"/>
-              </w:rPr>
-            </w:pPr>
-            <w:r>
-              <w:rPr>
-                <w:rFonts w:hint="default" w:ascii="Times New Roman" w:hAnsi="Times New Roman" w:eastAsia="微软雅黑" w:cs="Times New Roman"/>
-                <w:color w:val="262626"/>
-                <w:sz w:val="21"/>
-                <w:szCs w:val="21"/>
-                <w:lang w:val="en-US" w:eastAsia="zh-CN" w:bidi="ar-SA"/>
-              </w:rPr>
-              <w:t>共检出{{summaryOfRresults.dMMRinfoSize}}个MMR基因失活突变</w:t>
             </w:r>
           </w:p>
         </w:tc>
@@ -4401,6 +4104,381 @@
         </w:trPr>
         <w:tc>
           <w:tcPr>
+            <w:tcW w:w="809" w:type="pct"/>
+            <w:vMerge w:val="restart"/>
+            <w:tcBorders>
+              <w:top w:val="single" w:color="31849B" w:sz="8" w:space="0"/>
+              <w:bottom w:val="single" w:color="31849B" w:sz="8" w:space="0"/>
+              <w:right w:val="single" w:color="31849B" w:sz="8" w:space="0"/>
+            </w:tcBorders>
+            <w:shd w:val="clear" w:color="auto" w:fill="auto"/>
+            <w:vAlign w:val="center"/>
+          </w:tcPr>
+          <w:p>
+            <w:pPr>
+              <w:keepNext w:val="0"/>
+              <w:keepLines w:val="0"/>
+              <w:pageBreakBefore w:val="0"/>
+              <w:widowControl w:val="0"/>
+              <w:kinsoku/>
+              <w:wordWrap/>
+              <w:overflowPunct/>
+              <w:topLinePunct w:val="0"/>
+              <w:autoSpaceDE/>
+              <w:autoSpaceDN/>
+              <w:bidi w:val="0"/>
+              <w:adjustRightInd w:val="0"/>
+              <w:snapToGrid w:val="0"/>
+              <w:spacing w:line="240" w:lineRule="auto"/>
+              <w:ind w:left="100" w:leftChars="50"/>
+              <w:jc w:val="both"/>
+              <w:textAlignment w:val="auto"/>
+              <w:rPr>
+                <w:rFonts w:ascii="Times New Roman" w:hAnsi="Times New Roman" w:eastAsia="微软雅黑" w:cs="Times New Roman"/>
+                <w:b/>
+                <w:bCs/>
+                <w:color w:val="262626"/>
+                <w:sz w:val="21"/>
+                <w:szCs w:val="21"/>
+                <w:lang w:eastAsia="zh-CN"/>
+              </w:rPr>
+            </w:pPr>
+            <w:r>
+              <w:rPr>
+                <w:rFonts w:ascii="Times New Roman" w:hAnsi="Times New Roman" w:eastAsia="微软雅黑" w:cs="Times New Roman"/>
+                <w:b/>
+                <w:bCs/>
+                <w:color w:val="262626"/>
+                <w:sz w:val="21"/>
+                <w:szCs w:val="21"/>
+                <w:lang w:eastAsia="zh-CN"/>
+              </w:rPr>
+              <w:t>免疫治疗相关标志物检测</w:t>
+            </w:r>
+          </w:p>
+        </w:tc>
+        <w:tc>
+          <w:tcPr>
+            <w:tcW w:w="1333" w:type="pct"/>
+            <w:tcBorders>
+              <w:top w:val="single" w:color="31849B" w:sz="8" w:space="0"/>
+              <w:left w:val="single" w:color="31849B" w:sz="8" w:space="0"/>
+              <w:bottom w:val="single" w:color="31849B" w:sz="8" w:space="0"/>
+              <w:right w:val="single" w:color="31849B" w:sz="8" w:space="0"/>
+            </w:tcBorders>
+            <w:shd w:val="clear" w:color="auto" w:fill="auto"/>
+            <w:vAlign w:val="center"/>
+          </w:tcPr>
+          <w:p>
+            <w:pPr>
+              <w:keepNext w:val="0"/>
+              <w:keepLines w:val="0"/>
+              <w:pageBreakBefore w:val="0"/>
+              <w:widowControl w:val="0"/>
+              <w:kinsoku/>
+              <w:wordWrap/>
+              <w:overflowPunct/>
+              <w:topLinePunct w:val="0"/>
+              <w:autoSpaceDE/>
+              <w:autoSpaceDN/>
+              <w:bidi w:val="0"/>
+              <w:adjustRightInd w:val="0"/>
+              <w:snapToGrid w:val="0"/>
+              <w:spacing w:line="240" w:lineRule="auto"/>
+              <w:ind w:left="100" w:leftChars="50"/>
+              <w:jc w:val="both"/>
+              <w:textAlignment w:val="auto"/>
+              <w:rPr>
+                <w:rFonts w:ascii="Times New Roman" w:hAnsi="Times New Roman" w:eastAsia="微软雅黑" w:cs="Times New Roman"/>
+                <w:b/>
+                <w:bCs/>
+                <w:color w:val="262626"/>
+                <w:kern w:val="2"/>
+                <w:sz w:val="21"/>
+                <w:szCs w:val="21"/>
+                <w:lang w:val="en-US" w:eastAsia="zh-CN" w:bidi="ar-SA"/>
+              </w:rPr>
+            </w:pPr>
+            <w:r>
+              <w:rPr>
+                <w:rFonts w:ascii="Times New Roman" w:hAnsi="Times New Roman" w:eastAsia="微软雅黑" w:cs="黑体"/>
+                <w:b/>
+                <w:bCs/>
+                <w:color w:val="262626"/>
+                <w:sz w:val="21"/>
+                <w:lang w:eastAsia="zh-CN"/>
+              </w:rPr>
+              <w:t>微卫星不稳定性（MSI）</w:t>
+            </w:r>
+          </w:p>
+        </w:tc>
+        <w:tc>
+          <w:tcPr>
+            <w:tcW w:w="2856" w:type="pct"/>
+            <w:tcBorders>
+              <w:top w:val="single" w:color="31849B" w:sz="8" w:space="0"/>
+              <w:left w:val="single" w:color="31849B" w:sz="8" w:space="0"/>
+              <w:bottom w:val="single" w:color="31849B" w:sz="8" w:space="0"/>
+            </w:tcBorders>
+            <w:shd w:val="clear" w:color="auto" w:fill="auto"/>
+            <w:vAlign w:val="center"/>
+          </w:tcPr>
+          <w:p>
+            <w:pPr>
+              <w:pStyle w:val="57"/>
+              <w:keepNext w:val="0"/>
+              <w:keepLines w:val="0"/>
+              <w:pageBreakBefore w:val="0"/>
+              <w:widowControl w:val="0"/>
+              <w:kinsoku/>
+              <w:wordWrap/>
+              <w:overflowPunct/>
+              <w:topLinePunct w:val="0"/>
+              <w:autoSpaceDE/>
+              <w:autoSpaceDN/>
+              <w:bidi w:val="0"/>
+              <w:adjustRightInd w:val="0"/>
+              <w:snapToGrid w:val="0"/>
+              <w:spacing w:line="240" w:lineRule="auto"/>
+              <w:ind w:left="100" w:leftChars="50" w:right="119" w:rightChars="0"/>
+              <w:jc w:val="both"/>
+              <w:textAlignment w:val="auto"/>
+              <w:rPr>
+                <w:rFonts w:hint="eastAsia" w:ascii="微软雅黑" w:hAnsi="微软雅黑" w:eastAsia="微软雅黑" w:cs="微软雅黑"/>
+                <w:color w:val="262626"/>
+                <w:sz w:val="18"/>
+                <w:szCs w:val="18"/>
+                <w:lang w:eastAsia="zh-CN"/>
+              </w:rPr>
+            </w:pPr>
+            <w:r>
+              <w:rPr>
+                <w:rFonts w:hint="default" w:ascii="Times New Roman" w:hAnsi="Times New Roman" w:eastAsia="微软雅黑" w:cs="Times New Roman"/>
+                <w:color w:val="262626"/>
+                <w:sz w:val="21"/>
+                <w:szCs w:val="21"/>
+                <w:lang w:val="en-US" w:eastAsia="zh-CN" w:bidi="ar-SA"/>
+              </w:rPr>
+              <w:t>{{summaryOfRresults.msi_status</w:t>
+            </w:r>
+            <w:r>
+              <w:rPr>
+                <w:rFonts w:hint="eastAsia" w:ascii="Times New Roman" w:hAnsi="Times New Roman" w:eastAsia="微软雅黑" w:cs="Times New Roman"/>
+                <w:color w:val="262626"/>
+                <w:sz w:val="21"/>
+                <w:szCs w:val="21"/>
+                <w:lang w:val="en-US" w:eastAsia="zh-CN" w:bidi="ar-SA"/>
+              </w:rPr>
+              <w:t>_</w:t>
+            </w:r>
+            <w:r>
+              <w:rPr>
+                <w:rFonts w:hint="default" w:ascii="Times New Roman" w:hAnsi="Times New Roman" w:eastAsia="微软雅黑" w:cs="Times New Roman"/>
+                <w:color w:val="262626"/>
+                <w:sz w:val="21"/>
+                <w:szCs w:val="21"/>
+                <w:lang w:val="en-US" w:eastAsia="zh-CN" w:bidi="ar-SA"/>
+              </w:rPr>
+              <w:t>state}}</w:t>
+            </w:r>
+          </w:p>
+        </w:tc>
+      </w:tr>
+      <w:tr>
+        <w:tblPrEx>
+          <w:tblBorders>
+            <w:top w:val="none" w:color="auto" w:sz="0" w:space="0"/>
+            <w:left w:val="none" w:color="auto" w:sz="0" w:space="0"/>
+            <w:bottom w:val="none" w:color="auto" w:sz="0" w:space="0"/>
+            <w:right w:val="none" w:color="auto" w:sz="0" w:space="0"/>
+            <w:insideH w:val="none" w:color="auto" w:sz="0" w:space="0"/>
+            <w:insideV w:val="none" w:color="auto" w:sz="0" w:space="0"/>
+          </w:tblBorders>
+          <w:tblCellMar>
+            <w:top w:w="0" w:type="dxa"/>
+            <w:left w:w="0" w:type="dxa"/>
+            <w:bottom w:w="0" w:type="dxa"/>
+            <w:right w:w="0" w:type="dxa"/>
+          </w:tblCellMar>
+        </w:tblPrEx>
+        <w:trPr>
+          <w:trHeight w:val="397" w:hRule="atLeast"/>
+          <w:jc w:val="center"/>
+        </w:trPr>
+        <w:tc>
+          <w:tcPr>
+            <w:tcW w:w="809" w:type="pct"/>
+            <w:vMerge w:val="continue"/>
+            <w:tcBorders>
+              <w:top w:val="single" w:color="31849B" w:sz="8" w:space="0"/>
+              <w:bottom w:val="single" w:color="31849B" w:sz="8" w:space="0"/>
+              <w:right w:val="single" w:color="31849B" w:sz="8" w:space="0"/>
+            </w:tcBorders>
+            <w:shd w:val="clear" w:color="auto" w:fill="auto"/>
+            <w:vAlign w:val="center"/>
+          </w:tcPr>
+          <w:p>
+            <w:pPr>
+              <w:keepNext w:val="0"/>
+              <w:keepLines w:val="0"/>
+              <w:pageBreakBefore w:val="0"/>
+              <w:widowControl w:val="0"/>
+              <w:kinsoku/>
+              <w:wordWrap/>
+              <w:overflowPunct/>
+              <w:topLinePunct w:val="0"/>
+              <w:autoSpaceDE/>
+              <w:autoSpaceDN/>
+              <w:bidi w:val="0"/>
+              <w:adjustRightInd w:val="0"/>
+              <w:snapToGrid w:val="0"/>
+              <w:spacing w:line="240" w:lineRule="auto"/>
+              <w:ind w:left="100" w:leftChars="50"/>
+              <w:jc w:val="both"/>
+              <w:textAlignment w:val="auto"/>
+              <w:rPr>
+                <w:rFonts w:ascii="Times New Roman" w:hAnsi="Times New Roman" w:eastAsia="微软雅黑" w:cs="Times New Roman"/>
+                <w:b/>
+                <w:bCs/>
+                <w:color w:val="262626"/>
+                <w:sz w:val="21"/>
+                <w:szCs w:val="21"/>
+                <w:lang w:eastAsia="zh-CN"/>
+              </w:rPr>
+            </w:pPr>
+          </w:p>
+        </w:tc>
+        <w:tc>
+          <w:tcPr>
+            <w:tcW w:w="1333" w:type="pct"/>
+            <w:tcBorders>
+              <w:top w:val="single" w:color="31849B" w:sz="8" w:space="0"/>
+              <w:left w:val="single" w:color="31849B" w:sz="8" w:space="0"/>
+              <w:bottom w:val="single" w:color="31849B" w:sz="8" w:space="0"/>
+              <w:right w:val="single" w:color="31849B" w:sz="8" w:space="0"/>
+            </w:tcBorders>
+            <w:shd w:val="clear" w:color="auto" w:fill="auto"/>
+            <w:vAlign w:val="center"/>
+          </w:tcPr>
+          <w:p>
+            <w:pPr>
+              <w:keepNext w:val="0"/>
+              <w:keepLines w:val="0"/>
+              <w:pageBreakBefore w:val="0"/>
+              <w:widowControl w:val="0"/>
+              <w:kinsoku/>
+              <w:wordWrap/>
+              <w:overflowPunct/>
+              <w:topLinePunct w:val="0"/>
+              <w:autoSpaceDE/>
+              <w:autoSpaceDN/>
+              <w:bidi w:val="0"/>
+              <w:adjustRightInd w:val="0"/>
+              <w:snapToGrid w:val="0"/>
+              <w:spacing w:line="240" w:lineRule="auto"/>
+              <w:ind w:left="100" w:leftChars="50"/>
+              <w:jc w:val="both"/>
+              <w:textAlignment w:val="auto"/>
+              <w:rPr>
+                <w:rFonts w:ascii="Times New Roman" w:hAnsi="Times New Roman" w:eastAsia="微软雅黑" w:cs="Times New Roman"/>
+                <w:b/>
+                <w:bCs/>
+                <w:color w:val="262626"/>
+                <w:kern w:val="2"/>
+                <w:sz w:val="21"/>
+                <w:szCs w:val="21"/>
+                <w:lang w:val="en-US" w:eastAsia="zh-CN" w:bidi="ar-SA"/>
+              </w:rPr>
+            </w:pPr>
+            <w:r>
+              <w:rPr>
+                <w:rFonts w:hint="eastAsia" w:ascii="Times New Roman" w:hAnsi="Times New Roman" w:eastAsia="微软雅黑" w:cs="Times New Roman"/>
+                <w:b/>
+                <w:bCs/>
+                <w:color w:val="262626"/>
+                <w:sz w:val="21"/>
+                <w:szCs w:val="21"/>
+                <w:lang w:eastAsia="zh-CN"/>
+              </w:rPr>
+              <w:t>错配修复（MMR）基因</w:t>
+            </w:r>
+          </w:p>
+        </w:tc>
+        <w:tc>
+          <w:tcPr>
+            <w:tcW w:w="2856" w:type="pct"/>
+            <w:tcBorders>
+              <w:top w:val="single" w:color="31849B" w:sz="8" w:space="0"/>
+              <w:left w:val="single" w:color="31849B" w:sz="8" w:space="0"/>
+              <w:bottom w:val="single" w:color="31849B" w:sz="8" w:space="0"/>
+            </w:tcBorders>
+            <w:shd w:val="clear" w:color="auto" w:fill="auto"/>
+            <w:vAlign w:val="center"/>
+          </w:tcPr>
+          <w:p>
+            <w:pPr>
+              <w:pStyle w:val="57"/>
+              <w:keepNext w:val="0"/>
+              <w:keepLines w:val="0"/>
+              <w:pageBreakBefore w:val="0"/>
+              <w:widowControl w:val="0"/>
+              <w:kinsoku/>
+              <w:wordWrap/>
+              <w:overflowPunct/>
+              <w:topLinePunct w:val="0"/>
+              <w:autoSpaceDE/>
+              <w:autoSpaceDN/>
+              <w:bidi w:val="0"/>
+              <w:adjustRightInd w:val="0"/>
+              <w:snapToGrid w:val="0"/>
+              <w:spacing w:line="240" w:lineRule="auto"/>
+              <w:ind w:left="100" w:leftChars="50" w:right="119" w:rightChars="0"/>
+              <w:jc w:val="both"/>
+              <w:textAlignment w:val="auto"/>
+              <w:rPr>
+                <w:rFonts w:hint="eastAsia" w:ascii="微软雅黑" w:hAnsi="微软雅黑" w:eastAsia="微软雅黑" w:cs="微软雅黑"/>
+                <w:color w:val="262626"/>
+                <w:sz w:val="18"/>
+                <w:szCs w:val="18"/>
+                <w:lang w:eastAsia="zh-CN"/>
+              </w:rPr>
+            </w:pPr>
+            <w:r>
+              <w:rPr>
+                <w:rFonts w:hint="default" w:ascii="Times New Roman" w:hAnsi="Times New Roman" w:eastAsia="微软雅黑" w:cs="Times New Roman"/>
+                <w:color w:val="262626"/>
+                <w:sz w:val="21"/>
+                <w:szCs w:val="21"/>
+                <w:lang w:val="en-US" w:eastAsia="zh-CN" w:bidi="ar-SA"/>
+              </w:rPr>
+              <w:t>共检出{{summaryOfRresults.dMMRinfoSize}}个MMR基因失活突变</w:t>
+            </w:r>
+          </w:p>
+        </w:tc>
+      </w:tr>
+      <w:tr>
+        <w:tblPrEx>
+          <w:tblBorders>
+            <w:top w:val="none" w:color="auto" w:sz="0" w:space="0"/>
+            <w:left w:val="none" w:color="auto" w:sz="0" w:space="0"/>
+            <w:bottom w:val="none" w:color="auto" w:sz="0" w:space="0"/>
+            <w:right w:val="none" w:color="auto" w:sz="0" w:space="0"/>
+            <w:insideH w:val="none" w:color="auto" w:sz="0" w:space="0"/>
+            <w:insideV w:val="none" w:color="auto" w:sz="0" w:space="0"/>
+          </w:tblBorders>
+          <w:tblCellMar>
+            <w:top w:w="0" w:type="dxa"/>
+            <w:left w:w="0" w:type="dxa"/>
+            <w:bottom w:w="0" w:type="dxa"/>
+            <w:right w:w="0" w:type="dxa"/>
+          </w:tblCellMar>
+        </w:tblPrEx>
+        <w:trPr>
+          <w:trHeight w:val="397" w:hRule="atLeast"/>
+          <w:jc w:val="center"/>
+        </w:trPr>
+        <w:tc>
+          <w:tcPr>
             <w:tcW w:w="5000" w:type="pct"/>
             <w:gridSpan w:val="3"/>
             <w:tcBorders>
@@ -4412,7 +4490,7 @@
           </w:tcPr>
           <w:p>
             <w:pPr>
-              <w:pStyle w:val="56"/>
+              <w:pStyle w:val="57"/>
               <w:keepNext w:val="0"/>
               <w:keepLines w:val="0"/>
               <w:pageBreakBefore w:val="0"/>
@@ -4487,7 +4565,7 @@
           </w:tcPr>
           <w:p>
             <w:pPr>
-              <w:pStyle w:val="56"/>
+              <w:pStyle w:val="57"/>
               <w:keepNext w:val="0"/>
               <w:keepLines w:val="0"/>
               <w:pageBreakBefore w:val="0"/>
@@ -4542,7 +4620,7 @@
           </w:tcPr>
           <w:p>
             <w:pPr>
-              <w:pStyle w:val="56"/>
+              <w:pStyle w:val="57"/>
               <w:keepNext w:val="0"/>
               <w:keepLines w:val="0"/>
               <w:pageBreakBefore w:val="0"/>
@@ -4591,7 +4669,6 @@
             <w:insideH w:val="none" w:color="auto" w:sz="0" w:space="0"/>
             <w:insideV w:val="none" w:color="auto" w:sz="0" w:space="0"/>
           </w:tblBorders>
-          <w:shd w:val="clear" w:color="auto" w:fill="auto"/>
           <w:tblCellMar>
             <w:top w:w="0" w:type="dxa"/>
             <w:left w:w="0" w:type="dxa"/>
@@ -4616,7 +4693,7 @@
           </w:tcPr>
           <w:p>
             <w:pPr>
-              <w:pStyle w:val="56"/>
+              <w:pStyle w:val="57"/>
               <w:keepNext w:val="0"/>
               <w:keepLines w:val="0"/>
               <w:pageBreakBefore w:val="0"/>
@@ -4665,7 +4742,6 @@
             <w:insideH w:val="none" w:color="auto" w:sz="0" w:space="0"/>
             <w:insideV w:val="none" w:color="auto" w:sz="0" w:space="0"/>
           </w:tblBorders>
-          <w:shd w:val="clear" w:color="auto" w:fill="auto"/>
           <w:tblCellMar>
             <w:top w:w="0" w:type="dxa"/>
             <w:left w:w="0" w:type="dxa"/>
@@ -4691,7 +4767,7 @@
           </w:tcPr>
           <w:p>
             <w:pPr>
-              <w:pStyle w:val="56"/>
+              <w:pStyle w:val="57"/>
               <w:keepNext w:val="0"/>
               <w:keepLines w:val="0"/>
               <w:pageBreakBefore w:val="0"/>
@@ -4744,7 +4820,7 @@
           </w:tcPr>
           <w:p>
             <w:pPr>
-              <w:pStyle w:val="56"/>
+              <w:pStyle w:val="57"/>
               <w:keepNext w:val="0"/>
               <w:keepLines w:val="0"/>
               <w:pageBreakBefore w:val="0"/>
@@ -4889,7 +4965,7 @@
     </w:p>
     <w:tbl>
       <w:tblPr>
-        <w:tblStyle w:val="15"/>
+        <w:tblStyle w:val="16"/>
         <w:tblW w:w="9859" w:type="dxa"/>
         <w:jc w:val="center"/>
         <w:tblBorders>
@@ -5522,8 +5598,6 @@
           <w:lang w:val="en-US" w:eastAsia="zh-CN"/>
         </w:rPr>
       </w:pPr>
-      <w:bookmarkStart w:id="29" w:name="_GoBack"/>
-      <w:bookmarkEnd w:id="29"/>
       <w:r>
         <w:rPr>
           <w:rFonts w:hint="default" w:ascii="Times New Roman" w:hAnsi="Times New Roman" w:eastAsia="微软雅黑" w:cs="Times New Roman"/>
@@ -5704,7 +5778,7 @@
     </w:p>
     <w:tbl>
       <w:tblPr>
-        <w:tblStyle w:val="57"/>
+        <w:tblStyle w:val="58"/>
         <w:tblW w:w="5096" w:type="pct"/>
         <w:jc w:val="center"/>
         <w:tblBorders>
@@ -5766,7 +5840,7 @@
           </w:tcPr>
           <w:p>
             <w:pPr>
-              <w:pStyle w:val="56"/>
+              <w:pStyle w:val="57"/>
               <w:jc w:val="center"/>
               <w:rPr>
                 <w:rFonts w:hint="default" w:ascii="Times New Roman" w:hAnsi="Times New Roman" w:eastAsia="微软雅黑" w:cs="Times New Roman"/>
@@ -5802,7 +5876,7 @@
           </w:tcPr>
           <w:p>
             <w:pPr>
-              <w:pStyle w:val="56"/>
+              <w:pStyle w:val="57"/>
               <w:jc w:val="center"/>
               <w:rPr>
                 <w:rFonts w:hint="default" w:ascii="Times New Roman" w:hAnsi="Times New Roman" w:eastAsia="微软雅黑" w:cs="Times New Roman"/>
@@ -5836,7 +5910,7 @@
           </w:tcPr>
           <w:p>
             <w:pPr>
-              <w:pStyle w:val="56"/>
+              <w:pStyle w:val="57"/>
               <w:jc w:val="center"/>
               <w:rPr>
                 <w:rFonts w:hint="default" w:ascii="Times New Roman" w:hAnsi="Times New Roman" w:eastAsia="微软雅黑" w:cs="Times New Roman"/>
@@ -5870,7 +5944,7 @@
           </w:tcPr>
           <w:p>
             <w:pPr>
-              <w:pStyle w:val="56"/>
+              <w:pStyle w:val="57"/>
               <w:jc w:val="center"/>
               <w:rPr>
                 <w:rFonts w:hint="default" w:ascii="Times New Roman" w:hAnsi="Times New Roman" w:eastAsia="微软雅黑" w:cs="Times New Roman"/>
@@ -5906,7 +5980,7 @@
           </w:tcPr>
           <w:p>
             <w:pPr>
-              <w:pStyle w:val="56"/>
+              <w:pStyle w:val="57"/>
               <w:jc w:val="center"/>
               <w:rPr>
                 <w:rFonts w:hint="eastAsia" w:ascii="Times New Roman" w:hAnsi="Times New Roman" w:eastAsia="微软雅黑" w:cs="Times New Roman"/>
@@ -5933,7 +6007,7 @@
           </w:p>
           <w:p>
             <w:pPr>
-              <w:pStyle w:val="56"/>
+              <w:pStyle w:val="57"/>
               <w:jc w:val="center"/>
               <w:rPr>
                 <w:rFonts w:hint="default" w:ascii="Times New Roman" w:hAnsi="Times New Roman" w:eastAsia="微软雅黑" w:cs="Times New Roman"/>
@@ -5992,7 +6066,7 @@
           </w:p>
           <w:p>
             <w:pPr>
-              <w:pStyle w:val="56"/>
+              <w:pStyle w:val="57"/>
               <w:jc w:val="center"/>
               <w:rPr>
                 <w:rFonts w:hint="default" w:ascii="Times New Roman" w:hAnsi="Times New Roman" w:eastAsia="微软雅黑" w:cs="Times New Roman"/>
@@ -6040,7 +6114,7 @@
           </w:tcPr>
           <w:p>
             <w:pPr>
-              <w:pStyle w:val="56"/>
+              <w:pStyle w:val="57"/>
               <w:jc w:val="center"/>
               <w:rPr>
                 <w:rFonts w:hint="default" w:ascii="Times New Roman" w:hAnsi="Times New Roman" w:eastAsia="微软雅黑" w:cs="Times New Roman"/>
@@ -6076,7 +6150,7 @@
           </w:tcPr>
           <w:p>
             <w:pPr>
-              <w:pStyle w:val="56"/>
+              <w:pStyle w:val="57"/>
               <w:jc w:val="center"/>
               <w:rPr>
                 <w:rFonts w:hint="default" w:ascii="Times New Roman" w:hAnsi="Times New Roman" w:eastAsia="微软雅黑" w:cs="Times New Roman"/>
@@ -8353,7 +8427,7 @@
     </w:p>
     <w:tbl>
       <w:tblPr>
-        <w:tblStyle w:val="57"/>
+        <w:tblStyle w:val="58"/>
         <w:tblW w:w="9844" w:type="dxa"/>
         <w:jc w:val="center"/>
         <w:tblBorders>
@@ -8415,7 +8489,7 @@
           </w:tcPr>
           <w:p>
             <w:pPr>
-              <w:pStyle w:val="56"/>
+              <w:pStyle w:val="57"/>
               <w:jc w:val="center"/>
               <w:rPr>
                 <w:rFonts w:hint="default" w:ascii="Times New Roman" w:hAnsi="Times New Roman" w:eastAsia="微软雅黑" w:cs="Times New Roman"/>
@@ -8461,7 +8535,7 @@
           </w:tcPr>
           <w:p>
             <w:pPr>
-              <w:pStyle w:val="56"/>
+              <w:pStyle w:val="57"/>
               <w:jc w:val="center"/>
               <w:rPr>
                 <w:rFonts w:hint="default" w:ascii="Times New Roman" w:hAnsi="Times New Roman" w:eastAsia="微软雅黑" w:cs="Times New Roman"/>
@@ -8495,7 +8569,7 @@
           </w:tcPr>
           <w:p>
             <w:pPr>
-              <w:pStyle w:val="56"/>
+              <w:pStyle w:val="57"/>
               <w:jc w:val="center"/>
               <w:rPr>
                 <w:rFonts w:hint="eastAsia" w:ascii="Times New Roman" w:hAnsi="Times New Roman" w:eastAsia="微软雅黑" w:cs="Times New Roman"/>
@@ -8531,7 +8605,7 @@
           </w:tcPr>
           <w:p>
             <w:pPr>
-              <w:pStyle w:val="56"/>
+              <w:pStyle w:val="57"/>
               <w:jc w:val="center"/>
               <w:rPr>
                 <w:rFonts w:hint="default" w:ascii="Times New Roman" w:hAnsi="Times New Roman" w:eastAsia="微软雅黑" w:cs="Times New Roman"/>
@@ -8568,7 +8642,7 @@
           </w:tcPr>
           <w:p>
             <w:pPr>
-              <w:pStyle w:val="56"/>
+              <w:pStyle w:val="57"/>
               <w:jc w:val="center"/>
               <w:rPr>
                 <w:rFonts w:hint="default" w:ascii="Times New Roman" w:hAnsi="Times New Roman" w:eastAsia="微软雅黑" w:cs="Times New Roman"/>
@@ -8603,7 +8677,7 @@
           </w:tcPr>
           <w:p>
             <w:pPr>
-              <w:pStyle w:val="56"/>
+              <w:pStyle w:val="57"/>
               <w:jc w:val="center"/>
               <w:rPr>
                 <w:rFonts w:hint="default" w:ascii="Times New Roman" w:hAnsi="Times New Roman" w:eastAsia="微软雅黑" w:cs="Times New Roman"/>
@@ -8637,7 +8711,7 @@
           </w:tcPr>
           <w:p>
             <w:pPr>
-              <w:pStyle w:val="56"/>
+              <w:pStyle w:val="57"/>
               <w:spacing w:before="24" w:beforeLines="10"/>
               <w:jc w:val="center"/>
               <w:rPr>
@@ -8672,7 +8746,7 @@
           </w:tcPr>
           <w:p>
             <w:pPr>
-              <w:pStyle w:val="56"/>
+              <w:pStyle w:val="57"/>
               <w:spacing w:before="24" w:beforeLines="10"/>
               <w:jc w:val="center"/>
               <w:rPr>
@@ -9592,7 +9666,7 @@
     </w:p>
     <w:tbl>
       <w:tblPr>
-        <w:tblStyle w:val="57"/>
+        <w:tblStyle w:val="58"/>
         <w:tblW w:w="5035" w:type="pct"/>
         <w:jc w:val="center"/>
         <w:tblBorders>
@@ -9629,12 +9703,6 @@
             <w:insideH w:val="single" w:color="31849B" w:sz="4" w:space="0"/>
             <w:insideV w:val="single" w:color="31849B" w:sz="4" w:space="0"/>
           </w:tblBorders>
-          <w:tblCellMar>
-            <w:top w:w="0" w:type="dxa"/>
-            <w:left w:w="0" w:type="dxa"/>
-            <w:bottom w:w="0" w:type="dxa"/>
-            <w:right w:w="0" w:type="dxa"/>
-          </w:tblCellMar>
         </w:tblPrEx>
         <w:trPr>
           <w:trHeight w:val="510" w:hRule="atLeast"/>
@@ -9653,7 +9721,7 @@
           </w:tcPr>
           <w:p>
             <w:pPr>
-              <w:pStyle w:val="56"/>
+              <w:pStyle w:val="57"/>
               <w:jc w:val="center"/>
               <w:rPr>
                 <w:rFonts w:hint="default" w:ascii="Times New Roman" w:hAnsi="Times New Roman" w:eastAsia="微软雅黑" w:cs="Times New Roman"/>
@@ -9687,7 +9755,7 @@
           </w:tcPr>
           <w:p>
             <w:pPr>
-              <w:pStyle w:val="56"/>
+              <w:pStyle w:val="57"/>
               <w:jc w:val="center"/>
               <w:rPr>
                 <w:rFonts w:hint="default" w:ascii="Times New Roman" w:hAnsi="Times New Roman" w:eastAsia="微软雅黑" w:cs="Times New Roman"/>
@@ -9721,7 +9789,7 @@
           </w:tcPr>
           <w:p>
             <w:pPr>
-              <w:pStyle w:val="56"/>
+              <w:pStyle w:val="57"/>
               <w:jc w:val="center"/>
               <w:rPr>
                 <w:rFonts w:hint="default" w:ascii="Times New Roman" w:hAnsi="Times New Roman" w:eastAsia="微软雅黑" w:cs="Times New Roman"/>
@@ -9757,7 +9825,7 @@
           </w:tcPr>
           <w:p>
             <w:pPr>
-              <w:pStyle w:val="56"/>
+              <w:pStyle w:val="57"/>
               <w:jc w:val="center"/>
               <w:rPr>
                 <w:rFonts w:hint="default" w:ascii="Times New Roman" w:hAnsi="Times New Roman" w:eastAsia="微软雅黑" w:cs="Times New Roman"/>
@@ -9794,7 +9862,7 @@
           </w:tcPr>
           <w:p>
             <w:pPr>
-              <w:pStyle w:val="56"/>
+              <w:pStyle w:val="57"/>
               <w:jc w:val="center"/>
               <w:rPr>
                 <w:rFonts w:hint="default" w:ascii="Times New Roman" w:hAnsi="Times New Roman" w:eastAsia="微软雅黑" w:cs="Times New Roman"/>
@@ -9830,7 +9898,7 @@
           </w:tcPr>
           <w:p>
             <w:pPr>
-              <w:pStyle w:val="56"/>
+              <w:pStyle w:val="57"/>
               <w:jc w:val="center"/>
               <w:rPr>
                 <w:rFonts w:hint="default" w:ascii="Times New Roman" w:hAnsi="Times New Roman" w:eastAsia="微软雅黑" w:cs="Times New Roman"/>
@@ -10723,151 +10791,84 @@
     </w:p>
     <w:p>
       <w:pPr>
-        <w:widowControl w:val="0"/>
         <w:numPr>
           <w:ilvl w:val="0"/>
           <w:numId w:val="0"/>
         </w:numPr>
-        <w:adjustRightInd w:val="0"/>
-        <w:snapToGrid w:val="0"/>
+        <w:ind w:leftChars="0"/>
         <w:rPr>
           <w:rFonts w:hint="eastAsia" w:ascii="Times New Roman" w:hAnsi="Times New Roman" w:eastAsia="微软雅黑" w:cs="Times New Roman"/>
+          <w:color w:val="262626"/>
+          <w:sz w:val="21"/>
+          <w:szCs w:val="21"/>
+          <w:lang w:eastAsia="zh-CN"/>
+        </w:rPr>
+      </w:pPr>
+      <w:r>
+        <w:rPr>
+          <w:rFonts w:hint="eastAsia" w:ascii="Times New Roman" w:hAnsi="Times New Roman" w:eastAsia="微软雅黑" w:cs="Times New Roman"/>
+          <w:sz w:val="21"/>
+          <w:szCs w:val="21"/>
+          <w:lang w:eastAsia="zh-CN"/>
+        </w:rPr>
+        <w:t xml:space="preserve">{% if testedby == </w:t>
+      </w:r>
+      <w:r>
+        <w:rPr>
+          <w:rFonts w:ascii="Times New Roman" w:hAnsi="Times New Roman" w:eastAsia="微软雅黑" w:cs="Times New Roman"/>
+          <w:sz w:val="21"/>
+          <w:szCs w:val="21"/>
+          <w:lang w:eastAsia="zh-CN"/>
+        </w:rPr>
+        <w:t>“</w:t>
+      </w:r>
+      <w:r>
+        <w:rPr>
+          <w:rFonts w:hint="eastAsia" w:ascii="Times New Roman" w:hAnsi="Times New Roman" w:eastAsia="微软雅黑" w:cs="Times New Roman"/>
+          <w:sz w:val="21"/>
+          <w:szCs w:val="21"/>
+          <w:lang w:eastAsia="zh-CN"/>
+        </w:rPr>
+        <w:t>1</w:t>
+      </w:r>
+      <w:r>
+        <w:rPr>
+          <w:rFonts w:ascii="Times New Roman" w:hAnsi="Times New Roman" w:eastAsia="微软雅黑" w:cs="Times New Roman"/>
+          <w:sz w:val="21"/>
+          <w:szCs w:val="21"/>
+          <w:lang w:eastAsia="zh-CN"/>
+        </w:rPr>
+        <w:t>”</w:t>
+      </w:r>
+      <w:r>
+        <w:rPr>
+          <w:rFonts w:hint="eastAsia" w:ascii="Times New Roman" w:hAnsi="Times New Roman" w:eastAsia="微软雅黑" w:cs="Times New Roman"/>
+          <w:sz w:val="21"/>
+          <w:szCs w:val="21"/>
+          <w:lang w:eastAsia="zh-CN"/>
+        </w:rPr>
+        <w:t xml:space="preserve"> %}</w:t>
+      </w:r>
+    </w:p>
+    <w:p>
+      <w:pPr>
+        <w:numPr>
+          <w:ilvl w:val="0"/>
+          <w:numId w:val="0"/>
+        </w:numPr>
+        <w:ind w:leftChars="0"/>
+        <w:rPr>
+          <w:rFonts w:hint="eastAsia" w:ascii="Times New Roman" w:hAnsi="Times New Roman" w:eastAsia="微软雅黑" w:cs="Times New Roman"/>
+          <w:color w:val="262626"/>
           <w:sz w:val="18"/>
           <w:szCs w:val="18"/>
           <w:lang w:eastAsia="zh-CN"/>
         </w:rPr>
       </w:pPr>
-      <w:r>
-        <w:rPr>
-          <w:sz w:val="28"/>
-        </w:rPr>
-        <mc:AlternateContent>
-          <mc:Choice Requires="wpg">
-            <w:drawing>
-              <wp:anchor distT="0" distB="0" distL="114300" distR="114300" simplePos="0" relativeHeight="251660288" behindDoc="0" locked="0" layoutInCell="1" allowOverlap="1">
-                <wp:simplePos x="0" y="0"/>
-                <wp:positionH relativeFrom="column">
-                  <wp:posOffset>572135</wp:posOffset>
-                </wp:positionH>
-                <wp:positionV relativeFrom="paragraph">
-                  <wp:posOffset>60960</wp:posOffset>
-                </wp:positionV>
-                <wp:extent cx="3693795" cy="444500"/>
-                <wp:effectExtent l="0" t="0" r="9525" b="12700"/>
-                <wp:wrapNone/>
-                <wp:docPr id="7" name="组合 7"/>
-                <wp:cNvGraphicFramePr/>
-                <a:graphic xmlns:a="http://schemas.openxmlformats.org/drawingml/2006/main">
-                  <a:graphicData uri="http://schemas.microsoft.com/office/word/2010/wordprocessingGroup">
-                    <wpg:wgp>
-                      <wpg:cNvGrpSpPr/>
-                      <wpg:grpSpPr>
-                        <a:xfrm>
-                          <a:off x="0" y="0"/>
-                          <a:ext cx="3693795" cy="444500"/>
-                          <a:chOff x="6071" y="184254"/>
-                          <a:chExt cx="5817" cy="700"/>
-                        </a:xfrm>
-                      </wpg:grpSpPr>
-                      <pic:pic xmlns:pic="http://schemas.openxmlformats.org/drawingml/2006/picture">
-                        <pic:nvPicPr>
-                          <pic:cNvPr id="9" name="_x0000_s2450" descr="林俊雯 签名1"/>
-                          <pic:cNvPicPr>
-                            <a:picLocks noChangeAspect="1"/>
-                          </pic:cNvPicPr>
-                        </pic:nvPicPr>
-                        <pic:blipFill>
-                          <a:blip r:embed="rId10">
-                            <a:clrChange>
-                              <a:clrFrom>
-                                <a:srgbClr val="FFFFFF"/>
-                              </a:clrFrom>
-                              <a:clrTo>
-                                <a:srgbClr val="FFFFFF">
-                                  <a:alpha val="0"/>
-                                </a:srgbClr>
-                              </a:clrTo>
-                            </a:clrChange>
-                          </a:blip>
-                          <a:stretch>
-                            <a:fillRect/>
-                          </a:stretch>
-                        </pic:blipFill>
-                        <pic:spPr>
-                          <a:xfrm>
-                            <a:off x="6071" y="184254"/>
-                            <a:ext cx="1432" cy="636"/>
-                          </a:xfrm>
-                          <a:prstGeom prst="rect">
-                            <a:avLst/>
-                          </a:prstGeom>
-                        </pic:spPr>
-                      </pic:pic>
-                      <pic:pic xmlns:pic="http://schemas.openxmlformats.org/drawingml/2006/picture">
-                        <pic:nvPicPr>
-                          <pic:cNvPr id="10" name="_x0000_s2449" descr="杜景光  签名1"/>
-                          <pic:cNvPicPr>
-                            <a:picLocks noChangeAspect="1"/>
-                          </pic:cNvPicPr>
-                        </pic:nvPicPr>
-                        <pic:blipFill>
-                          <a:blip r:embed="rId11">
-                            <a:clrChange>
-                              <a:clrFrom>
-                                <a:srgbClr val="FDFDFD"/>
-                              </a:clrFrom>
-                              <a:clrTo>
-                                <a:srgbClr val="FDFDFD">
-                                  <a:alpha val="0"/>
-                                </a:srgbClr>
-                              </a:clrTo>
-                            </a:clrChange>
-                          </a:blip>
-                          <a:stretch>
-                            <a:fillRect/>
-                          </a:stretch>
-                        </pic:blipFill>
-                        <pic:spPr>
-                          <a:xfrm>
-                            <a:off x="10374" y="184294"/>
-                            <a:ext cx="1515" cy="661"/>
-                          </a:xfrm>
-                          <a:prstGeom prst="rect">
-                            <a:avLst/>
-                          </a:prstGeom>
-                        </pic:spPr>
-                      </pic:pic>
-                    </wpg:wgp>
-                  </a:graphicData>
-                </a:graphic>
-              </wp:anchor>
-            </w:drawing>
-          </mc:Choice>
-          <mc:Fallback>
-            <w:pict>
-              <v:group id="_x0000_s1026" o:spid="_x0000_s1026" o:spt="203" style="position:absolute;left:0pt;margin-left:45.05pt;margin-top:4.8pt;height:35pt;width:290.85pt;z-index:251660288;mso-width-relative:page;mso-height-relative:page;" coordorigin="6071,184254" coordsize="5817,700" o:gfxdata="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">
-                <o:lock v:ext="edit" aspectratio="f"/>
-                <v:shape id="_x0000_s2450" o:spid="_x0000_s1026" o:spt="75" alt="林俊雯 签名1" type="#_x0000_t75" style="position:absolute;left:6071;top:184254;height:636;width:1432;" filled="f" o:preferrelative="t" stroked="f" coordsize="21600,21600" o:gfxdata="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">
-                  <v:fill on="f" focussize="0,0"/>
-                  <v:stroke on="f"/>
-                  <v:imagedata r:id="rId10" chromakey="#FFFFFF" o:title=""/>
-                  <o:lock v:ext="edit" aspectratio="t"/>
-                </v:shape>
-                <v:shape id="_x0000_s2449" o:spid="_x0000_s1026" o:spt="75" alt="杜景光  签名1" type="#_x0000_t75" style="position:absolute;left:10374;top:184294;height:661;width:1515;" filled="f" o:preferrelative="t" stroked="f" coordsize="21600,21600" o:gfxdata="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">
-                  <v:fill on="f" focussize="0,0"/>
-                  <v:stroke on="f"/>
-                  <v:imagedata r:id="rId11" chromakey="#FDFDFD" o:title=""/>
-                  <o:lock v:ext="edit" aspectratio="t"/>
-                </v:shape>
-              </v:group>
-            </w:pict>
-          </mc:Fallback>
-        </mc:AlternateContent>
-      </w:r>
     </w:p>
     <w:tbl>
       <w:tblPr>
-        <w:tblStyle w:val="15"/>
+        <w:tblStyle w:val="16"/>
         <w:tblW w:w="9781" w:type="dxa"/>
         <w:jc w:val="center"/>
         <w:tblBorders>
@@ -10936,6 +10937,140 @@
               </w:rPr>
               <w:t>检测者：</w:t>
             </w:r>
+            <w:r>
+              <w:rPr>
+                <w:sz w:val="22"/>
+              </w:rPr>
+              <mc:AlternateContent>
+                <mc:Choice Requires="wpg">
+                  <w:drawing>
+                    <wp:anchor distT="0" distB="0" distL="114300" distR="114300" simplePos="0" relativeHeight="251666432" behindDoc="0" locked="0" layoutInCell="1" allowOverlap="1">
+                      <wp:simplePos x="0" y="0"/>
+                      <wp:positionH relativeFrom="column">
+                        <wp:posOffset>661035</wp:posOffset>
+                      </wp:positionH>
+                      <wp:positionV relativeFrom="paragraph">
+                        <wp:posOffset>-88265</wp:posOffset>
+                      </wp:positionV>
+                      <wp:extent cx="3409950" cy="360045"/>
+                      <wp:effectExtent l="0" t="0" r="0" b="5715"/>
+                      <wp:wrapNone/>
+                      <wp:docPr id="12" name="组合 12"/>
+                      <wp:cNvGraphicFramePr/>
+                      <a:graphic xmlns:a="http://schemas.openxmlformats.org/drawingml/2006/main">
+                        <a:graphicData uri="http://schemas.microsoft.com/office/word/2010/wordprocessingGroup">
+                          <wpg:wgp>
+                            <wpg:cNvGrpSpPr/>
+                            <wpg:grpSpPr>
+                              <a:xfrm>
+                                <a:off x="0" y="0"/>
+                                <a:ext cx="3409950" cy="360045"/>
+                                <a:chOff x="9632" y="12252"/>
+                                <a:chExt cx="5370" cy="567"/>
+                              </a:xfrm>
+                            </wpg:grpSpPr>
+                            <pic:pic xmlns:pic="http://schemas.openxmlformats.org/drawingml/2006/picture">
+                              <pic:nvPicPr>
+                                <pic:cNvPr id="16" name="图片 6" descr="蔡冬雪"/>
+                                <pic:cNvPicPr>
+                                  <a:picLocks noChangeAspect="1"/>
+                                </pic:cNvPicPr>
+                              </pic:nvPicPr>
+                              <pic:blipFill>
+                                <a:blip r:embed="rId10">
+                                  <a:clrChange>
+                                    <a:clrFrom>
+                                      <a:srgbClr val="FFFFFF">
+                                        <a:alpha val="100000"/>
+                                      </a:srgbClr>
+                                    </a:clrFrom>
+                                    <a:clrTo>
+                                      <a:srgbClr val="FFFFFF">
+                                        <a:alpha val="100000"/>
+                                        <a:alpha val="0"/>
+                                      </a:srgbClr>
+                                    </a:clrTo>
+                                  </a:clrChange>
+                                </a:blip>
+                                <a:srcRect l="18656" t="33322" r="18897" b="26699"/>
+                                <a:stretch>
+                                  <a:fillRect/>
+                                </a:stretch>
+                              </pic:blipFill>
+                              <pic:spPr>
+                                <a:xfrm>
+                                  <a:off x="9632" y="12347"/>
+                                  <a:ext cx="1010" cy="454"/>
+                                </a:xfrm>
+                                <a:prstGeom prst="rect">
+                                  <a:avLst/>
+                                </a:prstGeom>
+                              </pic:spPr>
+                            </pic:pic>
+                            <pic:pic xmlns:pic="http://schemas.openxmlformats.org/drawingml/2006/picture">
+                              <pic:nvPicPr>
+                                <pic:cNvPr id="13" name="图片 4" descr="王建丽"/>
+                                <pic:cNvPicPr>
+                                  <a:picLocks noChangeAspect="1"/>
+                                </pic:cNvPicPr>
+                              </pic:nvPicPr>
+                              <pic:blipFill>
+                                <a:blip r:embed="rId11">
+                                  <a:clrChange>
+                                    <a:clrFrom>
+                                      <a:srgbClr val="FFFFFF">
+                                        <a:alpha val="100000"/>
+                                      </a:srgbClr>
+                                    </a:clrFrom>
+                                    <a:clrTo>
+                                      <a:srgbClr val="FFFFFF">
+                                        <a:alpha val="100000"/>
+                                        <a:alpha val="0"/>
+                                      </a:srgbClr>
+                                    </a:clrTo>
+                                  </a:clrChange>
+                                </a:blip>
+                                <a:stretch>
+                                  <a:fillRect/>
+                                </a:stretch>
+                              </pic:blipFill>
+                              <pic:spPr>
+                                <a:xfrm>
+                                  <a:off x="14002" y="12252"/>
+                                  <a:ext cx="1000" cy="567"/>
+                                </a:xfrm>
+                                <a:prstGeom prst="rect">
+                                  <a:avLst/>
+                                </a:prstGeom>
+                              </pic:spPr>
+                            </pic:pic>
+                          </wpg:wgp>
+                        </a:graphicData>
+                      </a:graphic>
+                    </wp:anchor>
+                  </w:drawing>
+                </mc:Choice>
+                <mc:Fallback>
+                  <w:pict>
+                    <v:group id="_x0000_s1026" o:spid="_x0000_s1026" o:spt="203" style="position:absolute;left:0pt;margin-left:52.05pt;margin-top:-6.95pt;height:28.35pt;width:268.5pt;z-index:251666432;mso-width-relative:page;mso-height-relative:page;" coordorigin="9632,12252" coordsize="5370,567" o:gfxdata="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">
+                      <o:lock v:ext="edit" aspectratio="f"/>
+                      <v:shape id="图片 6" o:spid="_x0000_s1026" o:spt="75" alt="蔡冬雪" type="#_x0000_t75" style="position:absolute;left:9632;top:12347;height:454;width:1010;" filled="f" o:preferrelative="t" stroked="f" coordsize="21600,21600" o:gfxdata="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">
+                        <v:fill on="f" focussize="0,0"/>
+                        <v:stroke on="f"/>
+                        <v:imagedata r:id="rId10" cropleft="12226f" croptop="21838f" cropright="12384f" cropbottom="17497f" chromakey="#FFFFFF" o:title=""/>
+                        <o:lock v:ext="edit" aspectratio="t"/>
+                      </v:shape>
+                      <v:shape id="图片 4" o:spid="_x0000_s1026" o:spt="75" alt="王建丽" type="#_x0000_t75" style="position:absolute;left:14002;top:12252;height:567;width:1000;" filled="f" o:preferrelative="t" stroked="f" coordsize="21600,21600" o:gfxdata="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">
+                        <v:fill on="f" focussize="0,0"/>
+                        <v:stroke on="f"/>
+                        <v:imagedata r:id="rId11" chromakey="#FFFFFF" o:title=""/>
+                        <o:lock v:ext="edit" aspectratio="t"/>
+                      </v:shape>
+                    </v:group>
+                  </w:pict>
+                </mc:Fallback>
+              </mc:AlternateContent>
+            </w:r>
           </w:p>
         </w:tc>
         <w:tc>
@@ -11034,6 +11169,409 @@
         </w:tc>
       </w:tr>
     </w:tbl>
+    <w:p>
+      <w:pPr>
+        <w:widowControl/>
+        <w:rPr>
+          <w:rFonts w:ascii="Times New Roman" w:hAnsi="Times New Roman" w:eastAsia="微软雅黑" w:cs="Times New Roman"/>
+          <w:b/>
+          <w:bCs/>
+          <w:color w:val="0070C0"/>
+          <w:sz w:val="21"/>
+          <w:szCs w:val="21"/>
+          <w:lang w:eastAsia="zh-CN"/>
+        </w:rPr>
+      </w:pPr>
+      <w:r>
+        <w:rPr>
+          <w:rFonts w:hint="eastAsia" w:ascii="Times New Roman" w:hAnsi="Times New Roman" w:eastAsia="微软雅黑" w:cs="Times New Roman"/>
+          <w:sz w:val="21"/>
+          <w:szCs w:val="21"/>
+          <w:lang w:eastAsia="zh-CN"/>
+        </w:rPr>
+        <w:t xml:space="preserve">{% endif %}{% if testedby == </w:t>
+      </w:r>
+      <w:r>
+        <w:rPr>
+          <w:rFonts w:ascii="Times New Roman" w:hAnsi="Times New Roman" w:eastAsia="微软雅黑" w:cs="Times New Roman"/>
+          <w:sz w:val="21"/>
+          <w:szCs w:val="21"/>
+          <w:lang w:eastAsia="zh-CN"/>
+        </w:rPr>
+        <w:t>“</w:t>
+      </w:r>
+      <w:r>
+        <w:rPr>
+          <w:rFonts w:hint="eastAsia" w:ascii="Times New Roman" w:hAnsi="Times New Roman" w:eastAsia="微软雅黑" w:cs="Times New Roman"/>
+          <w:sz w:val="21"/>
+          <w:szCs w:val="21"/>
+          <w:lang w:eastAsia="zh-CN"/>
+        </w:rPr>
+        <w:t>2</w:t>
+      </w:r>
+      <w:r>
+        <w:rPr>
+          <w:rFonts w:ascii="Times New Roman" w:hAnsi="Times New Roman" w:eastAsia="微软雅黑" w:cs="Times New Roman"/>
+          <w:sz w:val="21"/>
+          <w:szCs w:val="21"/>
+          <w:lang w:eastAsia="zh-CN"/>
+        </w:rPr>
+        <w:t>”</w:t>
+      </w:r>
+      <w:r>
+        <w:rPr>
+          <w:rFonts w:hint="eastAsia" w:ascii="Times New Roman" w:hAnsi="Times New Roman" w:eastAsia="微软雅黑" w:cs="Times New Roman"/>
+          <w:sz w:val="21"/>
+          <w:szCs w:val="21"/>
+          <w:lang w:eastAsia="zh-CN"/>
+        </w:rPr>
+        <w:t xml:space="preserve"> %}</w:t>
+      </w:r>
+    </w:p>
+    <w:p>
+      <w:pPr>
+        <w:widowControl/>
+        <w:rPr>
+          <w:rFonts w:ascii="Times New Roman" w:hAnsi="Times New Roman" w:eastAsia="微软雅黑" w:cs="Times New Roman"/>
+          <w:b/>
+          <w:bCs/>
+          <w:color w:val="0070C0"/>
+          <w:sz w:val="28"/>
+          <w:szCs w:val="28"/>
+          <w:lang w:eastAsia="zh-CN"/>
+        </w:rPr>
+      </w:pPr>
+    </w:p>
+    <w:tbl>
+      <w:tblPr>
+        <w:tblStyle w:val="16"/>
+        <w:tblW w:w="9781" w:type="dxa"/>
+        <w:jc w:val="center"/>
+        <w:tblBorders>
+          <w:top w:val="single" w:color="31849B" w:sz="4" w:space="0"/>
+          <w:left w:val="none" w:color="auto" w:sz="0" w:space="0"/>
+          <w:bottom w:val="single" w:color="31849B" w:sz="4" w:space="0"/>
+          <w:right w:val="none" w:color="auto" w:sz="0" w:space="0"/>
+          <w:insideH w:val="single" w:color="31849B" w:sz="4" w:space="0"/>
+          <w:insideV w:val="single" w:color="31849B" w:sz="4" w:space="0"/>
+        </w:tblBorders>
+        <w:tblLayout w:type="fixed"/>
+        <w:tblCellMar>
+          <w:top w:w="113" w:type="dxa"/>
+          <w:left w:w="108" w:type="dxa"/>
+          <w:bottom w:w="113" w:type="dxa"/>
+          <w:right w:w="108" w:type="dxa"/>
+        </w:tblCellMar>
+      </w:tblPr>
+      <w:tblGrid>
+        <w:gridCol w:w="4536"/>
+        <w:gridCol w:w="5245"/>
+      </w:tblGrid>
+      <w:tr>
+        <w:tblPrEx>
+          <w:tblBorders>
+            <w:top w:val="single" w:color="31849B" w:sz="4" w:space="0"/>
+            <w:left w:val="none" w:color="auto" w:sz="0" w:space="0"/>
+            <w:bottom w:val="single" w:color="31849B" w:sz="4" w:space="0"/>
+            <w:right w:val="none" w:color="auto" w:sz="0" w:space="0"/>
+            <w:insideH w:val="single" w:color="31849B" w:sz="4" w:space="0"/>
+            <w:insideV w:val="single" w:color="31849B" w:sz="4" w:space="0"/>
+          </w:tblBorders>
+          <w:tblCellMar>
+            <w:top w:w="113" w:type="dxa"/>
+            <w:left w:w="108" w:type="dxa"/>
+            <w:bottom w:w="113" w:type="dxa"/>
+            <w:right w:w="108" w:type="dxa"/>
+          </w:tblCellMar>
+        </w:tblPrEx>
+        <w:trPr>
+          <w:trHeight w:val="227" w:hRule="atLeast"/>
+          <w:jc w:val="center"/>
+        </w:trPr>
+        <w:tc>
+          <w:tcPr>
+            <w:tcW w:w="4536" w:type="dxa"/>
+            <w:shd w:val="clear" w:color="auto" w:fill="auto"/>
+            <w:tcMar>
+              <w:top w:w="28" w:type="dxa"/>
+              <w:left w:w="108" w:type="dxa"/>
+              <w:bottom w:w="28" w:type="dxa"/>
+              <w:right w:w="108" w:type="dxa"/>
+            </w:tcMar>
+            <w:vAlign w:val="top"/>
+          </w:tcPr>
+          <w:p>
+            <w:pPr>
+              <w:rPr>
+                <w:color w:val="262626"/>
+              </w:rPr>
+            </w:pPr>
+            <w:r>
+              <w:rPr>
+                <w:rFonts w:hint="eastAsia"/>
+                <w:color w:val="262626"/>
+              </w:rPr>
+              <w:t>检测者：</w:t>
+            </w:r>
+            <w:r>
+              <w:rPr>
+                <w:sz w:val="24"/>
+              </w:rPr>
+              <mc:AlternateContent>
+                <mc:Choice Requires="wpg">
+                  <w:drawing>
+                    <wp:anchor distT="0" distB="0" distL="114300" distR="114300" simplePos="0" relativeHeight="251667456" behindDoc="0" locked="0" layoutInCell="1" allowOverlap="1">
+                      <wp:simplePos x="0" y="0"/>
+                      <wp:positionH relativeFrom="column">
+                        <wp:posOffset>619760</wp:posOffset>
+                      </wp:positionH>
+                      <wp:positionV relativeFrom="paragraph">
+                        <wp:posOffset>-96520</wp:posOffset>
+                      </wp:positionV>
+                      <wp:extent cx="3439795" cy="431800"/>
+                      <wp:effectExtent l="0" t="0" r="0" b="0"/>
+                      <wp:wrapNone/>
+                      <wp:docPr id="17" name="组合 17"/>
+                      <wp:cNvGraphicFramePr/>
+                      <a:graphic xmlns:a="http://schemas.openxmlformats.org/drawingml/2006/main">
+                        <a:graphicData uri="http://schemas.microsoft.com/office/word/2010/wordprocessingGroup">
+                          <wpg:wgp>
+                            <wpg:cNvGrpSpPr/>
+                            <wpg:grpSpPr>
+                              <a:xfrm>
+                                <a:off x="0" y="0"/>
+                                <a:ext cx="3439795" cy="431800"/>
+                                <a:chOff x="9633" y="114512"/>
+                                <a:chExt cx="5417" cy="680"/>
+                              </a:xfrm>
+                            </wpg:grpSpPr>
+                            <pic:pic xmlns:pic="http://schemas.openxmlformats.org/drawingml/2006/picture">
+                              <pic:nvPicPr>
+                                <pic:cNvPr id="15" name="图片 1"/>
+                                <pic:cNvPicPr>
+                                  <a:picLocks noChangeAspect="1"/>
+                                </pic:cNvPicPr>
+                              </pic:nvPicPr>
+                              <pic:blipFill>
+                                <a:blip r:embed="rId12">
+                                  <a:clrChange>
+                                    <a:clrFrom>
+                                      <a:srgbClr val="FFFFFF">
+                                        <a:alpha val="100000"/>
+                                      </a:srgbClr>
+                                    </a:clrFrom>
+                                    <a:clrTo>
+                                      <a:srgbClr val="FFFFFF">
+                                        <a:alpha val="100000"/>
+                                        <a:alpha val="0"/>
+                                      </a:srgbClr>
+                                    </a:clrTo>
+                                  </a:clrChange>
+                                </a:blip>
+                                <a:srcRect l="10922" t="11667"/>
+                                <a:stretch>
+                                  <a:fillRect/>
+                                </a:stretch>
+                              </pic:blipFill>
+                              <pic:spPr>
+                                <a:xfrm>
+                                  <a:off x="9633" y="114512"/>
+                                  <a:ext cx="1262" cy="680"/>
+                                </a:xfrm>
+                                <a:prstGeom prst="rect">
+                                  <a:avLst/>
+                                </a:prstGeom>
+                                <a:noFill/>
+                                <a:ln>
+                                  <a:noFill/>
+                                </a:ln>
+                              </pic:spPr>
+                            </pic:pic>
+                            <pic:pic xmlns:pic="http://schemas.openxmlformats.org/drawingml/2006/picture">
+                              <pic:nvPicPr>
+                                <pic:cNvPr id="11" name="图片 11" descr="王建丽"/>
+                                <pic:cNvPicPr>
+                                  <a:picLocks noChangeAspect="1"/>
+                                </pic:cNvPicPr>
+                              </pic:nvPicPr>
+                              <pic:blipFill>
+                                <a:blip r:embed="rId11">
+                                  <a:clrChange>
+                                    <a:clrFrom>
+                                      <a:srgbClr val="FFFFFF">
+                                        <a:alpha val="100000"/>
+                                      </a:srgbClr>
+                                    </a:clrFrom>
+                                    <a:clrTo>
+                                      <a:srgbClr val="FFFFFF">
+                                        <a:alpha val="100000"/>
+                                        <a:alpha val="0"/>
+                                      </a:srgbClr>
+                                    </a:clrTo>
+                                  </a:clrChange>
+                                </a:blip>
+                                <a:stretch>
+                                  <a:fillRect/>
+                                </a:stretch>
+                              </pic:blipFill>
+                              <pic:spPr>
+                                <a:xfrm>
+                                  <a:off x="14048" y="114524"/>
+                                  <a:ext cx="1002" cy="567"/>
+                                </a:xfrm>
+                                <a:prstGeom prst="rect">
+                                  <a:avLst/>
+                                </a:prstGeom>
+                              </pic:spPr>
+                            </pic:pic>
+                          </wpg:wgp>
+                        </a:graphicData>
+                      </a:graphic>
+                    </wp:anchor>
+                  </w:drawing>
+                </mc:Choice>
+                <mc:Fallback>
+                  <w:pict>
+                    <v:group id="_x0000_s1026" o:spid="_x0000_s1026" o:spt="203" style="position:absolute;left:0pt;margin-left:48.8pt;margin-top:-7.6pt;height:34pt;width:270.85pt;z-index:251667456;mso-width-relative:page;mso-height-relative:page;" coordorigin="9633,114512" coordsize="5417,680" o:gfxdata="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">
+                      <o:lock v:ext="edit" aspectratio="f"/>
+                      <v:shape id="图片 1" o:spid="_x0000_s1026" o:spt="75" type="#_x0000_t75" style="position:absolute;left:9633;top:114512;height:680;width:1262;" filled="f" o:preferrelative="t" stroked="f" coordsize="21600,21600" o:gfxdata="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">
+                        <v:fill on="f" focussize="0,0"/>
+                        <v:stroke on="f"/>
+                        <v:imagedata r:id="rId12" cropleft="7158f" croptop="7646f" chromakey="#FFFFFF" o:title=""/>
+                        <o:lock v:ext="edit" aspectratio="t"/>
+                      </v:shape>
+                      <v:shape id="_x0000_s1026" o:spid="_x0000_s1026" o:spt="75" alt="王建丽" type="#_x0000_t75" style="position:absolute;left:14048;top:114524;height:567;width:1002;" filled="f" o:preferrelative="t" stroked="f" coordsize="21600,21600" o:gfxdata="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">
+                        <v:fill on="f" focussize="0,0"/>
+                        <v:stroke on="f"/>
+                        <v:imagedata r:id="rId11" chromakey="#FFFFFF" o:title=""/>
+                        <o:lock v:ext="edit" aspectratio="t"/>
+                      </v:shape>
+                    </v:group>
+                  </w:pict>
+                </mc:Fallback>
+              </mc:AlternateContent>
+            </w:r>
+          </w:p>
+        </w:tc>
+        <w:tc>
+          <w:tcPr>
+            <w:tcW w:w="5245" w:type="dxa"/>
+            <w:shd w:val="clear" w:color="auto" w:fill="auto"/>
+            <w:tcMar>
+              <w:top w:w="28" w:type="dxa"/>
+              <w:left w:w="108" w:type="dxa"/>
+              <w:bottom w:w="28" w:type="dxa"/>
+              <w:right w:w="108" w:type="dxa"/>
+            </w:tcMar>
+            <w:vAlign w:val="top"/>
+          </w:tcPr>
+          <w:p>
+            <w:pPr>
+              <w:rPr>
+                <w:color w:val="262626"/>
+              </w:rPr>
+            </w:pPr>
+            <w:r>
+              <w:rPr>
+                <w:rFonts w:hint="eastAsia"/>
+                <w:color w:val="262626"/>
+              </w:rPr>
+              <w:t>审核者：</w:t>
+            </w:r>
+          </w:p>
+        </w:tc>
+      </w:tr>
+      <w:tr>
+        <w:tblPrEx>
+          <w:tblBorders>
+            <w:top w:val="single" w:color="31849B" w:sz="4" w:space="0"/>
+            <w:left w:val="none" w:color="auto" w:sz="0" w:space="0"/>
+            <w:bottom w:val="single" w:color="31849B" w:sz="4" w:space="0"/>
+            <w:right w:val="none" w:color="auto" w:sz="0" w:space="0"/>
+            <w:insideH w:val="single" w:color="31849B" w:sz="4" w:space="0"/>
+            <w:insideV w:val="single" w:color="31849B" w:sz="4" w:space="0"/>
+          </w:tblBorders>
+          <w:tblCellMar>
+            <w:top w:w="113" w:type="dxa"/>
+            <w:left w:w="108" w:type="dxa"/>
+            <w:bottom w:w="113" w:type="dxa"/>
+            <w:right w:w="108" w:type="dxa"/>
+          </w:tblCellMar>
+        </w:tblPrEx>
+        <w:trPr>
+          <w:trHeight w:val="227" w:hRule="atLeast"/>
+          <w:jc w:val="center"/>
+        </w:trPr>
+        <w:tc>
+          <w:tcPr>
+            <w:tcW w:w="9781" w:type="dxa"/>
+            <w:gridSpan w:val="2"/>
+            <w:shd w:val="clear" w:color="auto" w:fill="auto"/>
+            <w:tcMar>
+              <w:top w:w="28" w:type="dxa"/>
+              <w:left w:w="108" w:type="dxa"/>
+              <w:bottom w:w="28" w:type="dxa"/>
+              <w:right w:w="108" w:type="dxa"/>
+            </w:tcMar>
+            <w:vAlign w:val="top"/>
+          </w:tcPr>
+          <w:p>
+            <w:pPr>
+              <w:rPr>
+                <w:rFonts w:hint="default" w:eastAsia="微软雅黑"/>
+                <w:color w:val="262626"/>
+                <w:lang w:val="en-US" w:eastAsia="zh-CN"/>
+              </w:rPr>
+            </w:pPr>
+            <w:r>
+              <w:rPr>
+                <w:rFonts w:hint="eastAsia"/>
+                <w:color w:val="262626"/>
+                <w:lang w:val="en-US" w:eastAsia="zh-CN"/>
+              </w:rPr>
+              <w:t>报告</w:t>
+            </w:r>
+            <w:r>
+              <w:rPr>
+                <w:rFonts w:hint="eastAsia"/>
+                <w:color w:val="262626"/>
+              </w:rPr>
+              <w:t>时间</w:t>
+            </w:r>
+            <w:r>
+              <w:rPr>
+                <w:rFonts w:hint="eastAsia" w:cs="Malgun Gothic Semilight"/>
+                <w:color w:val="262626"/>
+              </w:rPr>
+              <w:t>：{{ reportdate }}</w:t>
+            </w:r>
+          </w:p>
+        </w:tc>
+      </w:tr>
+    </w:tbl>
+    <w:p>
+      <w:pPr>
+        <w:widowControl/>
+        <w:rPr>
+          <w:rFonts w:ascii="Times New Roman" w:hAnsi="Times New Roman" w:eastAsia="微软雅黑" w:cs="Times New Roman"/>
+          <w:b/>
+          <w:bCs/>
+          <w:color w:val="0070C0"/>
+          <w:sz w:val="28"/>
+          <w:szCs w:val="28"/>
+          <w:lang w:eastAsia="zh-CN"/>
+        </w:rPr>
+      </w:pPr>
+      <w:r>
+        <w:rPr>
+          <w:rFonts w:hint="eastAsia" w:ascii="Times New Roman" w:hAnsi="Times New Roman" w:eastAsia="微软雅黑" w:cs="Times New Roman"/>
+          <w:sz w:val="21"/>
+          <w:szCs w:val="21"/>
+          <w:lang w:eastAsia="zh-CN"/>
+        </w:rPr>
+        <w:t>{% endif %}</w:t>
+      </w:r>
+    </w:p>
     <w:p>
       <w:pPr>
         <w:rPr>
@@ -11117,12 +11655,12 @@
       <w:bookmarkStart w:id="6" w:name="_Toc149837260"/>
       <w:bookmarkStart w:id="7" w:name="_Toc4339"/>
       <w:bookmarkStart w:id="8" w:name="_Toc24888"/>
-      <w:bookmarkStart w:id="9" w:name="_Toc17410"/>
-      <w:bookmarkStart w:id="10" w:name="_Toc626"/>
-      <w:bookmarkStart w:id="11" w:name="_Toc1549"/>
-      <w:bookmarkStart w:id="12" w:name="_Toc6221_WPSOffice_Level2"/>
-      <w:bookmarkStart w:id="13" w:name="_Toc7551_WPSOffice_Level2"/>
-      <w:bookmarkStart w:id="14" w:name="_Toc25737"/>
+      <w:bookmarkStart w:id="9" w:name="_Toc7551_WPSOffice_Level2"/>
+      <w:bookmarkStart w:id="10" w:name="_Toc17410"/>
+      <w:bookmarkStart w:id="11" w:name="_Toc25737"/>
+      <w:bookmarkStart w:id="12" w:name="_Toc626"/>
+      <w:bookmarkStart w:id="13" w:name="_Toc1549"/>
+      <w:bookmarkStart w:id="14" w:name="_Toc6221_WPSOffice_Level2"/>
       <w:r>
         <w:rPr>
           <w:rFonts w:hint="eastAsia"/>
@@ -11135,7 +11673,7 @@
     </w:p>
     <w:tbl>
       <w:tblPr>
-        <w:tblStyle w:val="16"/>
+        <w:tblStyle w:val="17"/>
         <w:tblW w:w="9937" w:type="dxa"/>
         <w:jc w:val="center"/>
         <w:tblBorders>
@@ -11194,7 +11732,7 @@
           </w:tcPr>
           <w:p>
             <w:pPr>
-              <w:pStyle w:val="56"/>
+              <w:pStyle w:val="57"/>
               <w:jc w:val="center"/>
               <w:rPr>
                 <w:rFonts w:ascii="Times New Roman" w:hAnsi="Times New Roman" w:eastAsia="微软雅黑" w:cs="Times New Roman"/>
@@ -11230,7 +11768,7 @@
           </w:tcPr>
           <w:p>
             <w:pPr>
-              <w:pStyle w:val="56"/>
+              <w:pStyle w:val="57"/>
               <w:jc w:val="center"/>
               <w:rPr>
                 <w:rFonts w:ascii="Times New Roman" w:hAnsi="Times New Roman" w:eastAsia="微软雅黑" w:cs="Times New Roman"/>
@@ -11266,7 +11804,7 @@
           </w:tcPr>
           <w:p>
             <w:pPr>
-              <w:pStyle w:val="56"/>
+              <w:pStyle w:val="57"/>
               <w:jc w:val="center"/>
               <w:rPr>
                 <w:rFonts w:ascii="Times New Roman" w:hAnsi="Times New Roman" w:eastAsia="微软雅黑" w:cs="Times New Roman"/>
@@ -11301,7 +11839,7 @@
           </w:tcPr>
           <w:p>
             <w:pPr>
-              <w:pStyle w:val="56"/>
+              <w:pStyle w:val="57"/>
               <w:jc w:val="center"/>
               <w:rPr>
                 <w:rFonts w:ascii="Times New Roman" w:hAnsi="Times New Roman" w:eastAsia="微软雅黑" w:cs="Times New Roman"/>
@@ -11723,7 +12261,7 @@
     </w:p>
     <w:tbl>
       <w:tblPr>
-        <w:tblStyle w:val="15"/>
+        <w:tblStyle w:val="16"/>
         <w:tblW w:w="9938" w:type="dxa"/>
         <w:tblInd w:w="98" w:type="dxa"/>
         <w:tblBorders>
@@ -11839,7 +12377,7 @@
             </w:pPr>
             <w:r>
               <w:rPr>
-                <w:rStyle w:val="59"/>
+                <w:rStyle w:val="60"/>
                 <w:rFonts w:hint="default" w:ascii="Times New Roman" w:hAnsi="Times New Roman" w:cs="Times New Roman"/>
                 <w:color w:val="31849B"/>
                 <w:lang w:eastAsia="zh-CN" w:bidi="ar"/>
@@ -11876,7 +12414,7 @@
             </w:pPr>
             <w:r>
               <w:rPr>
-                <w:rStyle w:val="59"/>
+                <w:rStyle w:val="60"/>
                 <w:rFonts w:hint="default" w:ascii="Times New Roman" w:hAnsi="Times New Roman" w:cs="Times New Roman"/>
                 <w:color w:val="31849B"/>
                 <w:lang w:eastAsia="zh-CN" w:bidi="ar"/>
@@ -11936,7 +12474,7 @@
             </w:pPr>
             <w:r>
               <w:rPr>
-                <w:rStyle w:val="60"/>
+                <w:rStyle w:val="61"/>
                 <w:rFonts w:hint="default" w:ascii="Times New Roman" w:hAnsi="Times New Roman" w:cs="Times New Roman"/>
                 <w:color w:val="262626"/>
                 <w:lang w:eastAsia="zh-CN" w:bidi="ar"/>
@@ -11945,16 +12483,16 @@
             </w:r>
             <w:r>
               <w:rPr>
+                <w:rStyle w:val="62"/>
+                <w:rFonts w:eastAsia="微软雅黑"/>
+                <w:color w:val="262626"/>
+                <w:lang w:eastAsia="zh-CN" w:bidi="ar"/>
+              </w:rPr>
+              <w:t>MSI</w:t>
+            </w:r>
+            <w:r>
+              <w:rPr>
                 <w:rStyle w:val="61"/>
-                <w:rFonts w:eastAsia="微软雅黑"/>
-                <w:color w:val="262626"/>
-                <w:lang w:eastAsia="zh-CN" w:bidi="ar"/>
-              </w:rPr>
-              <w:t>MSI</w:t>
-            </w:r>
-            <w:r>
-              <w:rPr>
-                <w:rStyle w:val="60"/>
                 <w:rFonts w:hint="default" w:ascii="Times New Roman" w:hAnsi="Times New Roman" w:cs="Times New Roman"/>
                 <w:color w:val="262626"/>
                 <w:lang w:eastAsia="zh-CN" w:bidi="ar"/>
@@ -12077,7 +12615,7 @@
             </w:r>
             <w:r>
               <w:rPr>
-                <w:rStyle w:val="62"/>
+                <w:rStyle w:val="63"/>
                 <w:rFonts w:hint="default" w:ascii="Times New Roman" w:hAnsi="Times New Roman" w:cs="Times New Roman"/>
                 <w:color w:val="262626"/>
                 <w:lang w:eastAsia="zh-CN" w:bidi="ar"/>
@@ -12086,16 +12624,16 @@
             </w:r>
             <w:r>
               <w:rPr>
+                <w:rStyle w:val="64"/>
+                <w:rFonts w:eastAsia="微软雅黑"/>
+                <w:color w:val="262626"/>
+                <w:lang w:eastAsia="zh-CN" w:bidi="ar"/>
+              </w:rPr>
+              <w:t>MSI-H</w:t>
+            </w:r>
+            <w:r>
+              <w:rPr>
                 <w:rStyle w:val="63"/>
-                <w:rFonts w:eastAsia="微软雅黑"/>
-                <w:color w:val="262626"/>
-                <w:lang w:eastAsia="zh-CN" w:bidi="ar"/>
-              </w:rPr>
-              <w:t>MSI-H</w:t>
-            </w:r>
-            <w:r>
-              <w:rPr>
-                <w:rStyle w:val="62"/>
                 <w:rFonts w:hint="default" w:ascii="Times New Roman" w:hAnsi="Times New Roman" w:cs="Times New Roman"/>
                 <w:color w:val="262626"/>
                 <w:lang w:eastAsia="zh-CN" w:bidi="ar"/>
@@ -12194,7 +12732,7 @@
               <w:jc w:val="center"/>
               <w:textAlignment w:val="center"/>
               <w:rPr>
-                <w:rStyle w:val="60"/>
+                <w:rStyle w:val="61"/>
                 <w:rFonts w:hint="default" w:ascii="Times New Roman" w:hAnsi="Times New Roman" w:cs="Times New Roman"/>
                 <w:color w:val="262626"/>
                 <w:lang w:eastAsia="zh-CN" w:bidi="ar"/>
@@ -12202,7 +12740,7 @@
             </w:pPr>
             <w:r>
               <w:rPr>
-                <w:rStyle w:val="60"/>
+                <w:rStyle w:val="61"/>
                 <w:rFonts w:hint="default" w:ascii="Times New Roman" w:hAnsi="Times New Roman" w:cs="Times New Roman"/>
                 <w:color w:val="262626"/>
                 <w:lang w:eastAsia="zh-CN" w:bidi="ar"/>
@@ -12211,16 +12749,16 @@
             </w:r>
             <w:r>
               <w:rPr>
+                <w:rStyle w:val="62"/>
+                <w:rFonts w:eastAsia="微软雅黑"/>
+                <w:color w:val="262626"/>
+                <w:lang w:eastAsia="zh-CN" w:bidi="ar"/>
+              </w:rPr>
+              <w:t>MMR</w:t>
+            </w:r>
+            <w:r>
+              <w:rPr>
                 <w:rStyle w:val="61"/>
-                <w:rFonts w:eastAsia="微软雅黑"/>
-                <w:color w:val="262626"/>
-                <w:lang w:eastAsia="zh-CN" w:bidi="ar"/>
-              </w:rPr>
-              <w:t>MMR</w:t>
-            </w:r>
-            <w:r>
-              <w:rPr>
-                <w:rStyle w:val="60"/>
                 <w:rFonts w:hint="default" w:ascii="Times New Roman" w:hAnsi="Times New Roman" w:cs="Times New Roman"/>
                 <w:color w:val="262626"/>
                 <w:lang w:eastAsia="zh-CN" w:bidi="ar"/>
@@ -12246,7 +12784,7 @@
             </w:pPr>
             <w:r>
               <w:rPr>
-                <w:rStyle w:val="60"/>
+                <w:rStyle w:val="61"/>
                 <w:rFonts w:hint="default" w:ascii="Times New Roman" w:hAnsi="Times New Roman" w:cs="Times New Roman"/>
                 <w:color w:val="262626"/>
                 <w:lang w:eastAsia="zh-CN" w:bidi="ar"/>
@@ -12281,7 +12819,7 @@
             </w:pPr>
             <w:r>
               <w:rPr>
-                <w:rStyle w:val="63"/>
+                <w:rStyle w:val="64"/>
                 <w:rFonts w:eastAsia="微软雅黑"/>
                 <w:color w:val="262626"/>
                 <w:lang w:eastAsia="zh-CN" w:bidi="ar"/>
@@ -12290,7 +12828,7 @@
             </w:r>
             <w:r>
               <w:rPr>
-                <w:rStyle w:val="63"/>
+                <w:rStyle w:val="64"/>
                 <w:rFonts w:hint="eastAsia" w:eastAsia="微软雅黑"/>
                 <w:color w:val="262626"/>
                 <w:lang w:eastAsia="zh-CN" w:bidi="ar"/>
@@ -12471,7 +13009,7 @@
             </w:pPr>
             <w:r>
               <w:rPr>
-                <w:rStyle w:val="63"/>
+                <w:rStyle w:val="64"/>
                 <w:rFonts w:eastAsia="微软雅黑"/>
                 <w:color w:val="262626"/>
                 <w:lang w:eastAsia="zh-CN" w:bidi="ar"/>
@@ -12480,7 +13018,7 @@
             </w:r>
             <w:r>
               <w:rPr>
-                <w:rStyle w:val="63"/>
+                <w:rStyle w:val="64"/>
                 <w:rFonts w:hint="eastAsia" w:eastAsia="微软雅黑"/>
                 <w:color w:val="262626"/>
                 <w:lang w:eastAsia="zh-CN" w:bidi="ar"/>
@@ -12527,7 +13065,7 @@
             </w:r>
             <w:r>
               <w:rPr>
-                <w:rStyle w:val="63"/>
+                <w:rStyle w:val="64"/>
                 <w:rFonts w:eastAsia="微软雅黑"/>
                 <w:color w:val="262626"/>
                 <w:lang w:eastAsia="zh-CN" w:bidi="ar"/>
@@ -12669,7 +13207,7 @@
             </w:pPr>
             <w:r>
               <w:rPr>
-                <w:rStyle w:val="63"/>
+                <w:rStyle w:val="64"/>
                 <w:rFonts w:eastAsia="微软雅黑"/>
                 <w:color w:val="262626"/>
                 <w:lang w:eastAsia="zh-CN" w:bidi="ar"/>
@@ -12678,7 +13216,7 @@
             </w:r>
             <w:r>
               <w:rPr>
-                <w:rStyle w:val="63"/>
+                <w:rStyle w:val="64"/>
                 <w:rFonts w:hint="eastAsia" w:eastAsia="微软雅黑"/>
                 <w:color w:val="262626"/>
                 <w:lang w:eastAsia="zh-CN" w:bidi="ar"/>
@@ -12725,7 +13263,7 @@
             </w:r>
             <w:r>
               <w:rPr>
-                <w:rStyle w:val="63"/>
+                <w:rStyle w:val="64"/>
                 <w:rFonts w:eastAsia="微软雅黑"/>
                 <w:color w:val="262626"/>
                 <w:lang w:eastAsia="zh-CN" w:bidi="ar"/>
@@ -12867,7 +13405,7 @@
             </w:pPr>
             <w:r>
               <w:rPr>
-                <w:rStyle w:val="63"/>
+                <w:rStyle w:val="64"/>
                 <w:rFonts w:eastAsia="微软雅黑"/>
                 <w:color w:val="262626"/>
                 <w:lang w:eastAsia="zh-CN" w:bidi="ar"/>
@@ -12876,7 +13414,7 @@
             </w:r>
             <w:r>
               <w:rPr>
-                <w:rStyle w:val="63"/>
+                <w:rStyle w:val="64"/>
                 <w:rFonts w:hint="eastAsia" w:eastAsia="微软雅黑"/>
                 <w:color w:val="262626"/>
                 <w:lang w:eastAsia="zh-CN" w:bidi="ar"/>
@@ -12923,7 +13461,7 @@
             </w:r>
             <w:r>
               <w:rPr>
-                <w:rStyle w:val="63"/>
+                <w:rStyle w:val="64"/>
                 <w:rFonts w:eastAsia="微软雅黑"/>
                 <w:color w:val="262626"/>
                 <w:lang w:eastAsia="zh-CN" w:bidi="ar"/>
@@ -13192,7 +13730,7 @@
     </w:p>
     <w:tbl>
       <w:tblPr>
-        <w:tblStyle w:val="15"/>
+        <w:tblStyle w:val="16"/>
         <w:tblW w:w="9864" w:type="dxa"/>
         <w:jc w:val="center"/>
         <w:tblBorders>
@@ -14312,7 +14850,7 @@
     </w:p>
     <w:tbl>
       <w:tblPr>
-        <w:tblStyle w:val="15"/>
+        <w:tblStyle w:val="16"/>
         <w:tblpPr w:leftFromText="180" w:rightFromText="180" w:vertAnchor="text" w:tblpXSpec="center" w:tblpY="1"/>
         <w:tblOverlap w:val="never"/>
         <w:tblW w:w="9870" w:type="dxa"/>
@@ -16319,7 +16857,7 @@
     </w:p>
     <w:tbl>
       <w:tblPr>
-        <w:tblStyle w:val="15"/>
+        <w:tblStyle w:val="16"/>
         <w:tblpPr w:leftFromText="180" w:rightFromText="180" w:vertAnchor="text" w:tblpXSpec="center" w:tblpY="1"/>
         <w:tblOverlap w:val="never"/>
         <w:tblW w:w="9870" w:type="dxa"/>
@@ -18311,7 +18849,7 @@
     </w:p>
     <w:tbl>
       <w:tblPr>
-        <w:tblStyle w:val="15"/>
+        <w:tblStyle w:val="16"/>
         <w:tblpPr w:leftFromText="180" w:rightFromText="180" w:vertAnchor="text" w:tblpXSpec="center" w:tblpY="1"/>
         <w:tblOverlap w:val="never"/>
         <w:tblW w:w="9870" w:type="dxa"/>
@@ -18747,7 +19285,7 @@
     </w:p>
     <w:tbl>
       <w:tblPr>
-        <w:tblStyle w:val="15"/>
+        <w:tblStyle w:val="16"/>
         <w:tblpPr w:leftFromText="180" w:rightFromText="180" w:vertAnchor="text" w:tblpXSpec="center" w:tblpY="1"/>
         <w:tblOverlap w:val="never"/>
         <w:tblW w:w="9870" w:type="dxa"/>
@@ -20876,7 +21414,7 @@
     </w:p>
     <w:tbl>
       <w:tblPr>
-        <w:tblStyle w:val="15"/>
+        <w:tblStyle w:val="16"/>
         <w:tblW w:w="9779" w:type="dxa"/>
         <w:jc w:val="center"/>
         <w:tblBorders>
@@ -21545,7 +22083,7 @@
     <w:bookmarkEnd w:id="20"/>
     <w:tbl>
       <w:tblPr>
-        <w:tblStyle w:val="15"/>
+        <w:tblStyle w:val="16"/>
         <w:tblW w:w="9779" w:type="dxa"/>
         <w:jc w:val="center"/>
         <w:tblBorders>
@@ -22510,7 +23048,7 @@
     </w:p>
     <w:tbl>
       <w:tblPr>
-        <w:tblStyle w:val="15"/>
+        <w:tblStyle w:val="16"/>
         <w:tblW w:w="4953" w:type="pct"/>
         <w:jc w:val="center"/>
         <w:tblBorders>
@@ -23752,8 +24290,8 @@
     </w:p>
     <w:tbl>
       <w:tblPr>
-        <w:tblStyle w:val="15"/>
-        <w:tblW w:w="4997" w:type="pct"/>
+        <w:tblStyle w:val="16"/>
+        <w:tblW w:w="4989" w:type="pct"/>
         <w:jc w:val="center"/>
         <w:tblBorders>
           <w:top w:val="single" w:color="31849B" w:sz="12" w:space="0"/>
@@ -23772,10 +24310,9 @@
         </w:tblCellMar>
       </w:tblPr>
       <w:tblGrid>
-        <w:gridCol w:w="2038"/>
-        <w:gridCol w:w="2800"/>
-        <w:gridCol w:w="2453"/>
-        <w:gridCol w:w="2455"/>
+        <w:gridCol w:w="2899"/>
+        <w:gridCol w:w="3094"/>
+        <w:gridCol w:w="3738"/>
       </w:tblGrid>
       <w:tr>
         <w:tblPrEx>
@@ -23800,7 +24337,7 @@
         </w:trPr>
         <w:tc>
           <w:tcPr>
-            <w:tcW w:w="1046" w:type="pct"/>
+            <w:tcW w:w="1603" w:type="pct"/>
             <w:tcBorders>
               <w:tl2br w:val="nil"/>
               <w:tr2bl w:val="nil"/>
@@ -23841,7 +24378,7 @@
         </w:tc>
         <w:tc>
           <w:tcPr>
-            <w:tcW w:w="1436" w:type="pct"/>
+            <w:tcW w:w="1703" w:type="pct"/>
             <w:tcBorders>
               <w:tl2br w:val="nil"/>
               <w:tr2bl w:val="nil"/>
@@ -23882,7 +24419,7 @@
         </w:tc>
         <w:tc>
           <w:tcPr>
-            <w:tcW w:w="1258" w:type="pct"/>
+            <w:tcW w:w="1692" w:type="pct"/>
             <w:tcBorders>
               <w:tl2br w:val="nil"/>
               <w:tr2bl w:val="nil"/>
@@ -23898,7 +24435,7 @@
               <w:spacing w:before="0"/>
               <w:jc w:val="center"/>
               <w:rPr>
-                <w:rFonts w:hint="default" w:ascii="微软雅黑" w:hAnsi="微软雅黑" w:eastAsia="微软雅黑" w:cs="微软雅黑"/>
+                <w:rFonts w:hint="default" w:cs="微软雅黑"/>
                 <w:b/>
                 <w:color w:val="31849B"/>
                 <w:kern w:val="2"/>
@@ -23909,55 +24446,25 @@
             </w:pPr>
             <w:r>
               <w:rPr>
+                <w:rFonts w:hint="eastAsia" w:ascii="微软雅黑" w:hAnsi="微软雅黑" w:eastAsia="微软雅黑" w:cs="微软雅黑"/>
+                <w:b/>
+                <w:color w:val="31849B"/>
+                <w:sz w:val="21"/>
+                <w:szCs w:val="21"/>
+                <w:lang w:eastAsia="zh-CN" w:bidi="ar"/>
+              </w:rPr>
+              <w:t>质控</w:t>
+            </w:r>
+            <w:r>
+              <w:rPr>
                 <w:rFonts w:hint="eastAsia" w:cs="微软雅黑"/>
                 <w:b/>
                 <w:color w:val="31849B"/>
-                <w:kern w:val="2"/>
-                <w:sz w:val="21"/>
-                <w:szCs w:val="16"/>
-                <w:lang w:val="en-US" w:eastAsia="zh-CN"/>
-              </w:rPr>
-              <w:t>质控数值</w:t>
-            </w:r>
-          </w:p>
-        </w:tc>
-        <w:tc>
-          <w:tcPr>
-            <w:tcW w:w="1257" w:type="pct"/>
-            <w:tcBorders>
-              <w:tl2br w:val="nil"/>
-              <w:tr2bl w:val="nil"/>
-            </w:tcBorders>
-            <w:shd w:val="clear" w:color="auto" w:fill="DAEEF3"/>
-            <w:vAlign w:val="center"/>
-          </w:tcPr>
-          <w:p>
-            <w:pPr>
-              <w:keepNext w:val="0"/>
-              <w:adjustRightInd w:val="0"/>
-              <w:snapToGrid w:val="0"/>
-              <w:spacing w:before="0"/>
-              <w:jc w:val="center"/>
-              <w:rPr>
-                <w:rFonts w:hint="eastAsia" w:cs="微软雅黑"/>
-                <w:b/>
-                <w:color w:val="31849B"/>
-                <w:kern w:val="2"/>
-                <w:sz w:val="21"/>
-                <w:szCs w:val="16"/>
-                <w:lang w:val="en-US" w:eastAsia="zh-CN"/>
-              </w:rPr>
-            </w:pPr>
-            <w:r>
-              <w:rPr>
-                <w:rFonts w:hint="eastAsia" w:ascii="微软雅黑" w:hAnsi="微软雅黑" w:eastAsia="微软雅黑" w:cs="微软雅黑"/>
-                <w:b/>
-                <w:color w:val="31849B"/>
-                <w:sz w:val="21"/>
-                <w:szCs w:val="21"/>
-                <w:lang w:eastAsia="zh-CN" w:bidi="ar"/>
-              </w:rPr>
-              <w:t>质控标准</w:t>
+                <w:sz w:val="21"/>
+                <w:szCs w:val="21"/>
+                <w:lang w:val="en-US" w:eastAsia="zh-CN" w:bidi="ar"/>
+              </w:rPr>
+              <w:t>结果</w:t>
             </w:r>
           </w:p>
         </w:tc>
@@ -23985,7 +24492,7 @@
         </w:trPr>
         <w:tc>
           <w:tcPr>
-            <w:tcW w:w="1046" w:type="pct"/>
+            <w:tcW w:w="1603" w:type="pct"/>
             <w:tcBorders>
               <w:tl2br w:val="nil"/>
               <w:tr2bl w:val="nil"/>
@@ -24019,7 +24526,7 @@
         </w:tc>
         <w:tc>
           <w:tcPr>
-            <w:tcW w:w="1436" w:type="pct"/>
+            <w:tcW w:w="1703" w:type="pct"/>
             <w:tcBorders>
               <w:tl2br w:val="nil"/>
               <w:tr2bl w:val="nil"/>
@@ -24053,7 +24560,7 @@
         </w:tc>
         <w:tc>
           <w:tcPr>
-            <w:tcW w:w="2453" w:type="dxa"/>
+            <w:tcW w:w="3296" w:type="dxa"/>
             <w:tcBorders>
               <w:tl2br w:val="nil"/>
               <w:tr2bl w:val="nil"/>
@@ -24063,96 +24570,199 @@
           </w:tcPr>
           <w:p>
             <w:pPr>
-              <w:ind w:left="119" w:leftChars="0"/>
+              <w:pStyle w:val="14"/>
+              <w:keepNext w:val="0"/>
+              <w:keepLines w:val="0"/>
+              <w:widowControl/>
+              <w:suppressLineNumbers w:val="0"/>
+              <w:pBdr>
+                <w:top w:val="none" w:color="auto" w:sz="0" w:space="0"/>
+                <w:left w:val="none" w:color="auto" w:sz="0" w:space="0"/>
+                <w:bottom w:val="none" w:color="auto" w:sz="0" w:space="0"/>
+                <w:right w:val="none" w:color="auto" w:sz="0" w:space="0"/>
+              </w:pBdr>
+              <w:wordWrap/>
+              <w:spacing w:before="0" w:beforeAutospacing="0" w:after="0" w:afterAutospacing="0" w:line="15" w:lineRule="atLeast"/>
+              <w:ind w:left="0" w:leftChars="0" w:right="0" w:rightChars="0" w:firstLine="0" w:firstLineChars="0"/>
               <w:jc w:val="center"/>
               <w:rPr>
-                <w:rFonts w:ascii="Times New Roman" w:hAnsi="Times New Roman" w:eastAsia="微软雅黑" w:cs="Times New Roman"/>
-                <w:color w:val="262626"/>
-                <w:sz w:val="21"/>
-                <w:szCs w:val="21"/>
-              </w:rPr>
-            </w:pPr>
+                <w:rFonts w:hint="eastAsia" w:ascii="微软雅黑" w:hAnsi="微软雅黑" w:eastAsia="微软雅黑"/>
+                <w:color w:val="262626"/>
+                <w:sz w:val="21"/>
+                <w:szCs w:val="21"/>
+                <w:lang w:eastAsia="zh-CN"/>
+              </w:rPr>
+            </w:pPr>
+            <w:r>
+              <w:rPr>
+                <w:rFonts w:hint="default" w:ascii="Times New Roman" w:hAnsi="Times New Roman" w:eastAsia="微软雅黑" w:cs="Times New Roman"/>
+                <w:color w:val="262626"/>
+                <w:kern w:val="2"/>
+                <w:sz w:val="21"/>
+                <w:szCs w:val="21"/>
+                <w:lang w:val="en-US" w:eastAsia="zh-CN" w:bidi="ar-SA"/>
+              </w:rPr>
+              <w:t>{%</w:t>
+            </w:r>
             <w:r>
               <w:rPr>
                 <w:rFonts w:hint="eastAsia" w:ascii="Times New Roman" w:hAnsi="Times New Roman" w:eastAsia="微软雅黑" w:cs="Times New Roman"/>
                 <w:color w:val="262626"/>
-                <w:sz w:val="21"/>
-                <w:lang w:eastAsia="zh-CN"/>
-              </w:rPr>
-              <w:t xml:space="preserve">{{ </w:t>
-            </w:r>
-            <w:r>
-              <w:rPr>
-                <w:rFonts w:ascii="Times New Roman" w:hAnsi="Times New Roman" w:eastAsia="微软雅黑" w:cs="Times New Roman"/>
-                <w:color w:val="262626"/>
-                <w:sz w:val="21"/>
-                <w:lang w:eastAsia="zh-CN"/>
-              </w:rPr>
-              <w:t>tumorcellcontent</w:t>
+                <w:kern w:val="2"/>
+                <w:sz w:val="21"/>
+                <w:szCs w:val="21"/>
+                <w:lang w:val="en-US" w:eastAsia="zh-CN" w:bidi="ar-SA"/>
+              </w:rPr>
+              <w:t xml:space="preserve"> </w:t>
+            </w:r>
+            <w:r>
+              <w:rPr>
+                <w:rFonts w:hint="default" w:ascii="Times New Roman" w:hAnsi="Times New Roman" w:eastAsia="微软雅黑" w:cs="Times New Roman"/>
+                <w:color w:val="262626"/>
+                <w:kern w:val="2"/>
+                <w:sz w:val="21"/>
+                <w:szCs w:val="21"/>
+                <w:lang w:val="en-US" w:eastAsia="zh-CN" w:bidi="ar-SA"/>
+              </w:rPr>
+              <w:t>if</w:t>
             </w:r>
             <w:r>
               <w:rPr>
                 <w:rFonts w:hint="eastAsia" w:ascii="Times New Roman" w:hAnsi="Times New Roman" w:eastAsia="微软雅黑" w:cs="Times New Roman"/>
                 <w:color w:val="262626"/>
-                <w:sz w:val="21"/>
-                <w:lang w:eastAsia="zh-CN"/>
-              </w:rPr>
-              <w:t xml:space="preserve"> }}</w:t>
-            </w:r>
-          </w:p>
-        </w:tc>
-        <w:tc>
-          <w:tcPr>
-            <w:tcW w:w="2455" w:type="dxa"/>
-            <w:tcBorders>
-              <w:tl2br w:val="nil"/>
-              <w:tr2bl w:val="nil"/>
-            </w:tcBorders>
-            <w:shd w:val="clear" w:color="auto" w:fill="auto"/>
-            <w:vAlign w:val="center"/>
-          </w:tcPr>
-          <w:p>
-            <w:pPr>
-              <w:autoSpaceDE w:val="0"/>
-              <w:ind w:left="100" w:leftChars="50"/>
-              <w:jc w:val="center"/>
-              <w:rPr>
-                <w:rFonts w:hint="eastAsia" w:ascii="微软雅黑" w:hAnsi="微软雅黑" w:eastAsia="微软雅黑"/>
-                <w:color w:val="262626"/>
-                <w:sz w:val="21"/>
-                <w:szCs w:val="21"/>
-                <w:lang w:eastAsia="zh-CN"/>
-              </w:rPr>
-            </w:pPr>
-            <w:r>
-              <w:rPr>
-                <w:rFonts w:hint="eastAsia" w:ascii="微软雅黑" w:hAnsi="微软雅黑" w:eastAsia="微软雅黑" w:cs="微软雅黑"/>
-                <w:color w:val="262626"/>
-                <w:sz w:val="21"/>
-                <w:szCs w:val="21"/>
-                <w:lang w:eastAsia="zh-CN" w:bidi="ar"/>
-              </w:rPr>
-              <w:t>≥</w:t>
+                <w:kern w:val="2"/>
+                <w:sz w:val="21"/>
+                <w:szCs w:val="21"/>
+                <w:lang w:val="en-US" w:eastAsia="zh-CN" w:bidi="ar-SA"/>
+              </w:rPr>
+              <w:t xml:space="preserve"> type == </w:t>
+            </w:r>
+            <w:r>
+              <w:rPr>
+                <w:rFonts w:hint="default" w:ascii="Times New Roman" w:hAnsi="Times New Roman" w:eastAsia="微软雅黑" w:cs="Times New Roman"/>
+                <w:color w:val="262626"/>
+                <w:kern w:val="2"/>
+                <w:sz w:val="21"/>
+                <w:szCs w:val="21"/>
+                <w:lang w:val="en-US" w:eastAsia="zh-CN" w:bidi="ar-SA"/>
+              </w:rPr>
+              <w:t>‘</w:t>
             </w:r>
             <w:r>
               <w:rPr>
                 <w:rFonts w:hint="eastAsia" w:ascii="Times New Roman" w:hAnsi="Times New Roman" w:eastAsia="微软雅黑" w:cs="Times New Roman"/>
                 <w:color w:val="262626"/>
-                <w:sz w:val="21"/>
-                <w:szCs w:val="21"/>
-                <w:lang w:eastAsia="zh-CN" w:bidi="ar"/>
-              </w:rPr>
-              <w:t>1</w:t>
-            </w:r>
-            <w:r>
-              <w:rPr>
-                <w:rFonts w:ascii="Times New Roman" w:hAnsi="Times New Roman" w:eastAsia="微软雅黑" w:cs="Times New Roman"/>
-                <w:color w:val="262626"/>
-                <w:sz w:val="21"/>
-                <w:szCs w:val="21"/>
-                <w:lang w:eastAsia="zh-CN" w:bidi="ar"/>
-              </w:rPr>
-              <w:t>0%</w:t>
+                <w:kern w:val="2"/>
+                <w:sz w:val="21"/>
+                <w:szCs w:val="21"/>
+                <w:lang w:val="en-US" w:eastAsia="zh-CN" w:bidi="ar-SA"/>
+              </w:rPr>
+              <w:t>tissue</w:t>
+            </w:r>
+            <w:r>
+              <w:rPr>
+                <w:rFonts w:hint="default" w:ascii="Times New Roman" w:hAnsi="Times New Roman" w:eastAsia="微软雅黑" w:cs="Times New Roman"/>
+                <w:color w:val="262626"/>
+                <w:kern w:val="2"/>
+                <w:sz w:val="21"/>
+                <w:szCs w:val="21"/>
+                <w:lang w:val="en-US" w:eastAsia="zh-CN" w:bidi="ar-SA"/>
+              </w:rPr>
+              <w:t>’</w:t>
+            </w:r>
+            <w:r>
+              <w:rPr>
+                <w:rFonts w:hint="eastAsia" w:ascii="Times New Roman" w:hAnsi="Times New Roman" w:eastAsia="微软雅黑" w:cs="Times New Roman"/>
+                <w:color w:val="262626"/>
+                <w:kern w:val="2"/>
+                <w:sz w:val="21"/>
+                <w:szCs w:val="21"/>
+                <w:lang w:val="en-US" w:eastAsia="zh-CN" w:bidi="ar-SA"/>
+              </w:rPr>
+              <w:t xml:space="preserve"> and</w:t>
+            </w:r>
+            <w:r>
+              <w:rPr>
+                <w:rFonts w:hint="default" w:ascii="Times New Roman" w:hAnsi="Times New Roman" w:eastAsia="微软雅黑" w:cs="Times New Roman"/>
+                <w:color w:val="262626"/>
+                <w:kern w:val="2"/>
+                <w:sz w:val="21"/>
+                <w:szCs w:val="21"/>
+                <w:lang w:val="en-US" w:eastAsia="zh-CN" w:bidi="ar-SA"/>
+              </w:rPr>
+              <w:t xml:space="preserve"> tumorcellcontent and (tumorcellcontent|percent_to_float) &gt;= 10 %}合格</w:t>
+            </w:r>
+            <w:r>
+              <w:rPr>
+                <w:rFonts w:hint="eastAsia" w:ascii="Times New Roman" w:hAnsi="Times New Roman" w:cs="Times New Roman"/>
+                <w:color w:val="262626"/>
+                <w:sz w:val="21"/>
+                <w:szCs w:val="21"/>
+                <w:lang w:val="en-US" w:eastAsia="zh-CN"/>
+              </w:rPr>
+              <w:t xml:space="preserve">{% elif type == </w:t>
+            </w:r>
+            <w:r>
+              <w:rPr>
+                <w:rFonts w:hint="default" w:ascii="Times New Roman" w:hAnsi="Times New Roman" w:cs="Times New Roman"/>
+                <w:color w:val="262626"/>
+                <w:sz w:val="21"/>
+                <w:szCs w:val="21"/>
+                <w:lang w:val="en-US" w:eastAsia="zh-CN"/>
+              </w:rPr>
+              <w:t>‘</w:t>
+            </w:r>
+            <w:r>
+              <w:rPr>
+                <w:rFonts w:hint="eastAsia" w:ascii="Times New Roman" w:hAnsi="Times New Roman" w:cs="Times New Roman"/>
+                <w:color w:val="262626"/>
+                <w:sz w:val="21"/>
+                <w:szCs w:val="21"/>
+                <w:lang w:val="en-US" w:eastAsia="zh-CN"/>
+              </w:rPr>
+              <w:t>blood</w:t>
+            </w:r>
+            <w:r>
+              <w:rPr>
+                <w:rFonts w:hint="default" w:ascii="Times New Roman" w:hAnsi="Times New Roman" w:cs="Times New Roman"/>
+                <w:color w:val="262626"/>
+                <w:sz w:val="21"/>
+                <w:szCs w:val="21"/>
+                <w:lang w:val="en-US" w:eastAsia="zh-CN"/>
+              </w:rPr>
+              <w:t>’</w:t>
+            </w:r>
+            <w:r>
+              <w:rPr>
+                <w:rFonts w:hint="eastAsia" w:ascii="Times New Roman" w:hAnsi="Times New Roman" w:cs="Times New Roman"/>
+                <w:color w:val="262626"/>
+                <w:sz w:val="21"/>
+                <w:szCs w:val="21"/>
+                <w:lang w:val="en-US" w:eastAsia="zh-CN"/>
+              </w:rPr>
+              <w:t>%}</w:t>
+            </w:r>
+            <w:r>
+              <w:rPr>
+                <w:rFonts w:hint="eastAsia" w:ascii="Times New Roman" w:hAnsi="Times New Roman" w:eastAsia="微软雅黑" w:cs="Times New Roman"/>
+                <w:color w:val="262626"/>
+                <w:kern w:val="2"/>
+                <w:sz w:val="21"/>
+                <w:szCs w:val="21"/>
+                <w:lang w:val="en-US" w:eastAsia="zh-CN" w:bidi="ar-SA"/>
+              </w:rPr>
+              <w:t>不适用</w:t>
+            </w:r>
+            <w:r>
+              <w:rPr>
+                <w:rFonts w:hint="default" w:ascii="Times New Roman" w:hAnsi="Times New Roman" w:eastAsia="微软雅黑" w:cs="Times New Roman"/>
+                <w:color w:val="262626"/>
+                <w:kern w:val="2"/>
+                <w:sz w:val="21"/>
+                <w:szCs w:val="21"/>
+                <w:lang w:val="en-US" w:eastAsia="zh-CN" w:bidi="ar-SA"/>
+              </w:rPr>
+              <w:t>{% else %}不合格{% endif %}</w:t>
             </w:r>
           </w:p>
         </w:tc>
@@ -24180,7 +24790,7 @@
         </w:trPr>
         <w:tc>
           <w:tcPr>
-            <w:tcW w:w="1046" w:type="pct"/>
+            <w:tcW w:w="1603" w:type="pct"/>
             <w:vMerge w:val="restart"/>
             <w:tcBorders>
               <w:tl2br w:val="nil"/>
@@ -24215,7 +24825,7 @@
         </w:tc>
         <w:tc>
           <w:tcPr>
-            <w:tcW w:w="1436" w:type="pct"/>
+            <w:tcW w:w="1703" w:type="pct"/>
             <w:tcBorders>
               <w:tl2br w:val="nil"/>
               <w:tr2bl w:val="nil"/>
@@ -24279,7 +24889,7 @@
         </w:tc>
         <w:tc>
           <w:tcPr>
-            <w:tcW w:w="2453" w:type="dxa"/>
+            <w:tcW w:w="3296" w:type="dxa"/>
             <w:tcBorders>
               <w:tl2br w:val="nil"/>
               <w:tr2bl w:val="nil"/>
@@ -24289,159 +24899,334 @@
           </w:tcPr>
           <w:p>
             <w:pPr>
-              <w:ind w:left="119" w:leftChars="0"/>
+              <w:keepNext w:val="0"/>
+              <w:keepLines w:val="0"/>
+              <w:widowControl w:val="0"/>
+              <w:suppressLineNumbers w:val="0"/>
+              <w:adjustRightInd w:val="0"/>
+              <w:snapToGrid w:val="0"/>
+              <w:spacing w:before="0" w:beforeAutospacing="0" w:after="0" w:afterAutospacing="0"/>
+              <w:ind w:left="0" w:leftChars="0" w:right="0" w:rightChars="0"/>
               <w:jc w:val="center"/>
               <w:rPr>
-                <w:rFonts w:ascii="Times New Roman" w:hAnsi="Times New Roman" w:eastAsia="微软雅黑" w:cs="Times New Roman"/>
-                <w:color w:val="262626"/>
-                <w:sz w:val="21"/>
-                <w:szCs w:val="21"/>
-              </w:rPr>
-            </w:pPr>
-            <w:r>
-              <w:rPr>
-                <w:rFonts w:hint="eastAsia" w:ascii="Times New Roman" w:hAnsi="Times New Roman" w:eastAsia="微软雅黑" w:cs="Times New Roman"/>
-                <w:color w:val="262626"/>
-                <w:sz w:val="21"/>
-                <w:lang w:eastAsia="zh-CN"/>
-              </w:rPr>
-              <w:t xml:space="preserve">{{ </w:t>
-            </w:r>
-            <w:r>
-              <w:rPr>
-                <w:rFonts w:ascii="Times New Roman" w:hAnsi="Times New Roman" w:eastAsia="微软雅黑" w:cs="Times New Roman"/>
-                <w:color w:val="262626"/>
-                <w:sz w:val="21"/>
-                <w:lang w:eastAsia="zh-CN"/>
+                <w:rFonts w:hint="eastAsia" w:ascii="微软雅黑" w:hAnsi="微软雅黑" w:eastAsia="微软雅黑"/>
+                <w:color w:val="262626"/>
+                <w:sz w:val="21"/>
+                <w:szCs w:val="21"/>
+                <w:lang w:eastAsia="zh-CN"/>
+              </w:rPr>
+            </w:pPr>
+            <w:r>
+              <w:rPr>
+                <w:rFonts w:hint="default" w:ascii="Times New Roman" w:hAnsi="Times New Roman" w:eastAsia="微软雅黑" w:cs="Times New Roman"/>
+                <w:color w:val="262626"/>
+                <w:sz w:val="21"/>
+                <w:szCs w:val="21"/>
+                <w:lang w:val="en-US" w:eastAsia="zh-CN"/>
+              </w:rPr>
+              <w:t>{% if</w:t>
+            </w:r>
+            <w:r>
+              <w:rPr>
+                <w:rFonts w:hint="eastAsia" w:ascii="Times New Roman" w:hAnsi="Times New Roman" w:cs="Times New Roman"/>
+                <w:color w:val="262626"/>
+                <w:sz w:val="21"/>
+                <w:szCs w:val="21"/>
+                <w:lang w:val="en-US" w:eastAsia="zh-CN"/>
+              </w:rPr>
+              <w:t xml:space="preserve"> type== </w:t>
+            </w:r>
+            <w:r>
+              <w:rPr>
+                <w:rFonts w:hint="default" w:ascii="Times New Roman" w:hAnsi="Times New Roman" w:cs="Times New Roman"/>
+                <w:color w:val="262626"/>
+                <w:sz w:val="21"/>
+                <w:szCs w:val="21"/>
+                <w:lang w:val="en-US" w:eastAsia="zh-CN"/>
+              </w:rPr>
+              <w:t>‘</w:t>
+            </w:r>
+            <w:r>
+              <w:rPr>
+                <w:rFonts w:hint="eastAsia" w:ascii="Times New Roman" w:hAnsi="Times New Roman" w:cs="Times New Roman"/>
+                <w:color w:val="262626"/>
+                <w:sz w:val="21"/>
+                <w:szCs w:val="21"/>
+                <w:lang w:val="en-US" w:eastAsia="zh-CN"/>
+              </w:rPr>
+              <w:t>tissue</w:t>
+            </w:r>
+            <w:r>
+              <w:rPr>
+                <w:rFonts w:hint="default" w:ascii="Times New Roman" w:hAnsi="Times New Roman" w:cs="Times New Roman"/>
+                <w:color w:val="262626"/>
+                <w:sz w:val="21"/>
+                <w:szCs w:val="21"/>
+                <w:lang w:val="en-US" w:eastAsia="zh-CN"/>
+              </w:rPr>
+              <w:t>’</w:t>
+            </w:r>
+            <w:r>
+              <w:rPr>
+                <w:rFonts w:hint="eastAsia" w:ascii="Times New Roman" w:hAnsi="Times New Roman" w:cs="Times New Roman"/>
+                <w:color w:val="262626"/>
+                <w:sz w:val="21"/>
+                <w:szCs w:val="21"/>
+                <w:lang w:val="en-US" w:eastAsia="zh-CN"/>
+              </w:rPr>
+              <w:t xml:space="preserve"> and</w:t>
+            </w:r>
+            <w:r>
+              <w:rPr>
+                <w:rFonts w:hint="default" w:ascii="Times New Roman" w:hAnsi="Times New Roman" w:eastAsia="微软雅黑" w:cs="Times New Roman"/>
+                <w:color w:val="262626"/>
+                <w:sz w:val="21"/>
+                <w:szCs w:val="21"/>
+                <w:lang w:val="en-US" w:eastAsia="zh-CN"/>
+              </w:rPr>
+              <w:t xml:space="preserve"> </w:t>
+            </w:r>
+            <w:r>
+              <w:rPr>
+                <w:rFonts w:hint="default" w:ascii="Times New Roman" w:hAnsi="Times New Roman" w:eastAsia="微软雅黑" w:cs="Times New Roman"/>
+                <w:snapToGrid/>
+                <w:color w:val="262626"/>
+                <w:kern w:val="2"/>
+                <w:sz w:val="21"/>
+                <w:szCs w:val="21"/>
+                <w:lang w:val="en-US" w:eastAsia="zh-CN" w:bidi="ar"/>
+              </w:rPr>
+              <w:t xml:space="preserve">DNA_total </w:t>
+            </w:r>
+            <w:r>
+              <w:rPr>
+                <w:rFonts w:hint="default" w:ascii="Times New Roman" w:hAnsi="Times New Roman" w:eastAsia="微软雅黑" w:cs="Times New Roman"/>
+                <w:color w:val="262626"/>
+                <w:sz w:val="21"/>
+                <w:szCs w:val="21"/>
+                <w:lang w:val="en-US" w:eastAsia="zh-CN"/>
+              </w:rPr>
+              <w:t xml:space="preserve">and </w:t>
+            </w:r>
+            <w:r>
+              <w:rPr>
+                <w:rFonts w:hint="default" w:ascii="Times New Roman" w:hAnsi="Times New Roman" w:eastAsia="微软雅黑" w:cs="Times New Roman"/>
+                <w:color w:val="262626"/>
+                <w:kern w:val="2"/>
+                <w:sz w:val="21"/>
+                <w:szCs w:val="21"/>
+                <w:lang w:val="en-US" w:eastAsia="zh-CN" w:bidi="ar-SA"/>
+              </w:rPr>
+              <w:t>(</w:t>
+            </w:r>
+            <w:r>
+              <w:rPr>
+                <w:rFonts w:hint="default" w:ascii="Times New Roman" w:hAnsi="Times New Roman" w:eastAsia="微软雅黑" w:cs="Times New Roman"/>
+                <w:snapToGrid/>
+                <w:color w:val="262626"/>
+                <w:kern w:val="2"/>
+                <w:sz w:val="21"/>
+                <w:szCs w:val="21"/>
+                <w:lang w:val="en-US" w:eastAsia="zh-CN" w:bidi="ar"/>
               </w:rPr>
               <w:t>DNA_total</w:t>
             </w:r>
             <w:r>
               <w:rPr>
-                <w:rFonts w:hint="eastAsia" w:ascii="Times New Roman" w:hAnsi="Times New Roman" w:eastAsia="微软雅黑" w:cs="Times New Roman"/>
-                <w:color w:val="262626"/>
-                <w:sz w:val="21"/>
-                <w:lang w:eastAsia="zh-CN"/>
-              </w:rPr>
-              <w:t xml:space="preserve"> }}</w:t>
-            </w:r>
-          </w:p>
-        </w:tc>
-        <w:tc>
-          <w:tcPr>
-            <w:tcW w:w="2455" w:type="dxa"/>
-            <w:tcBorders>
-              <w:tl2br w:val="nil"/>
-              <w:tr2bl w:val="nil"/>
-            </w:tcBorders>
-            <w:shd w:val="clear" w:color="auto" w:fill="DAEEF3"/>
-            <w:vAlign w:val="center"/>
-          </w:tcPr>
-          <w:p>
-            <w:pPr>
-              <w:jc w:val="center"/>
-              <w:rPr>
-                <w:rFonts w:hint="eastAsia" w:ascii="微软雅黑" w:hAnsi="微软雅黑" w:eastAsia="微软雅黑"/>
-                <w:color w:val="262626"/>
-                <w:sz w:val="21"/>
-                <w:szCs w:val="21"/>
-                <w:lang w:eastAsia="zh-CN"/>
-              </w:rPr>
-            </w:pPr>
-            <w:r>
-              <w:rPr>
-                <w:rFonts w:hint="eastAsia" w:ascii="Times New Roman" w:hAnsi="Times New Roman" w:eastAsia="微软雅黑" w:cs="黑体"/>
-                <w:color w:val="262626"/>
-                <w:sz w:val="21"/>
-                <w:lang w:eastAsia="zh-CN"/>
-              </w:rPr>
-              <w:t xml:space="preserve">{% if summaryOfRresults.type == </w:t>
-            </w:r>
-            <w:r>
-              <w:rPr>
-                <w:rFonts w:ascii="Times New Roman" w:hAnsi="Times New Roman" w:eastAsia="微软雅黑" w:cs="黑体"/>
-                <w:color w:val="262626"/>
-                <w:sz w:val="21"/>
-                <w:lang w:eastAsia="zh-CN"/>
-              </w:rPr>
-              <w:t>“tissue”</w:t>
-            </w:r>
-            <w:r>
-              <w:rPr>
-                <w:rFonts w:hint="eastAsia" w:ascii="Times New Roman" w:hAnsi="Times New Roman" w:eastAsia="微软雅黑" w:cs="黑体"/>
-                <w:color w:val="262626"/>
-                <w:sz w:val="21"/>
-                <w:lang w:eastAsia="zh-CN"/>
-              </w:rPr>
-              <w:t xml:space="preserve"> %}</w:t>
-            </w:r>
-            <w:r>
-              <w:rPr>
-                <w:rFonts w:hint="eastAsia" w:ascii="微软雅黑" w:hAnsi="微软雅黑" w:eastAsia="微软雅黑" w:cs="微软雅黑"/>
-                <w:color w:val="262626"/>
-                <w:sz w:val="21"/>
-                <w:szCs w:val="21"/>
-                <w:lang w:eastAsia="zh-CN" w:bidi="ar"/>
-              </w:rPr>
-              <w:t>≥</w:t>
-            </w:r>
-            <w:r>
-              <w:rPr>
-                <w:rFonts w:ascii="Times New Roman" w:hAnsi="Times New Roman" w:eastAsia="微软雅黑" w:cs="Times New Roman"/>
-                <w:color w:val="262626"/>
-                <w:sz w:val="21"/>
-                <w:szCs w:val="21"/>
-                <w:lang w:eastAsia="zh-CN" w:bidi="ar"/>
-              </w:rPr>
-              <w:t>100</w:t>
-            </w:r>
-            <w:r>
-              <w:rPr>
-                <w:rFonts w:hint="eastAsia" w:ascii="Times New Roman" w:hAnsi="Times New Roman" w:eastAsia="微软雅黑" w:cs="黑体"/>
-                <w:color w:val="262626"/>
-                <w:sz w:val="21"/>
-                <w:lang w:eastAsia="zh-CN"/>
-              </w:rPr>
-              <w:t>{% else %}</w:t>
-            </w:r>
-            <w:r>
-              <w:rPr>
-                <w:rFonts w:hint="eastAsia" w:ascii="微软雅黑" w:hAnsi="微软雅黑" w:eastAsia="微软雅黑" w:cs="微软雅黑"/>
-                <w:color w:val="262626"/>
-                <w:sz w:val="21"/>
-                <w:szCs w:val="21"/>
-                <w:lang w:eastAsia="zh-CN" w:bidi="ar"/>
-              </w:rPr>
-              <w:t>≥</w:t>
-            </w:r>
-            <w:r>
-              <w:rPr>
-                <w:rFonts w:hint="eastAsia" w:ascii="Times New Roman" w:hAnsi="Times New Roman" w:eastAsia="微软雅黑" w:cs="Times New Roman"/>
-                <w:color w:val="262626"/>
-                <w:sz w:val="21"/>
-                <w:szCs w:val="21"/>
-                <w:lang w:eastAsia="zh-CN" w:bidi="ar"/>
+                <w:rFonts w:hint="default" w:ascii="Times New Roman" w:hAnsi="Times New Roman" w:eastAsia="微软雅黑" w:cs="Times New Roman"/>
+                <w:color w:val="262626"/>
+                <w:kern w:val="2"/>
+                <w:sz w:val="21"/>
+                <w:szCs w:val="21"/>
+                <w:lang w:val="en-US" w:eastAsia="zh-CN" w:bidi="ar-SA"/>
+              </w:rPr>
+              <w:t>|percent_to_float)</w:t>
+            </w:r>
+            <w:r>
+              <w:rPr>
+                <w:rFonts w:hint="default" w:ascii="Times New Roman" w:hAnsi="Times New Roman" w:eastAsia="微软雅黑" w:cs="Times New Roman"/>
+                <w:color w:val="262626"/>
+                <w:sz w:val="21"/>
+                <w:szCs w:val="21"/>
+                <w:lang w:val="en-US" w:eastAsia="zh-CN"/>
+              </w:rPr>
+              <w:t xml:space="preserve"> &gt;= </w:t>
+            </w:r>
+            <w:r>
+              <w:rPr>
+                <w:rFonts w:hint="eastAsia" w:ascii="Times New Roman" w:hAnsi="Times New Roman" w:cs="Times New Roman"/>
+                <w:color w:val="262626"/>
+                <w:sz w:val="21"/>
+                <w:szCs w:val="21"/>
+                <w:lang w:val="en-US" w:eastAsia="zh-CN"/>
+              </w:rPr>
+              <w:t>1</w:t>
+            </w:r>
+            <w:r>
+              <w:rPr>
+                <w:rFonts w:hint="default" w:ascii="Times New Roman" w:hAnsi="Times New Roman" w:eastAsia="微软雅黑" w:cs="Times New Roman"/>
+                <w:color w:val="262626"/>
+                <w:sz w:val="21"/>
+                <w:szCs w:val="21"/>
+                <w:lang w:val="en-US" w:eastAsia="zh-CN"/>
+              </w:rPr>
+              <w:t>00 %}合格</w:t>
+            </w:r>
+            <w:r>
+              <w:rPr>
+                <w:rFonts w:hint="eastAsia" w:ascii="Times New Roman" w:hAnsi="Times New Roman" w:cs="Times New Roman"/>
+                <w:color w:val="262626"/>
+                <w:sz w:val="21"/>
+                <w:szCs w:val="21"/>
+                <w:lang w:val="en-US" w:eastAsia="zh-CN"/>
+              </w:rPr>
+              <w:t xml:space="preserve">{% elif </w:t>
+            </w:r>
+            <w:r>
+              <w:rPr>
+                <w:rFonts w:hint="default" w:ascii="Times New Roman" w:hAnsi="Times New Roman" w:eastAsia="微软雅黑" w:cs="Times New Roman"/>
+                <w:snapToGrid/>
+                <w:color w:val="262626"/>
+                <w:kern w:val="2"/>
+                <w:sz w:val="21"/>
+                <w:szCs w:val="21"/>
+                <w:lang w:val="en-US" w:eastAsia="zh-CN" w:bidi="ar"/>
+              </w:rPr>
+              <w:t xml:space="preserve">DNA_total </w:t>
+            </w:r>
+            <w:r>
+              <w:rPr>
+                <w:rFonts w:hint="default" w:ascii="Times New Roman" w:hAnsi="Times New Roman" w:eastAsia="微软雅黑" w:cs="Times New Roman"/>
+                <w:color w:val="262626"/>
+                <w:sz w:val="21"/>
+                <w:szCs w:val="21"/>
+                <w:lang w:val="en-US" w:eastAsia="zh-CN"/>
+              </w:rPr>
+              <w:t xml:space="preserve">and </w:t>
+            </w:r>
+            <w:r>
+              <w:rPr>
+                <w:rFonts w:hint="default" w:ascii="Times New Roman" w:hAnsi="Times New Roman" w:eastAsia="微软雅黑" w:cs="Times New Roman"/>
+                <w:color w:val="262626"/>
+                <w:kern w:val="2"/>
+                <w:sz w:val="21"/>
+                <w:szCs w:val="21"/>
+                <w:lang w:val="en-US" w:eastAsia="zh-CN" w:bidi="ar-SA"/>
+              </w:rPr>
+              <w:t>(</w:t>
+            </w:r>
+            <w:r>
+              <w:rPr>
+                <w:rFonts w:hint="default" w:ascii="Times New Roman" w:hAnsi="Times New Roman" w:eastAsia="微软雅黑" w:cs="Times New Roman"/>
+                <w:snapToGrid/>
+                <w:color w:val="262626"/>
+                <w:kern w:val="2"/>
+                <w:sz w:val="21"/>
+                <w:szCs w:val="21"/>
+                <w:lang w:val="en-US" w:eastAsia="zh-CN" w:bidi="ar"/>
+              </w:rPr>
+              <w:t>DNA_total</w:t>
+            </w:r>
+            <w:r>
+              <w:rPr>
+                <w:rFonts w:hint="default" w:ascii="Times New Roman" w:hAnsi="Times New Roman" w:eastAsia="微软雅黑" w:cs="Times New Roman"/>
+                <w:color w:val="262626"/>
+                <w:kern w:val="2"/>
+                <w:sz w:val="21"/>
+                <w:szCs w:val="21"/>
+                <w:lang w:val="en-US" w:eastAsia="zh-CN" w:bidi="ar-SA"/>
+              </w:rPr>
+              <w:t>|percent_to_float)</w:t>
+            </w:r>
+            <w:r>
+              <w:rPr>
+                <w:rFonts w:hint="default" w:ascii="Times New Roman" w:hAnsi="Times New Roman" w:eastAsia="微软雅黑" w:cs="Times New Roman"/>
+                <w:color w:val="262626"/>
+                <w:sz w:val="21"/>
+                <w:szCs w:val="21"/>
+                <w:lang w:val="en-US" w:eastAsia="zh-CN"/>
+              </w:rPr>
+              <w:t xml:space="preserve"> &gt;= </w:t>
+            </w:r>
+            <w:r>
+              <w:rPr>
+                <w:rFonts w:hint="eastAsia" w:ascii="Times New Roman" w:hAnsi="Times New Roman" w:cs="Times New Roman"/>
+                <w:color w:val="262626"/>
+                <w:sz w:val="21"/>
+                <w:szCs w:val="21"/>
+                <w:lang w:val="en-US" w:eastAsia="zh-CN"/>
               </w:rPr>
               <w:t>2</w:t>
             </w:r>
             <w:r>
               <w:rPr>
-                <w:rFonts w:ascii="Times New Roman" w:hAnsi="Times New Roman" w:eastAsia="微软雅黑" w:cs="Times New Roman"/>
-                <w:color w:val="262626"/>
-                <w:sz w:val="21"/>
-                <w:szCs w:val="21"/>
-                <w:lang w:eastAsia="zh-CN" w:bidi="ar"/>
-              </w:rPr>
-              <w:t>0</w:t>
-            </w:r>
-            <w:r>
-              <w:rPr>
-                <w:rFonts w:hint="eastAsia" w:ascii="Times New Roman" w:hAnsi="Times New Roman" w:eastAsia="微软雅黑" w:cs="黑体"/>
-                <w:color w:val="262626"/>
-                <w:sz w:val="21"/>
-                <w:lang w:eastAsia="zh-CN"/>
-              </w:rPr>
-              <w:t>{% endif %}</w:t>
+                <w:rFonts w:hint="default" w:ascii="Times New Roman" w:hAnsi="Times New Roman" w:eastAsia="微软雅黑" w:cs="Times New Roman"/>
+                <w:color w:val="262626"/>
+                <w:sz w:val="21"/>
+                <w:szCs w:val="21"/>
+                <w:lang w:val="en-US" w:eastAsia="zh-CN"/>
+              </w:rPr>
+              <w:t xml:space="preserve">0 </w:t>
+            </w:r>
+            <w:r>
+              <w:rPr>
+                <w:rFonts w:hint="eastAsia" w:ascii="Times New Roman" w:hAnsi="Times New Roman" w:cs="Times New Roman"/>
+                <w:color w:val="262626"/>
+                <w:sz w:val="21"/>
+                <w:szCs w:val="21"/>
+                <w:lang w:val="en-US" w:eastAsia="zh-CN"/>
+              </w:rPr>
+              <w:t xml:space="preserve">and type == </w:t>
+            </w:r>
+            <w:r>
+              <w:rPr>
+                <w:rFonts w:hint="default" w:ascii="Times New Roman" w:hAnsi="Times New Roman" w:cs="Times New Roman"/>
+                <w:color w:val="262626"/>
+                <w:sz w:val="21"/>
+                <w:szCs w:val="21"/>
+                <w:lang w:val="en-US" w:eastAsia="zh-CN"/>
+              </w:rPr>
+              <w:t>‘</w:t>
+            </w:r>
+            <w:r>
+              <w:rPr>
+                <w:rFonts w:hint="eastAsia" w:ascii="Times New Roman" w:hAnsi="Times New Roman" w:cs="Times New Roman"/>
+                <w:color w:val="262626"/>
+                <w:sz w:val="21"/>
+                <w:szCs w:val="21"/>
+                <w:lang w:val="en-US" w:eastAsia="zh-CN"/>
+              </w:rPr>
+              <w:t>blood</w:t>
+            </w:r>
+            <w:r>
+              <w:rPr>
+                <w:rFonts w:hint="default" w:ascii="Times New Roman" w:hAnsi="Times New Roman" w:cs="Times New Roman"/>
+                <w:color w:val="262626"/>
+                <w:sz w:val="21"/>
+                <w:szCs w:val="21"/>
+                <w:lang w:val="en-US" w:eastAsia="zh-CN"/>
+              </w:rPr>
+              <w:t>’</w:t>
+            </w:r>
+            <w:r>
+              <w:rPr>
+                <w:rFonts w:hint="eastAsia" w:ascii="Times New Roman" w:hAnsi="Times New Roman" w:cs="Times New Roman"/>
+                <w:color w:val="262626"/>
+                <w:sz w:val="21"/>
+                <w:szCs w:val="21"/>
+                <w:lang w:val="en-US" w:eastAsia="zh-CN"/>
+              </w:rPr>
+              <w:t xml:space="preserve"> %}合格</w:t>
+            </w:r>
+            <w:r>
+              <w:rPr>
+                <w:rFonts w:hint="default" w:ascii="Times New Roman" w:hAnsi="Times New Roman" w:eastAsia="微软雅黑" w:cs="Times New Roman"/>
+                <w:color w:val="262626"/>
+                <w:sz w:val="21"/>
+                <w:szCs w:val="21"/>
+                <w:lang w:val="en-US" w:eastAsia="zh-CN"/>
+              </w:rPr>
+              <w:t>{% else %}不合格{% endif %}</w:t>
             </w:r>
           </w:p>
         </w:tc>
@@ -24469,7 +25254,7 @@
         </w:trPr>
         <w:tc>
           <w:tcPr>
-            <w:tcW w:w="1046" w:type="pct"/>
+            <w:tcW w:w="1603" w:type="pct"/>
             <w:vMerge w:val="continue"/>
             <w:tcBorders>
               <w:tl2br w:val="nil"/>
@@ -24491,7 +25276,7 @@
         </w:tc>
         <w:tc>
           <w:tcPr>
-            <w:tcW w:w="1436" w:type="pct"/>
+            <w:tcW w:w="1703" w:type="pct"/>
             <w:tcBorders>
               <w:tl2br w:val="nil"/>
               <w:tr2bl w:val="nil"/>
@@ -24535,57 +25320,7 @@
         </w:tc>
         <w:tc>
           <w:tcPr>
-            <w:tcW w:w="2453" w:type="dxa"/>
-            <w:tcBorders>
-              <w:tl2br w:val="nil"/>
-              <w:tr2bl w:val="nil"/>
-            </w:tcBorders>
-            <w:shd w:val="clear" w:color="auto" w:fill="DAEEF3"/>
-            <w:vAlign w:val="center"/>
-          </w:tcPr>
-          <w:p>
-            <w:pPr>
-              <w:ind w:left="119" w:leftChars="0"/>
-              <w:jc w:val="center"/>
-              <w:rPr>
-                <w:rFonts w:ascii="Times New Roman" w:hAnsi="Times New Roman" w:eastAsia="微软雅黑" w:cs="Times New Roman"/>
-                <w:color w:val="262626"/>
-                <w:sz w:val="21"/>
-                <w:szCs w:val="21"/>
-              </w:rPr>
-            </w:pPr>
-            <w:r>
-              <w:rPr>
-                <w:rFonts w:hint="eastAsia" w:ascii="Times New Roman" w:hAnsi="Times New Roman" w:eastAsia="微软雅黑" w:cs="Times New Roman"/>
-                <w:color w:val="262626"/>
-                <w:sz w:val="21"/>
-                <w:lang w:eastAsia="zh-CN"/>
-              </w:rPr>
-              <w:t xml:space="preserve">{{ </w:t>
-            </w:r>
-            <w:r>
-              <w:rPr>
-                <w:rFonts w:ascii="Times New Roman" w:hAnsi="Times New Roman" w:eastAsia="微软雅黑" w:cs="Times New Roman"/>
-                <w:color w:val="262626"/>
-                <w:sz w:val="21"/>
-                <w:lang w:eastAsia="zh-CN"/>
-              </w:rPr>
-              <w:t>DNA_degradation</w:t>
-            </w:r>
-            <w:r>
-              <w:rPr>
-                <w:rFonts w:hint="eastAsia" w:ascii="Times New Roman" w:hAnsi="Times New Roman" w:eastAsia="微软雅黑" w:cs="Times New Roman"/>
-                <w:color w:val="262626"/>
-                <w:sz w:val="21"/>
-                <w:lang w:eastAsia="zh-CN"/>
-              </w:rPr>
-              <w:t xml:space="preserve"> }}</w:t>
-            </w:r>
-          </w:p>
-        </w:tc>
-        <w:tc>
-          <w:tcPr>
-            <w:tcW w:w="2455" w:type="dxa"/>
+            <w:tcW w:w="3296" w:type="dxa"/>
             <w:tcBorders>
               <w:tl2br w:val="nil"/>
               <w:tr2bl w:val="nil"/>
@@ -24608,23 +25343,196 @@
             </w:pPr>
             <w:r>
               <w:rPr>
-                <w:rFonts w:ascii="Times New Roman" w:hAnsi="Times New Roman" w:eastAsia="微软雅黑" w:cs="Times New Roman"/>
-                <w:color w:val="262626"/>
-                <w:sz w:val="21"/>
-                <w:szCs w:val="21"/>
-                <w:lang w:eastAsia="zh-CN" w:bidi="ar"/>
-              </w:rPr>
-              <w:t>A/B/C</w:t>
-            </w:r>
-            <w:r>
-              <w:rPr>
-                <w:rFonts w:hint="eastAsia" w:ascii="微软雅黑" w:hAnsi="微软雅黑" w:eastAsia="微软雅黑" w:cs="微软雅黑"/>
-                <w:color w:val="262626"/>
-                <w:sz w:val="21"/>
-                <w:szCs w:val="21"/>
-                <w:lang w:eastAsia="zh-CN" w:bidi="ar"/>
-              </w:rPr>
-              <w:t>级</w:t>
+                <w:rFonts w:hint="default" w:ascii="Times New Roman" w:hAnsi="Times New Roman" w:eastAsia="微软雅黑" w:cs="Times New Roman"/>
+                <w:color w:val="262626"/>
+                <w:sz w:val="21"/>
+                <w:szCs w:val="21"/>
+                <w:lang w:val="en-US" w:eastAsia="zh-CN"/>
+              </w:rPr>
+              <w:t>{% if</w:t>
+            </w:r>
+            <w:r>
+              <w:rPr>
+                <w:rFonts w:hint="default" w:ascii="Times New Roman" w:hAnsi="Times New Roman" w:eastAsia="微软雅黑" w:cs="Times New Roman"/>
+                <w:color w:val="262626"/>
+                <w:sz w:val="21"/>
+                <w:szCs w:val="21"/>
+                <w:lang w:eastAsia="zh-CN"/>
+              </w:rPr>
+              <w:t xml:space="preserve"> </w:t>
+            </w:r>
+            <w:r>
+              <w:rPr>
+                <w:rFonts w:hint="eastAsia" w:ascii="Times New Roman" w:hAnsi="Times New Roman" w:cs="Times New Roman"/>
+                <w:color w:val="262626"/>
+                <w:sz w:val="21"/>
+                <w:szCs w:val="21"/>
+                <w:lang w:val="en-US" w:eastAsia="zh-CN"/>
+              </w:rPr>
+              <w:t xml:space="preserve">type == </w:t>
+            </w:r>
+            <w:r>
+              <w:rPr>
+                <w:rFonts w:hint="default" w:ascii="Times New Roman" w:hAnsi="Times New Roman" w:cs="Times New Roman"/>
+                <w:color w:val="262626"/>
+                <w:sz w:val="21"/>
+                <w:szCs w:val="21"/>
+                <w:lang w:val="en-US" w:eastAsia="zh-CN"/>
+              </w:rPr>
+              <w:t>‘</w:t>
+            </w:r>
+            <w:r>
+              <w:rPr>
+                <w:rFonts w:hint="eastAsia" w:ascii="Times New Roman" w:hAnsi="Times New Roman" w:cs="Times New Roman"/>
+                <w:color w:val="262626"/>
+                <w:sz w:val="21"/>
+                <w:szCs w:val="21"/>
+                <w:lang w:val="en-US" w:eastAsia="zh-CN"/>
+              </w:rPr>
+              <w:t>tissue</w:t>
+            </w:r>
+            <w:r>
+              <w:rPr>
+                <w:rFonts w:hint="default" w:ascii="Times New Roman" w:hAnsi="Times New Roman" w:cs="Times New Roman"/>
+                <w:color w:val="262626"/>
+                <w:sz w:val="21"/>
+                <w:szCs w:val="21"/>
+                <w:lang w:val="en-US" w:eastAsia="zh-CN"/>
+              </w:rPr>
+              <w:t>’</w:t>
+            </w:r>
+            <w:r>
+              <w:rPr>
+                <w:rFonts w:hint="eastAsia" w:ascii="Times New Roman" w:hAnsi="Times New Roman" w:cs="Times New Roman"/>
+                <w:color w:val="262626"/>
+                <w:sz w:val="21"/>
+                <w:szCs w:val="21"/>
+                <w:lang w:val="en-US" w:eastAsia="zh-CN"/>
+              </w:rPr>
+              <w:t xml:space="preserve"> and </w:t>
+            </w:r>
+            <w:r>
+              <w:rPr>
+                <w:rFonts w:hint="default" w:ascii="Times New Roman" w:hAnsi="Times New Roman" w:eastAsia="微软雅黑" w:cs="Times New Roman"/>
+                <w:color w:val="262626"/>
+                <w:sz w:val="21"/>
+                <w:szCs w:val="21"/>
+                <w:lang w:eastAsia="zh-CN"/>
+              </w:rPr>
+              <w:t>DNA_degradation</w:t>
+            </w:r>
+            <w:r>
+              <w:rPr>
+                <w:rFonts w:hint="default" w:ascii="Times New Roman" w:hAnsi="Times New Roman" w:eastAsia="微软雅黑" w:cs="Times New Roman"/>
+                <w:snapToGrid/>
+                <w:color w:val="262626"/>
+                <w:kern w:val="2"/>
+                <w:sz w:val="21"/>
+                <w:szCs w:val="21"/>
+                <w:lang w:val="en-US" w:eastAsia="zh-CN" w:bidi="ar"/>
+              </w:rPr>
+              <w:t xml:space="preserve"> </w:t>
+            </w:r>
+            <w:r>
+              <w:rPr>
+                <w:rFonts w:hint="default" w:ascii="Times New Roman" w:hAnsi="Times New Roman" w:eastAsia="微软雅黑" w:cs="Times New Roman"/>
+                <w:color w:val="262626"/>
+                <w:sz w:val="21"/>
+                <w:szCs w:val="21"/>
+                <w:lang w:val="en-US" w:eastAsia="zh-CN"/>
+              </w:rPr>
+              <w:t xml:space="preserve">and </w:t>
+            </w:r>
+            <w:r>
+              <w:rPr>
+                <w:rFonts w:hint="default" w:ascii="Times New Roman" w:hAnsi="Times New Roman" w:eastAsia="微软雅黑" w:cs="Times New Roman"/>
+                <w:color w:val="262626"/>
+                <w:sz w:val="21"/>
+                <w:szCs w:val="21"/>
+                <w:lang w:eastAsia="zh-CN"/>
+              </w:rPr>
+              <w:t>DNA_degradation</w:t>
+            </w:r>
+            <w:r>
+              <w:rPr>
+                <w:rFonts w:hint="default" w:ascii="Times New Roman" w:hAnsi="Times New Roman" w:eastAsia="微软雅黑" w:cs="Times New Roman"/>
+                <w:color w:val="262626"/>
+                <w:sz w:val="21"/>
+                <w:szCs w:val="21"/>
+                <w:lang w:val="en-US" w:eastAsia="zh-CN"/>
+              </w:rPr>
+              <w:t xml:space="preserve"> in [‘A’, ‘B’, ‘C’] %}合格</w:t>
+            </w:r>
+            <w:r>
+              <w:rPr>
+                <w:rFonts w:hint="eastAsia" w:ascii="Times New Roman" w:hAnsi="Times New Roman" w:cs="Times New Roman"/>
+                <w:color w:val="262626"/>
+                <w:sz w:val="21"/>
+                <w:szCs w:val="21"/>
+                <w:lang w:val="en-US" w:eastAsia="zh-CN"/>
+              </w:rPr>
+              <w:t xml:space="preserve">{% elif type == </w:t>
+            </w:r>
+            <w:r>
+              <w:rPr>
+                <w:rFonts w:hint="default" w:ascii="Times New Roman" w:hAnsi="Times New Roman" w:cs="Times New Roman"/>
+                <w:color w:val="262626"/>
+                <w:sz w:val="21"/>
+                <w:szCs w:val="21"/>
+                <w:lang w:val="en-US" w:eastAsia="zh-CN"/>
+              </w:rPr>
+              <w:t>‘</w:t>
+            </w:r>
+            <w:r>
+              <w:rPr>
+                <w:rFonts w:hint="eastAsia" w:ascii="Times New Roman" w:hAnsi="Times New Roman" w:cs="Times New Roman"/>
+                <w:color w:val="262626"/>
+                <w:sz w:val="21"/>
+                <w:szCs w:val="21"/>
+                <w:lang w:val="en-US" w:eastAsia="zh-CN"/>
+              </w:rPr>
+              <w:t>blood</w:t>
+            </w:r>
+            <w:r>
+              <w:rPr>
+                <w:rFonts w:hint="default" w:ascii="Times New Roman" w:hAnsi="Times New Roman" w:cs="Times New Roman"/>
+                <w:color w:val="262626"/>
+                <w:sz w:val="21"/>
+                <w:szCs w:val="21"/>
+                <w:lang w:val="en-US" w:eastAsia="zh-CN"/>
+              </w:rPr>
+              <w:t>’</w:t>
+            </w:r>
+            <w:r>
+              <w:rPr>
+                <w:rFonts w:hint="eastAsia" w:ascii="Times New Roman" w:hAnsi="Times New Roman" w:cs="Times New Roman"/>
+                <w:color w:val="262626"/>
+                <w:sz w:val="21"/>
+                <w:szCs w:val="21"/>
+                <w:lang w:val="en-US" w:eastAsia="zh-CN"/>
+              </w:rPr>
+              <w:t>%}</w:t>
+            </w:r>
+            <w:r>
+              <w:rPr>
+                <w:rFonts w:hint="eastAsia" w:ascii="Times New Roman" w:hAnsi="Times New Roman" w:eastAsia="微软雅黑" w:cs="Times New Roman"/>
+                <w:color w:val="262626"/>
+                <w:kern w:val="2"/>
+                <w:sz w:val="21"/>
+                <w:szCs w:val="21"/>
+                <w:lang w:val="en-US" w:eastAsia="zh-CN" w:bidi="ar-SA"/>
+              </w:rPr>
+              <w:t>不适用</w:t>
+            </w:r>
+            <w:r>
+              <w:rPr>
+                <w:rFonts w:hint="default" w:ascii="Times New Roman" w:hAnsi="Times New Roman" w:eastAsia="微软雅黑" w:cs="Times New Roman"/>
+                <w:color w:val="262626"/>
+                <w:sz w:val="21"/>
+                <w:szCs w:val="21"/>
+                <w:lang w:val="en-US" w:eastAsia="zh-CN"/>
+              </w:rPr>
+              <w:t>{% else %}不合格{% endif %}</w:t>
             </w:r>
           </w:p>
         </w:tc>
@@ -24652,7 +25560,7 @@
         </w:trPr>
         <w:tc>
           <w:tcPr>
-            <w:tcW w:w="1046" w:type="pct"/>
+            <w:tcW w:w="1603" w:type="pct"/>
             <w:vMerge w:val="continue"/>
             <w:tcBorders>
               <w:tl2br w:val="nil"/>
@@ -24674,7 +25582,7 @@
         </w:tc>
         <w:tc>
           <w:tcPr>
-            <w:tcW w:w="1436" w:type="pct"/>
+            <w:tcW w:w="1703" w:type="pct"/>
             <w:tcBorders>
               <w:tl2br w:val="nil"/>
               <w:tr2bl w:val="nil"/>
@@ -24728,57 +25636,7 @@
         </w:tc>
         <w:tc>
           <w:tcPr>
-            <w:tcW w:w="2453" w:type="dxa"/>
-            <w:tcBorders>
-              <w:tl2br w:val="nil"/>
-              <w:tr2bl w:val="nil"/>
-            </w:tcBorders>
-            <w:shd w:val="clear" w:color="auto" w:fill="DAEEF3"/>
-            <w:vAlign w:val="center"/>
-          </w:tcPr>
-          <w:p>
-            <w:pPr>
-              <w:ind w:left="119" w:leftChars="0"/>
-              <w:jc w:val="center"/>
-              <w:rPr>
-                <w:rFonts w:ascii="Times New Roman" w:hAnsi="Times New Roman" w:eastAsia="微软雅黑" w:cs="Times New Roman"/>
-                <w:color w:val="262626"/>
-                <w:sz w:val="21"/>
-                <w:szCs w:val="21"/>
-              </w:rPr>
-            </w:pPr>
-            <w:r>
-              <w:rPr>
-                <w:rFonts w:hint="eastAsia" w:ascii="Times New Roman" w:hAnsi="Times New Roman" w:eastAsia="微软雅黑" w:cs="Times New Roman"/>
-                <w:color w:val="262626"/>
-                <w:sz w:val="21"/>
-                <w:lang w:eastAsia="zh-CN"/>
-              </w:rPr>
-              <w:t xml:space="preserve">{{ </w:t>
-            </w:r>
-            <w:r>
-              <w:rPr>
-                <w:rFonts w:ascii="Times New Roman" w:hAnsi="Times New Roman" w:eastAsia="微软雅黑" w:cs="Times New Roman"/>
-                <w:color w:val="262626"/>
-                <w:sz w:val="21"/>
-                <w:lang w:eastAsia="zh-CN"/>
-              </w:rPr>
-              <w:t>outbound_quantity</w:t>
-            </w:r>
-            <w:r>
-              <w:rPr>
-                <w:rFonts w:hint="eastAsia" w:ascii="Times New Roman" w:hAnsi="Times New Roman" w:eastAsia="微软雅黑" w:cs="Times New Roman"/>
-                <w:color w:val="262626"/>
-                <w:sz w:val="21"/>
-                <w:lang w:eastAsia="zh-CN"/>
-              </w:rPr>
-              <w:t xml:space="preserve"> }}</w:t>
-            </w:r>
-          </w:p>
-        </w:tc>
-        <w:tc>
-          <w:tcPr>
-            <w:tcW w:w="2455" w:type="dxa"/>
+            <w:tcW w:w="3296" w:type="dxa"/>
             <w:tcBorders>
               <w:tl2br w:val="nil"/>
               <w:tr2bl w:val="nil"/>
@@ -24801,23 +25659,87 @@
             </w:pPr>
             <w:r>
               <w:rPr>
-                <w:rFonts w:hint="eastAsia" w:ascii="微软雅黑" w:hAnsi="微软雅黑" w:eastAsia="微软雅黑" w:cs="微软雅黑"/>
-                <w:color w:val="262626"/>
-                <w:sz w:val="21"/>
-                <w:szCs w:val="21"/>
-                <w:lang w:eastAsia="zh-CN" w:bidi="ar"/>
-              </w:rPr>
-              <w:t>≥</w:t>
-            </w:r>
-            <w:r>
-              <w:rPr>
-                <w:rFonts w:ascii="Times New Roman" w:hAnsi="Times New Roman" w:eastAsia="微软雅黑" w:cs="Times New Roman"/>
-                <w:color w:val="262626"/>
-                <w:sz w:val="21"/>
-                <w:szCs w:val="21"/>
-                <w:lang w:eastAsia="zh-CN" w:bidi="ar"/>
-              </w:rPr>
-              <w:t>500</w:t>
+                <w:rFonts w:hint="default" w:ascii="Times New Roman" w:hAnsi="Times New Roman" w:eastAsia="微软雅黑" w:cs="Times New Roman"/>
+                <w:color w:val="262626"/>
+                <w:sz w:val="21"/>
+                <w:szCs w:val="21"/>
+                <w:lang w:val="en-US" w:eastAsia="zh-CN"/>
+              </w:rPr>
+              <w:t xml:space="preserve">{% if </w:t>
+            </w:r>
+            <w:r>
+              <w:rPr>
+                <w:rFonts w:hint="default" w:ascii="Times New Roman" w:hAnsi="Times New Roman" w:eastAsia="微软雅黑" w:cs="Times New Roman"/>
+                <w:color w:val="262626"/>
+                <w:sz w:val="21"/>
+                <w:szCs w:val="21"/>
+                <w:lang w:eastAsia="zh-CN"/>
+              </w:rPr>
+              <w:t>outbound_quantity</w:t>
+            </w:r>
+            <w:r>
+              <w:rPr>
+                <w:rFonts w:hint="default" w:ascii="Times New Roman" w:hAnsi="Times New Roman" w:eastAsia="微软雅黑" w:cs="Times New Roman"/>
+                <w:snapToGrid/>
+                <w:color w:val="262626"/>
+                <w:kern w:val="2"/>
+                <w:sz w:val="21"/>
+                <w:szCs w:val="21"/>
+                <w:lang w:val="en-US" w:eastAsia="zh-CN" w:bidi="ar"/>
+              </w:rPr>
+              <w:t xml:space="preserve"> </w:t>
+            </w:r>
+            <w:r>
+              <w:rPr>
+                <w:rFonts w:hint="default" w:ascii="Times New Roman" w:hAnsi="Times New Roman" w:eastAsia="微软雅黑" w:cs="Times New Roman"/>
+                <w:color w:val="262626"/>
+                <w:sz w:val="21"/>
+                <w:szCs w:val="21"/>
+                <w:lang w:val="en-US" w:eastAsia="zh-CN"/>
+              </w:rPr>
+              <w:t xml:space="preserve">and </w:t>
+            </w:r>
+            <w:r>
+              <w:rPr>
+                <w:rFonts w:hint="default" w:ascii="Times New Roman" w:hAnsi="Times New Roman" w:eastAsia="微软雅黑" w:cs="Times New Roman"/>
+                <w:color w:val="262626"/>
+                <w:kern w:val="2"/>
+                <w:sz w:val="21"/>
+                <w:szCs w:val="21"/>
+                <w:lang w:val="en-US" w:eastAsia="zh-CN" w:bidi="ar-SA"/>
+              </w:rPr>
+              <w:t>(</w:t>
+            </w:r>
+            <w:r>
+              <w:rPr>
+                <w:rFonts w:hint="default" w:ascii="Times New Roman" w:hAnsi="Times New Roman" w:eastAsia="微软雅黑" w:cs="Times New Roman"/>
+                <w:color w:val="262626"/>
+                <w:sz w:val="21"/>
+                <w:szCs w:val="21"/>
+                <w:lang w:eastAsia="zh-CN"/>
+              </w:rPr>
+              <w:t>outbound_quantity</w:t>
+            </w:r>
+            <w:r>
+              <w:rPr>
+                <w:rFonts w:hint="default" w:ascii="Times New Roman" w:hAnsi="Times New Roman" w:eastAsia="微软雅黑" w:cs="Times New Roman"/>
+                <w:color w:val="262626"/>
+                <w:kern w:val="2"/>
+                <w:sz w:val="21"/>
+                <w:szCs w:val="21"/>
+                <w:lang w:val="en-US" w:eastAsia="zh-CN" w:bidi="ar-SA"/>
+              </w:rPr>
+              <w:t>|percent_to_float)</w:t>
+            </w:r>
+            <w:r>
+              <w:rPr>
+                <w:rFonts w:hint="default" w:ascii="Times New Roman" w:hAnsi="Times New Roman" w:eastAsia="微软雅黑" w:cs="Times New Roman"/>
+                <w:color w:val="262626"/>
+                <w:sz w:val="21"/>
+                <w:szCs w:val="21"/>
+                <w:lang w:val="en-US" w:eastAsia="zh-CN"/>
+              </w:rPr>
+              <w:t xml:space="preserve"> &gt;= 500 %}合格{% else %}不合格{% endif %}</w:t>
             </w:r>
           </w:p>
         </w:tc>
@@ -24845,7 +25767,7 @@
         </w:trPr>
         <w:tc>
           <w:tcPr>
-            <w:tcW w:w="1046" w:type="pct"/>
+            <w:tcW w:w="1603" w:type="pct"/>
             <w:vMerge w:val="restart"/>
             <w:tcBorders>
               <w:tl2br w:val="nil"/>
@@ -24880,7 +25802,7 @@
         </w:tc>
         <w:tc>
           <w:tcPr>
-            <w:tcW w:w="1436" w:type="pct"/>
+            <w:tcW w:w="1703" w:type="pct"/>
             <w:tcBorders>
               <w:tl2br w:val="nil"/>
               <w:tr2bl w:val="nil"/>
@@ -24914,58 +25836,7 @@
         </w:tc>
         <w:tc>
           <w:tcPr>
-            <w:tcW w:w="2453" w:type="dxa"/>
-            <w:tcBorders>
-              <w:tl2br w:val="nil"/>
-              <w:tr2bl w:val="nil"/>
-            </w:tcBorders>
-            <w:shd w:val="clear" w:color="auto" w:fill="auto"/>
-            <w:vAlign w:val="center"/>
-          </w:tcPr>
-          <w:p>
-            <w:pPr>
-              <w:ind w:left="119" w:leftChars="0"/>
-              <w:jc w:val="center"/>
-              <w:rPr>
-                <w:rFonts w:ascii="Times New Roman" w:hAnsi="Times New Roman" w:eastAsia="微软雅黑" w:cs="Times New Roman"/>
-                <w:color w:val="262626"/>
-                <w:sz w:val="21"/>
-                <w:szCs w:val="21"/>
-                <w:highlight w:val="lightGray"/>
-              </w:rPr>
-            </w:pPr>
-            <w:r>
-              <w:rPr>
-                <w:rFonts w:hint="eastAsia" w:ascii="Times New Roman" w:hAnsi="Times New Roman" w:eastAsia="微软雅黑" w:cs="Times New Roman"/>
-                <w:color w:val="262626"/>
-                <w:sz w:val="21"/>
-                <w:lang w:eastAsia="zh-CN"/>
-              </w:rPr>
-              <w:t xml:space="preserve">{{ </w:t>
-            </w:r>
-            <w:r>
-              <w:rPr>
-                <w:rFonts w:ascii="Times New Roman" w:hAnsi="Times New Roman" w:eastAsia="微软雅黑" w:cs="Times New Roman"/>
-                <w:color w:val="262626"/>
-                <w:sz w:val="21"/>
-                <w:lang w:eastAsia="zh-CN"/>
-              </w:rPr>
-              <w:t>sequencing_depth</w:t>
-            </w:r>
-            <w:r>
-              <w:rPr>
-                <w:rFonts w:hint="eastAsia" w:ascii="Times New Roman" w:hAnsi="Times New Roman" w:eastAsia="微软雅黑" w:cs="Times New Roman"/>
-                <w:color w:val="262626"/>
-                <w:sz w:val="21"/>
-                <w:lang w:eastAsia="zh-CN"/>
-              </w:rPr>
-              <w:t xml:space="preserve"> }}</w:t>
-            </w:r>
-          </w:p>
-        </w:tc>
-        <w:tc>
-          <w:tcPr>
-            <w:tcW w:w="2455" w:type="dxa"/>
+            <w:tcW w:w="3296" w:type="dxa"/>
             <w:tcBorders>
               <w:tl2br w:val="nil"/>
               <w:tr2bl w:val="nil"/>
@@ -24988,69 +25859,23 @@
             </w:pPr>
             <w:r>
               <w:rPr>
-                <w:rFonts w:hint="eastAsia" w:ascii="Times New Roman" w:hAnsi="Times New Roman" w:eastAsia="微软雅黑" w:cs="黑体"/>
-                <w:color w:val="262626"/>
-                <w:sz w:val="21"/>
-                <w:lang w:eastAsia="zh-CN"/>
-              </w:rPr>
-              <w:t xml:space="preserve">{% if summaryOfRresults.type == </w:t>
-            </w:r>
-            <w:r>
-              <w:rPr>
-                <w:rFonts w:ascii="Times New Roman" w:hAnsi="Times New Roman" w:eastAsia="微软雅黑" w:cs="黑体"/>
-                <w:color w:val="262626"/>
-                <w:sz w:val="21"/>
-                <w:lang w:eastAsia="zh-CN"/>
-              </w:rPr>
-              <w:t>“tissue”</w:t>
-            </w:r>
-            <w:r>
-              <w:rPr>
-                <w:rFonts w:hint="eastAsia" w:ascii="Times New Roman" w:hAnsi="Times New Roman" w:eastAsia="微软雅黑" w:cs="黑体"/>
-                <w:color w:val="262626"/>
-                <w:sz w:val="21"/>
-                <w:lang w:eastAsia="zh-CN"/>
-              </w:rPr>
-              <w:t xml:space="preserve"> %}</w:t>
-            </w:r>
-            <w:r>
-              <w:rPr>
-                <w:rFonts w:hint="eastAsia" w:ascii="微软雅黑" w:hAnsi="微软雅黑" w:eastAsia="微软雅黑" w:cs="微软雅黑"/>
-                <w:color w:val="262626"/>
-                <w:sz w:val="21"/>
-                <w:szCs w:val="21"/>
-                <w:lang w:eastAsia="zh-CN" w:bidi="ar"/>
-              </w:rPr>
-              <w:t>≥</w:t>
-            </w:r>
-            <w:r>
-              <w:rPr>
-                <w:rFonts w:ascii="Times New Roman" w:hAnsi="Times New Roman" w:eastAsia="微软雅黑" w:cs="Times New Roman"/>
-                <w:color w:val="262626"/>
-                <w:sz w:val="21"/>
-                <w:szCs w:val="21"/>
-                <w:lang w:eastAsia="zh-CN" w:bidi="ar"/>
-              </w:rPr>
-              <w:t>500</w:t>
-            </w:r>
-            <w:r>
-              <w:rPr>
-                <w:rFonts w:hint="eastAsia" w:ascii="Times New Roman" w:hAnsi="Times New Roman" w:eastAsia="微软雅黑" w:cs="黑体"/>
-                <w:color w:val="262626"/>
-                <w:sz w:val="21"/>
-                <w:lang w:eastAsia="zh-CN"/>
-              </w:rPr>
-              <w:t>{% else %}</w:t>
-            </w:r>
-            <w:r>
-              <w:rPr>
-                <w:rFonts w:hint="eastAsia" w:ascii="微软雅黑" w:hAnsi="微软雅黑" w:eastAsia="微软雅黑" w:cs="微软雅黑"/>
-                <w:color w:val="262626"/>
-                <w:sz w:val="21"/>
-                <w:szCs w:val="21"/>
-                <w:lang w:eastAsia="zh-CN" w:bidi="ar"/>
-              </w:rPr>
-              <w:t>≥</w:t>
+                <w:rFonts w:hint="default" w:ascii="Times New Roman" w:hAnsi="Times New Roman" w:eastAsia="微软雅黑" w:cs="Times New Roman"/>
+                <w:color w:val="262626"/>
+                <w:sz w:val="21"/>
+                <w:szCs w:val="21"/>
+                <w:lang w:val="en-US" w:eastAsia="zh-CN"/>
+              </w:rPr>
+              <w:t>{% if</w:t>
+            </w:r>
+            <w:r>
+              <w:rPr>
+                <w:rFonts w:hint="default" w:ascii="Times New Roman" w:hAnsi="Times New Roman" w:eastAsia="微软雅黑" w:cs="Times New Roman"/>
+                <w:color w:val="262626"/>
+                <w:sz w:val="21"/>
+                <w:szCs w:val="21"/>
+                <w:lang w:eastAsia="zh-CN"/>
+              </w:rPr>
+              <w:t xml:space="preserve"> </w:t>
             </w:r>
             <w:r>
               <w:rPr>
@@ -25058,27 +25883,338 @@
                 <w:color w:val="262626"/>
                 <w:sz w:val="21"/>
                 <w:szCs w:val="21"/>
-                <w:lang w:eastAsia="zh-CN"/>
+                <w:lang w:val="en-US" w:eastAsia="zh-CN"/>
+              </w:rPr>
+              <w:t>type ==</w:t>
+            </w:r>
+            <w:r>
+              <w:rPr>
+                <w:rFonts w:hint="default" w:ascii="Times New Roman" w:hAnsi="Times New Roman" w:cs="Times New Roman"/>
+                <w:color w:val="262626"/>
+                <w:sz w:val="21"/>
+                <w:szCs w:val="21"/>
+                <w:lang w:val="en-US" w:eastAsia="zh-CN"/>
+              </w:rPr>
+              <w:t>‘</w:t>
+            </w:r>
+            <w:r>
+              <w:rPr>
+                <w:rFonts w:hint="eastAsia" w:ascii="Times New Roman" w:hAnsi="Times New Roman" w:cs="Times New Roman"/>
+                <w:color w:val="262626"/>
+                <w:sz w:val="21"/>
+                <w:szCs w:val="21"/>
+                <w:lang w:val="en-US" w:eastAsia="zh-CN"/>
+              </w:rPr>
+              <w:t>tissue</w:t>
+            </w:r>
+            <w:r>
+              <w:rPr>
+                <w:rFonts w:hint="default" w:ascii="Times New Roman" w:hAnsi="Times New Roman" w:cs="Times New Roman"/>
+                <w:color w:val="262626"/>
+                <w:sz w:val="21"/>
+                <w:szCs w:val="21"/>
+                <w:lang w:val="en-US" w:eastAsia="zh-CN"/>
+              </w:rPr>
+              <w:t>’</w:t>
+            </w:r>
+            <w:r>
+              <w:rPr>
+                <w:rFonts w:hint="eastAsia" w:ascii="Times New Roman" w:hAnsi="Times New Roman" w:cs="Times New Roman"/>
+                <w:color w:val="262626"/>
+                <w:sz w:val="21"/>
+                <w:szCs w:val="21"/>
+                <w:lang w:val="en-US" w:eastAsia="zh-CN"/>
+              </w:rPr>
+              <w:t xml:space="preserve"> and </w:t>
+            </w:r>
+            <w:r>
+              <w:rPr>
+                <w:rFonts w:hint="default" w:ascii="Times New Roman" w:hAnsi="Times New Roman" w:eastAsia="微软雅黑" w:cs="Times New Roman"/>
+                <w:color w:val="262626"/>
+                <w:sz w:val="21"/>
+                <w:szCs w:val="21"/>
+                <w:lang w:eastAsia="zh-CN"/>
+              </w:rPr>
+              <w:t>sequencing_depth</w:t>
+            </w:r>
+            <w:r>
+              <w:rPr>
+                <w:rFonts w:hint="default" w:ascii="Times New Roman" w:hAnsi="Times New Roman" w:eastAsia="微软雅黑" w:cs="Times New Roman"/>
+                <w:snapToGrid/>
+                <w:color w:val="262626"/>
+                <w:kern w:val="2"/>
+                <w:sz w:val="21"/>
+                <w:szCs w:val="21"/>
+                <w:lang w:val="en-US" w:eastAsia="zh-CN" w:bidi="ar"/>
+              </w:rPr>
+              <w:t xml:space="preserve"> </w:t>
+            </w:r>
+            <w:r>
+              <w:rPr>
+                <w:rFonts w:hint="default" w:ascii="Times New Roman" w:hAnsi="Times New Roman" w:eastAsia="微软雅黑" w:cs="Times New Roman"/>
+                <w:color w:val="262626"/>
+                <w:sz w:val="21"/>
+                <w:szCs w:val="21"/>
+                <w:lang w:val="en-US" w:eastAsia="zh-CN"/>
+              </w:rPr>
+              <w:t xml:space="preserve">and </w:t>
+            </w:r>
+            <w:r>
+              <w:rPr>
+                <w:rFonts w:hint="default" w:ascii="Times New Roman" w:hAnsi="Times New Roman" w:eastAsia="微软雅黑" w:cs="Times New Roman"/>
+                <w:color w:val="262626"/>
+                <w:kern w:val="2"/>
+                <w:sz w:val="21"/>
+                <w:szCs w:val="21"/>
+                <w:lang w:val="en-US" w:eastAsia="zh-CN" w:bidi="ar-SA"/>
+              </w:rPr>
+              <w:t>(</w:t>
+            </w:r>
+            <w:r>
+              <w:rPr>
+                <w:rFonts w:hint="default" w:ascii="Times New Roman" w:hAnsi="Times New Roman" w:eastAsia="微软雅黑" w:cs="Times New Roman"/>
+                <w:color w:val="262626"/>
+                <w:sz w:val="21"/>
+                <w:szCs w:val="21"/>
+                <w:lang w:eastAsia="zh-CN"/>
+              </w:rPr>
+              <w:t>sequencing_depth</w:t>
+            </w:r>
+            <w:r>
+              <w:rPr>
+                <w:rFonts w:hint="default" w:ascii="Times New Roman" w:hAnsi="Times New Roman" w:eastAsia="微软雅黑" w:cs="Times New Roman"/>
+                <w:color w:val="262626"/>
+                <w:kern w:val="2"/>
+                <w:sz w:val="21"/>
+                <w:szCs w:val="21"/>
+                <w:lang w:val="en-US" w:eastAsia="zh-CN" w:bidi="ar-SA"/>
+              </w:rPr>
+              <w:t>|percent_to_float)</w:t>
+            </w:r>
+            <w:r>
+              <w:rPr>
+                <w:rFonts w:hint="default" w:ascii="Times New Roman" w:hAnsi="Times New Roman" w:eastAsia="微软雅黑" w:cs="Times New Roman"/>
+                <w:color w:val="262626"/>
+                <w:sz w:val="21"/>
+                <w:szCs w:val="21"/>
+                <w:lang w:val="en-US" w:eastAsia="zh-CN"/>
+              </w:rPr>
+              <w:t xml:space="preserve"> &gt;= </w:t>
+            </w:r>
+            <w:r>
+              <w:rPr>
+                <w:rFonts w:hint="eastAsia" w:ascii="Times New Roman" w:hAnsi="Times New Roman" w:cs="Times New Roman"/>
+                <w:color w:val="262626"/>
+                <w:sz w:val="21"/>
+                <w:szCs w:val="21"/>
+                <w:lang w:val="en-US" w:eastAsia="zh-CN"/>
+              </w:rPr>
+              <w:t>5</w:t>
+            </w:r>
+            <w:r>
+              <w:rPr>
+                <w:rFonts w:hint="default" w:ascii="Times New Roman" w:hAnsi="Times New Roman" w:eastAsia="微软雅黑" w:cs="Times New Roman"/>
+                <w:color w:val="262626"/>
+                <w:sz w:val="21"/>
+                <w:szCs w:val="21"/>
+                <w:lang w:val="en-US" w:eastAsia="zh-CN"/>
+              </w:rPr>
+              <w:t>00 %}合格</w:t>
+            </w:r>
+            <w:r>
+              <w:rPr>
+                <w:rFonts w:hint="eastAsia" w:ascii="Times New Roman" w:hAnsi="Times New Roman" w:cs="Times New Roman"/>
+                <w:color w:val="262626"/>
+                <w:sz w:val="21"/>
+                <w:szCs w:val="21"/>
+                <w:lang w:val="en-US" w:eastAsia="zh-CN"/>
+              </w:rPr>
+              <w:t>{% elif</w:t>
+            </w:r>
+            <w:r>
+              <w:rPr>
+                <w:rFonts w:hint="default" w:ascii="Times New Roman" w:hAnsi="Times New Roman" w:eastAsia="微软雅黑" w:cs="Times New Roman"/>
+                <w:color w:val="262626"/>
+                <w:sz w:val="21"/>
+                <w:szCs w:val="21"/>
+                <w:lang w:eastAsia="zh-CN"/>
+              </w:rPr>
+              <w:t xml:space="preserve"> </w:t>
+            </w:r>
+            <w:r>
+              <w:rPr>
+                <w:rFonts w:hint="eastAsia" w:ascii="Times New Roman" w:hAnsi="Times New Roman" w:cs="Times New Roman"/>
+                <w:color w:val="262626"/>
+                <w:sz w:val="21"/>
+                <w:szCs w:val="21"/>
+                <w:lang w:val="en-US" w:eastAsia="zh-CN"/>
+              </w:rPr>
+              <w:t>type ==</w:t>
+            </w:r>
+            <w:r>
+              <w:rPr>
+                <w:rFonts w:hint="default" w:ascii="Times New Roman" w:hAnsi="Times New Roman" w:cs="Times New Roman"/>
+                <w:color w:val="262626"/>
+                <w:sz w:val="21"/>
+                <w:szCs w:val="21"/>
+                <w:lang w:val="en-US" w:eastAsia="zh-CN"/>
+              </w:rPr>
+              <w:t>’</w:t>
+            </w:r>
+            <w:r>
+              <w:rPr>
+                <w:rFonts w:hint="eastAsia" w:ascii="Times New Roman" w:hAnsi="Times New Roman" w:cs="Times New Roman"/>
+                <w:color w:val="262626"/>
+                <w:sz w:val="21"/>
+                <w:szCs w:val="21"/>
+                <w:lang w:val="en-US" w:eastAsia="zh-CN"/>
+              </w:rPr>
+              <w:t>blood</w:t>
+            </w:r>
+            <w:r>
+              <w:rPr>
+                <w:rFonts w:hint="default" w:ascii="Times New Roman" w:hAnsi="Times New Roman" w:cs="Times New Roman"/>
+                <w:color w:val="262626"/>
+                <w:sz w:val="21"/>
+                <w:szCs w:val="21"/>
+                <w:lang w:val="en-US" w:eastAsia="zh-CN"/>
+              </w:rPr>
+              <w:t>’</w:t>
+            </w:r>
+            <w:r>
+              <w:rPr>
+                <w:rFonts w:hint="eastAsia" w:ascii="Times New Roman" w:hAnsi="Times New Roman" w:cs="Times New Roman"/>
+                <w:color w:val="262626"/>
+                <w:sz w:val="21"/>
+                <w:szCs w:val="21"/>
+                <w:lang w:val="en-US" w:eastAsia="zh-CN"/>
+              </w:rPr>
+              <w:t xml:space="preserve"> and </w:t>
+            </w:r>
+            <w:r>
+              <w:rPr>
+                <w:rFonts w:hint="default" w:ascii="Times New Roman" w:hAnsi="Times New Roman" w:eastAsia="微软雅黑" w:cs="Times New Roman"/>
+                <w:color w:val="262626"/>
+                <w:sz w:val="21"/>
+                <w:szCs w:val="21"/>
+                <w:lang w:eastAsia="zh-CN"/>
+              </w:rPr>
+              <w:t>sequencing_depth</w:t>
+            </w:r>
+            <w:r>
+              <w:rPr>
+                <w:rFonts w:hint="default" w:ascii="Times New Roman" w:hAnsi="Times New Roman" w:eastAsia="微软雅黑" w:cs="Times New Roman"/>
+                <w:snapToGrid/>
+                <w:color w:val="262626"/>
+                <w:kern w:val="2"/>
+                <w:sz w:val="21"/>
+                <w:szCs w:val="21"/>
+                <w:lang w:val="en-US" w:eastAsia="zh-CN" w:bidi="ar"/>
+              </w:rPr>
+              <w:t xml:space="preserve"> </w:t>
+            </w:r>
+            <w:r>
+              <w:rPr>
+                <w:rFonts w:hint="default" w:ascii="Times New Roman" w:hAnsi="Times New Roman" w:eastAsia="微软雅黑" w:cs="Times New Roman"/>
+                <w:color w:val="262626"/>
+                <w:sz w:val="21"/>
+                <w:szCs w:val="21"/>
+                <w:lang w:val="en-US" w:eastAsia="zh-CN"/>
+              </w:rPr>
+              <w:t xml:space="preserve">and </w:t>
+            </w:r>
+            <w:r>
+              <w:rPr>
+                <w:rFonts w:hint="default" w:ascii="Times New Roman" w:hAnsi="Times New Roman" w:eastAsia="微软雅黑" w:cs="Times New Roman"/>
+                <w:color w:val="262626"/>
+                <w:kern w:val="2"/>
+                <w:sz w:val="21"/>
+                <w:szCs w:val="21"/>
+                <w:lang w:val="en-US" w:eastAsia="zh-CN" w:bidi="ar-SA"/>
+              </w:rPr>
+              <w:t>(</w:t>
+            </w:r>
+            <w:r>
+              <w:rPr>
+                <w:rFonts w:hint="eastAsia" w:ascii="Times New Roman" w:hAnsi="Times New Roman" w:cs="Times New Roman"/>
+                <w:color w:val="262626"/>
+                <w:kern w:val="2"/>
+                <w:sz w:val="21"/>
+                <w:szCs w:val="21"/>
+                <w:lang w:val="en-US" w:eastAsia="zh-CN" w:bidi="ar-SA"/>
+              </w:rPr>
+              <w:t>s</w:t>
+            </w:r>
+            <w:r>
+              <w:rPr>
+                <w:rFonts w:hint="default" w:ascii="Times New Roman" w:hAnsi="Times New Roman" w:eastAsia="微软雅黑" w:cs="Times New Roman"/>
+                <w:color w:val="262626"/>
+                <w:sz w:val="21"/>
+                <w:szCs w:val="21"/>
+                <w:lang w:eastAsia="zh-CN"/>
+              </w:rPr>
+              <w:t>equencing_depth</w:t>
+            </w:r>
+            <w:r>
+              <w:rPr>
+                <w:rFonts w:hint="default" w:ascii="Times New Roman" w:hAnsi="Times New Roman" w:eastAsia="微软雅黑" w:cs="Times New Roman"/>
+                <w:color w:val="262626"/>
+                <w:kern w:val="2"/>
+                <w:sz w:val="21"/>
+                <w:szCs w:val="21"/>
+                <w:lang w:val="en-US" w:eastAsia="zh-CN" w:bidi="ar-SA"/>
+              </w:rPr>
+              <w:t>|percent_to_float)</w:t>
+            </w:r>
+            <w:r>
+              <w:rPr>
+                <w:rFonts w:hint="default" w:ascii="Times New Roman" w:hAnsi="Times New Roman" w:eastAsia="微软雅黑" w:cs="Times New Roman"/>
+                <w:color w:val="262626"/>
+                <w:sz w:val="21"/>
+                <w:szCs w:val="21"/>
+                <w:lang w:val="en-US" w:eastAsia="zh-CN"/>
+              </w:rPr>
+              <w:t xml:space="preserve"> &gt;= </w:t>
+            </w:r>
+            <w:r>
+              <w:rPr>
+                <w:rFonts w:hint="eastAsia" w:ascii="Times New Roman" w:hAnsi="Times New Roman" w:cs="Times New Roman"/>
+                <w:color w:val="262626"/>
+                <w:sz w:val="21"/>
+                <w:szCs w:val="21"/>
+                <w:lang w:val="en-US" w:eastAsia="zh-CN"/>
               </w:rPr>
               <w:t>15</w:t>
             </w:r>
             <w:r>
               <w:rPr>
-                <w:rFonts w:ascii="Times New Roman" w:hAnsi="Times New Roman" w:cs="Times New Roman"/>
-                <w:color w:val="262626"/>
-                <w:sz w:val="21"/>
-                <w:szCs w:val="21"/>
-              </w:rPr>
-              <w:t>00</w:t>
-            </w:r>
-            <w:r>
-              <w:rPr>
-                <w:rFonts w:hint="eastAsia" w:ascii="Times New Roman" w:hAnsi="Times New Roman" w:eastAsia="微软雅黑" w:cs="黑体"/>
-                <w:color w:val="262626"/>
-                <w:sz w:val="21"/>
-                <w:lang w:eastAsia="zh-CN"/>
-              </w:rPr>
-              <w:t>{% endif %}</w:t>
+                <w:rFonts w:hint="default" w:ascii="Times New Roman" w:hAnsi="Times New Roman" w:eastAsia="微软雅黑" w:cs="Times New Roman"/>
+                <w:color w:val="262626"/>
+                <w:sz w:val="21"/>
+                <w:szCs w:val="21"/>
+                <w:lang w:val="en-US" w:eastAsia="zh-CN"/>
+              </w:rPr>
+              <w:t xml:space="preserve">00 </w:t>
+            </w:r>
+            <w:r>
+              <w:rPr>
+                <w:rFonts w:hint="eastAsia" w:ascii="Times New Roman" w:hAnsi="Times New Roman" w:cs="Times New Roman"/>
+                <w:color w:val="262626"/>
+                <w:sz w:val="21"/>
+                <w:szCs w:val="21"/>
+                <w:lang w:val="en-US" w:eastAsia="zh-CN"/>
+              </w:rPr>
+              <w:t>%}合格</w:t>
+            </w:r>
+            <w:r>
+              <w:rPr>
+                <w:rFonts w:hint="default" w:ascii="Times New Roman" w:hAnsi="Times New Roman" w:eastAsia="微软雅黑" w:cs="Times New Roman"/>
+                <w:color w:val="262626"/>
+                <w:sz w:val="21"/>
+                <w:szCs w:val="21"/>
+                <w:lang w:val="en-US" w:eastAsia="zh-CN"/>
+              </w:rPr>
+              <w:t>{% else %}不合格{% endif %}</w:t>
             </w:r>
           </w:p>
         </w:tc>
@@ -25106,7 +26242,7 @@
         </w:trPr>
         <w:tc>
           <w:tcPr>
-            <w:tcW w:w="1046" w:type="pct"/>
+            <w:tcW w:w="1603" w:type="pct"/>
             <w:vMerge w:val="continue"/>
             <w:tcBorders>
               <w:tl2br w:val="nil"/>
@@ -25128,7 +26264,7 @@
         </w:tc>
         <w:tc>
           <w:tcPr>
-            <w:tcW w:w="1436" w:type="pct"/>
+            <w:tcW w:w="1703" w:type="pct"/>
             <w:tcBorders>
               <w:tl2br w:val="nil"/>
               <w:tr2bl w:val="nil"/>
@@ -25162,7 +26298,7 @@
         </w:tc>
         <w:tc>
           <w:tcPr>
-            <w:tcW w:w="2453" w:type="dxa"/>
+            <w:tcW w:w="3296" w:type="dxa"/>
             <w:tcBorders>
               <w:tl2br w:val="nil"/>
               <w:tr2bl w:val="nil"/>
@@ -25175,40 +26311,6 @@
               <w:ind w:left="119" w:leftChars="0"/>
               <w:jc w:val="center"/>
               <w:rPr>
-                <w:rFonts w:ascii="Times New Roman" w:hAnsi="Times New Roman" w:eastAsia="微软雅黑" w:cs="Times New Roman"/>
-                <w:color w:val="262626"/>
-                <w:sz w:val="21"/>
-                <w:szCs w:val="21"/>
-                <w:highlight w:val="lightGray"/>
-              </w:rPr>
-            </w:pPr>
-            <w:r>
-              <w:rPr>
-                <w:rFonts w:hint="eastAsia" w:ascii="Times New Roman" w:hAnsi="Times New Roman" w:eastAsia="微软雅黑" w:cs="Times New Roman"/>
-                <w:color w:val="262626"/>
-                <w:sz w:val="21"/>
-                <w:lang w:eastAsia="zh-CN"/>
-              </w:rPr>
-              <w:t>{{ coverage_uniformity }}</w:t>
-            </w:r>
-          </w:p>
-        </w:tc>
-        <w:tc>
-          <w:tcPr>
-            <w:tcW w:w="2455" w:type="dxa"/>
-            <w:tcBorders>
-              <w:tl2br w:val="nil"/>
-              <w:tr2bl w:val="nil"/>
-            </w:tcBorders>
-            <w:shd w:val="clear" w:color="auto" w:fill="auto"/>
-            <w:vAlign w:val="center"/>
-          </w:tcPr>
-          <w:p>
-            <w:pPr>
-              <w:autoSpaceDE w:val="0"/>
-              <w:ind w:left="100" w:leftChars="50"/>
-              <w:jc w:val="center"/>
-              <w:rPr>
                 <w:rFonts w:hint="eastAsia" w:ascii="微软雅黑" w:hAnsi="微软雅黑" w:eastAsia="微软雅黑"/>
                 <w:color w:val="262626"/>
                 <w:sz w:val="21"/>
@@ -25218,23 +26320,95 @@
             </w:pPr>
             <w:r>
               <w:rPr>
-                <w:rFonts w:hint="eastAsia" w:ascii="微软雅黑" w:hAnsi="微软雅黑" w:eastAsia="微软雅黑" w:cs="微软雅黑"/>
-                <w:color w:val="262626"/>
-                <w:sz w:val="21"/>
-                <w:szCs w:val="21"/>
-                <w:lang w:eastAsia="zh-CN" w:bidi="ar"/>
-              </w:rPr>
-              <w:t>≥</w:t>
-            </w:r>
-            <w:r>
-              <w:rPr>
-                <w:rFonts w:ascii="Times New Roman" w:hAnsi="Times New Roman" w:eastAsia="微软雅黑" w:cs="Times New Roman"/>
-                <w:color w:val="262626"/>
-                <w:sz w:val="21"/>
-                <w:szCs w:val="21"/>
-                <w:lang w:eastAsia="zh-CN" w:bidi="ar"/>
-              </w:rPr>
-              <w:t>90%</w:t>
+                <w:rFonts w:hint="default" w:ascii="Times New Roman" w:hAnsi="Times New Roman" w:eastAsia="微软雅黑" w:cs="Times New Roman"/>
+                <w:color w:val="262626"/>
+                <w:sz w:val="21"/>
+                <w:szCs w:val="21"/>
+                <w:lang w:val="en-US" w:eastAsia="zh-CN"/>
+              </w:rPr>
+              <w:t xml:space="preserve">{% if </w:t>
+            </w:r>
+            <w:r>
+              <w:rPr>
+                <w:rFonts w:hint="default" w:ascii="Times New Roman" w:hAnsi="Times New Roman" w:eastAsia="微软雅黑" w:cs="Times New Roman"/>
+                <w:color w:val="262626"/>
+                <w:sz w:val="21"/>
+                <w:szCs w:val="21"/>
+                <w:lang w:eastAsia="zh-CN"/>
+              </w:rPr>
+              <w:t xml:space="preserve">coverage_uniformity </w:t>
+            </w:r>
+            <w:r>
+              <w:rPr>
+                <w:rFonts w:hint="default" w:ascii="Times New Roman" w:hAnsi="Times New Roman" w:eastAsia="微软雅黑" w:cs="Times New Roman"/>
+                <w:color w:val="262626"/>
+                <w:sz w:val="21"/>
+                <w:szCs w:val="21"/>
+                <w:lang w:val="en-US" w:eastAsia="zh-CN"/>
+              </w:rPr>
+              <w:t xml:space="preserve">and </w:t>
+            </w:r>
+            <w:r>
+              <w:rPr>
+                <w:rFonts w:hint="default" w:ascii="Times New Roman" w:hAnsi="Times New Roman" w:eastAsia="微软雅黑" w:cs="Times New Roman"/>
+                <w:color w:val="262626"/>
+                <w:kern w:val="2"/>
+                <w:sz w:val="21"/>
+                <w:szCs w:val="21"/>
+                <w:lang w:val="en-US" w:eastAsia="zh-CN" w:bidi="ar-SA"/>
+              </w:rPr>
+              <w:t>(</w:t>
+            </w:r>
+            <w:r>
+              <w:rPr>
+                <w:rFonts w:hint="default" w:ascii="Times New Roman" w:hAnsi="Times New Roman" w:eastAsia="微软雅黑" w:cs="Times New Roman"/>
+                <w:color w:val="262626"/>
+                <w:sz w:val="21"/>
+                <w:szCs w:val="21"/>
+                <w:lang w:eastAsia="zh-CN"/>
+              </w:rPr>
+              <w:t>coverage_uniformity</w:t>
+            </w:r>
+            <w:r>
+              <w:rPr>
+                <w:rFonts w:hint="default" w:ascii="Times New Roman" w:hAnsi="Times New Roman" w:eastAsia="微软雅黑" w:cs="Times New Roman"/>
+                <w:color w:val="262626"/>
+                <w:kern w:val="2"/>
+                <w:sz w:val="21"/>
+                <w:szCs w:val="21"/>
+                <w:lang w:val="en-US" w:eastAsia="zh-CN" w:bidi="ar-SA"/>
+              </w:rPr>
+              <w:t>|percent_to_float)</w:t>
+            </w:r>
+            <w:r>
+              <w:rPr>
+                <w:rFonts w:hint="default" w:ascii="Times New Roman" w:hAnsi="Times New Roman" w:eastAsia="微软雅黑" w:cs="Times New Roman"/>
+                <w:color w:val="262626"/>
+                <w:sz w:val="21"/>
+                <w:szCs w:val="21"/>
+                <w:lang w:val="en-US" w:eastAsia="zh-CN"/>
+              </w:rPr>
+              <w:t xml:space="preserve"> &gt;= </w:t>
+            </w:r>
+            <w:r>
+              <w:rPr>
+                <w:rFonts w:hint="eastAsia" w:ascii="Times New Roman" w:hAnsi="Times New Roman" w:cs="Times New Roman"/>
+                <w:color w:val="262626"/>
+                <w:sz w:val="21"/>
+                <w:szCs w:val="21"/>
+                <w:lang w:val="en-US" w:eastAsia="zh-CN"/>
+              </w:rPr>
+              <w:t>9</w:t>
+            </w:r>
+            <w:r>
+              <w:rPr>
+                <w:rFonts w:hint="default" w:ascii="Times New Roman" w:hAnsi="Times New Roman" w:eastAsia="微软雅黑" w:cs="Times New Roman"/>
+                <w:color w:val="262626"/>
+                <w:sz w:val="21"/>
+                <w:szCs w:val="21"/>
+                <w:lang w:val="en-US" w:eastAsia="zh-CN"/>
+              </w:rPr>
+              <w:t>0 %}合格{% else %}不合格{% endif %}</w:t>
             </w:r>
           </w:p>
         </w:tc>
@@ -25262,7 +26436,7 @@
         </w:trPr>
         <w:tc>
           <w:tcPr>
-            <w:tcW w:w="1046" w:type="pct"/>
+            <w:tcW w:w="1603" w:type="pct"/>
             <w:vMerge w:val="continue"/>
             <w:tcBorders>
               <w:tl2br w:val="nil"/>
@@ -25284,7 +26458,7 @@
         </w:tc>
         <w:tc>
           <w:tcPr>
-            <w:tcW w:w="1436" w:type="pct"/>
+            <w:tcW w:w="1703" w:type="pct"/>
             <w:tcBorders>
               <w:tl2br w:val="nil"/>
               <w:tr2bl w:val="nil"/>
@@ -25318,40 +26492,7 @@
         </w:tc>
         <w:tc>
           <w:tcPr>
-            <w:tcW w:w="2453" w:type="dxa"/>
-            <w:tcBorders>
-              <w:tl2br w:val="nil"/>
-              <w:tr2bl w:val="nil"/>
-            </w:tcBorders>
-            <w:shd w:val="clear" w:color="auto" w:fill="auto"/>
-            <w:vAlign w:val="center"/>
-          </w:tcPr>
-          <w:p>
-            <w:pPr>
-              <w:ind w:left="119" w:leftChars="0"/>
-              <w:jc w:val="center"/>
-              <w:rPr>
-                <w:rFonts w:ascii="Times New Roman" w:hAnsi="Times New Roman" w:eastAsia="微软雅黑" w:cs="Times New Roman"/>
-                <w:color w:val="262626"/>
-                <w:sz w:val="21"/>
-                <w:szCs w:val="21"/>
-                <w:highlight w:val="lightGray"/>
-              </w:rPr>
-            </w:pPr>
-            <w:r>
-              <w:rPr>
-                <w:rFonts w:hint="eastAsia" w:ascii="Times New Roman" w:hAnsi="Times New Roman" w:eastAsia="微软雅黑" w:cs="Times New Roman"/>
-                <w:color w:val="262626"/>
-                <w:sz w:val="21"/>
-                <w:lang w:eastAsia="zh-CN"/>
-              </w:rPr>
-              <w:t>{{ genome_alignment }}</w:t>
-            </w:r>
-          </w:p>
-        </w:tc>
-        <w:tc>
-          <w:tcPr>
-            <w:tcW w:w="2455" w:type="dxa"/>
+            <w:tcW w:w="3296" w:type="dxa"/>
             <w:tcBorders>
               <w:tl2br w:val="nil"/>
               <w:tr2bl w:val="nil"/>
@@ -25374,23 +26515,186 @@
             </w:pPr>
             <w:r>
               <w:rPr>
-                <w:rFonts w:hint="eastAsia" w:ascii="微软雅黑" w:hAnsi="微软雅黑" w:eastAsia="微软雅黑" w:cs="微软雅黑"/>
-                <w:color w:val="262626"/>
-                <w:sz w:val="21"/>
-                <w:szCs w:val="21"/>
-                <w:lang w:eastAsia="zh-CN" w:bidi="ar"/>
-              </w:rPr>
-              <w:t>≥</w:t>
-            </w:r>
-            <w:r>
-              <w:rPr>
-                <w:rFonts w:ascii="Times New Roman" w:hAnsi="Times New Roman" w:eastAsia="微软雅黑" w:cs="Times New Roman"/>
-                <w:color w:val="262626"/>
-                <w:sz w:val="21"/>
-                <w:szCs w:val="21"/>
-                <w:lang w:eastAsia="zh-CN" w:bidi="ar"/>
-              </w:rPr>
-              <w:t>95%</w:t>
+                <w:rFonts w:hint="eastAsia"/>
+                <w:color w:val="262626"/>
+                <w:sz w:val="21"/>
+                <w:szCs w:val="21"/>
+                <w:lang w:val="en-US" w:eastAsia="zh-CN"/>
+              </w:rPr>
+              <w:t>{</w:t>
+            </w:r>
+            <w:bookmarkStart w:id="29" w:name="_GoBack"/>
+            <w:r>
+              <w:rPr>
+                <w:rFonts w:hint="eastAsia" w:ascii="Times New Roman" w:hAnsi="Times New Roman" w:eastAsia="微软雅黑" w:cs="Times New Roman"/>
+                <w:color w:val="262626"/>
+                <w:sz w:val="21"/>
+                <w:szCs w:val="21"/>
+                <w:lang w:val="en-US" w:eastAsia="zh-CN"/>
+              </w:rPr>
+              <w:t xml:space="preserve">% </w:t>
+            </w:r>
+            <w:r>
+              <w:rPr>
+                <w:rFonts w:hint="default" w:ascii="Times New Roman" w:hAnsi="Times New Roman" w:eastAsia="微软雅黑" w:cs="Times New Roman"/>
+                <w:color w:val="262626"/>
+                <w:sz w:val="21"/>
+                <w:szCs w:val="21"/>
+                <w:lang w:val="en-US" w:eastAsia="zh-CN"/>
+              </w:rPr>
+              <w:t>if</w:t>
+            </w:r>
+            <w:r>
+              <w:rPr>
+                <w:rFonts w:hint="eastAsia" w:ascii="Times New Roman" w:hAnsi="Times New Roman" w:eastAsia="微软雅黑" w:cs="Times New Roman"/>
+                <w:color w:val="262626"/>
+                <w:sz w:val="21"/>
+                <w:szCs w:val="21"/>
+                <w:lang w:val="en-US" w:eastAsia="zh-CN"/>
+              </w:rPr>
+              <w:t xml:space="preserve"> </w:t>
+            </w:r>
+            <w:r>
+              <w:rPr>
+                <w:rFonts w:hint="eastAsia" w:ascii="Times New Roman" w:hAnsi="Times New Roman" w:eastAsia="微软雅黑" w:cs="Times New Roman"/>
+                <w:color w:val="262626"/>
+                <w:sz w:val="21"/>
+                <w:szCs w:val="21"/>
+                <w:lang w:eastAsia="zh-CN"/>
+              </w:rPr>
+              <w:t xml:space="preserve">genome_alignment </w:t>
+            </w:r>
+            <w:r>
+              <w:rPr>
+                <w:rFonts w:hint="eastAsia" w:ascii="Times New Roman" w:hAnsi="Times New Roman" w:eastAsia="微软雅黑" w:cs="Times New Roman"/>
+                <w:color w:val="262626"/>
+                <w:sz w:val="21"/>
+                <w:szCs w:val="21"/>
+                <w:lang w:val="en-US" w:eastAsia="zh-CN"/>
+              </w:rPr>
+              <w:t xml:space="preserve">and </w:t>
+            </w:r>
+            <w:r>
+              <w:rPr>
+                <w:rFonts w:hint="default" w:ascii="Times New Roman" w:hAnsi="Times New Roman" w:eastAsia="微软雅黑" w:cs="Times New Roman"/>
+                <w:color w:val="262626"/>
+                <w:sz w:val="21"/>
+                <w:szCs w:val="21"/>
+                <w:lang w:val="en-US" w:eastAsia="zh-CN"/>
+              </w:rPr>
+              <w:t>(</w:t>
+            </w:r>
+            <w:r>
+              <w:rPr>
+                <w:rFonts w:hint="eastAsia" w:ascii="Times New Roman" w:hAnsi="Times New Roman" w:eastAsia="微软雅黑" w:cs="Times New Roman"/>
+                <w:color w:val="262626"/>
+                <w:sz w:val="21"/>
+                <w:szCs w:val="21"/>
+                <w:lang w:eastAsia="zh-CN"/>
+              </w:rPr>
+              <w:t>genome_alignmen</w:t>
+            </w:r>
+            <w:r>
+              <w:rPr>
+                <w:rFonts w:hint="default" w:ascii="Times New Roman" w:hAnsi="Times New Roman" w:eastAsia="微软雅黑" w:cs="Times New Roman"/>
+                <w:color w:val="262626"/>
+                <w:sz w:val="21"/>
+                <w:szCs w:val="21"/>
+                <w:lang w:eastAsia="zh-CN"/>
+              </w:rPr>
+              <w:t>t</w:t>
+            </w:r>
+            <w:r>
+              <w:rPr>
+                <w:rFonts w:hint="default" w:ascii="Times New Roman" w:hAnsi="Times New Roman" w:eastAsia="微软雅黑" w:cs="Times New Roman"/>
+                <w:color w:val="262626"/>
+                <w:sz w:val="21"/>
+                <w:szCs w:val="21"/>
+                <w:lang w:val="en-US" w:eastAsia="zh-CN"/>
+              </w:rPr>
+              <w:t>|</w:t>
+            </w:r>
+            <w:r>
+              <w:rPr>
+                <w:rFonts w:hint="default" w:ascii="Times New Roman" w:hAnsi="Times New Roman" w:eastAsia="微软雅黑" w:cs="Times New Roman"/>
+                <w:color w:val="262626"/>
+                <w:sz w:val="21"/>
+                <w:szCs w:val="21"/>
+                <w:lang w:val="en-US" w:eastAsia="zh-CN"/>
+              </w:rPr>
+              <w:t>percent_to_float</w:t>
+            </w:r>
+            <w:bookmarkEnd w:id="29"/>
+            <w:r>
+              <w:rPr>
+                <w:rFonts w:hint="eastAsia" w:ascii="微软雅黑" w:hAnsi="微软雅黑" w:eastAsia="微软雅黑" w:cs="Times New Roman"/>
+                <w:color w:val="262626"/>
+                <w:kern w:val="2"/>
+                <w:sz w:val="21"/>
+                <w:szCs w:val="21"/>
+                <w:lang w:val="en-US" w:eastAsia="zh-CN" w:bidi="ar-SA"/>
+              </w:rPr>
+              <w:t>)</w:t>
+            </w:r>
+            <w:r>
+              <w:rPr>
+                <w:rFonts w:hint="eastAsia" w:ascii="Times New Roman" w:hAnsi="Times New Roman" w:cs="Times New Roman"/>
+                <w:color w:val="262626"/>
+                <w:sz w:val="21"/>
+                <w:szCs w:val="21"/>
+                <w:lang w:val="en-US" w:eastAsia="zh-CN"/>
+              </w:rPr>
+              <w:t xml:space="preserve"> &gt;= 95 </w:t>
+            </w:r>
+            <w:r>
+              <w:rPr>
+                <w:rFonts w:hint="eastAsia"/>
+                <w:color w:val="262626"/>
+                <w:sz w:val="21"/>
+                <w:szCs w:val="21"/>
+                <w:lang w:val="en-US" w:eastAsia="zh-CN"/>
+              </w:rPr>
+              <w:t>%}合格{</w:t>
+            </w:r>
+            <w:r>
+              <w:rPr>
+                <w:rFonts w:hint="eastAsia" w:ascii="Times New Roman" w:hAnsi="Times New Roman" w:eastAsia="微软雅黑" w:cs="Times New Roman"/>
+                <w:color w:val="262626"/>
+                <w:sz w:val="21"/>
+                <w:szCs w:val="21"/>
+                <w:lang w:val="en-US" w:eastAsia="zh-CN"/>
+              </w:rPr>
+              <w:t>% else %}</w:t>
+            </w:r>
+            <w:r>
+              <w:rPr>
+                <w:rFonts w:hint="eastAsia"/>
+                <w:color w:val="262626"/>
+                <w:sz w:val="21"/>
+                <w:szCs w:val="21"/>
+                <w:lang w:val="en-US" w:eastAsia="zh-CN"/>
+              </w:rPr>
+              <w:t>不合格{</w:t>
+            </w:r>
+            <w:r>
+              <w:rPr>
+                <w:rFonts w:hint="eastAsia" w:ascii="Times New Roman" w:hAnsi="Times New Roman" w:eastAsia="微软雅黑" w:cs="Times New Roman"/>
+                <w:color w:val="262626"/>
+                <w:sz w:val="21"/>
+                <w:szCs w:val="21"/>
+                <w:lang w:val="en-US" w:eastAsia="zh-CN"/>
+              </w:rPr>
+              <w:t>% endif %</w:t>
+            </w:r>
+            <w:r>
+              <w:rPr>
+                <w:rFonts w:hint="eastAsia"/>
+                <w:color w:val="262626"/>
+                <w:sz w:val="21"/>
+                <w:szCs w:val="21"/>
+                <w:lang w:val="en-US" w:eastAsia="zh-CN"/>
+              </w:rPr>
+              <w:t>}</w:t>
             </w:r>
           </w:p>
         </w:tc>
@@ -25418,7 +26722,7 @@
         </w:trPr>
         <w:tc>
           <w:tcPr>
-            <w:tcW w:w="1046" w:type="pct"/>
+            <w:tcW w:w="1603" w:type="pct"/>
             <w:vMerge w:val="continue"/>
             <w:tcBorders>
               <w:tl2br w:val="nil"/>
@@ -25440,7 +26744,7 @@
         </w:tc>
         <w:tc>
           <w:tcPr>
-            <w:tcW w:w="1436" w:type="pct"/>
+            <w:tcW w:w="1703" w:type="pct"/>
             <w:tcBorders>
               <w:tl2br w:val="nil"/>
               <w:tr2bl w:val="nil"/>
@@ -25494,7 +26798,7 @@
         </w:tc>
         <w:tc>
           <w:tcPr>
-            <w:tcW w:w="2453" w:type="dxa"/>
+            <w:tcW w:w="3296" w:type="dxa"/>
             <w:tcBorders>
               <w:tl2br w:val="nil"/>
               <w:tr2bl w:val="nil"/>
@@ -25504,44 +26808,9 @@
           </w:tcPr>
           <w:p>
             <w:pPr>
-              <w:autoSpaceDE w:val="0"/>
-              <w:ind w:left="100" w:leftChars="50"/>
+              <w:ind w:left="119" w:leftChars="0"/>
               <w:jc w:val="center"/>
               <w:rPr>
-                <w:rFonts w:ascii="Times New Roman" w:hAnsi="Times New Roman" w:eastAsia="微软雅黑" w:cs="Times New Roman"/>
-                <w:color w:val="262626"/>
-                <w:sz w:val="21"/>
-                <w:szCs w:val="21"/>
-                <w:highlight w:val="lightGray"/>
-              </w:rPr>
-            </w:pPr>
-            <w:r>
-              <w:rPr>
-                <w:rFonts w:hint="eastAsia" w:ascii="Times New Roman" w:hAnsi="Times New Roman" w:eastAsia="微软雅黑" w:cs="Times New Roman"/>
-                <w:color w:val="262626"/>
-                <w:sz w:val="21"/>
-                <w:lang w:eastAsia="zh-CN"/>
-              </w:rPr>
-              <w:t>{{ base_quality }}</w:t>
-            </w:r>
-          </w:p>
-        </w:tc>
-        <w:tc>
-          <w:tcPr>
-            <w:tcW w:w="2455" w:type="dxa"/>
-            <w:tcBorders>
-              <w:tl2br w:val="nil"/>
-              <w:tr2bl w:val="nil"/>
-            </w:tcBorders>
-            <w:shd w:val="clear" w:color="auto" w:fill="auto"/>
-            <w:vAlign w:val="center"/>
-          </w:tcPr>
-          <w:p>
-            <w:pPr>
-              <w:autoSpaceDE w:val="0"/>
-              <w:ind w:left="100" w:leftChars="50"/>
-              <w:jc w:val="center"/>
-              <w:rPr>
                 <w:rFonts w:hint="eastAsia" w:ascii="微软雅黑" w:hAnsi="微软雅黑" w:eastAsia="微软雅黑"/>
                 <w:color w:val="262626"/>
                 <w:sz w:val="21"/>
@@ -25551,23 +26820,75 @@
             </w:pPr>
             <w:r>
               <w:rPr>
-                <w:rFonts w:hint="eastAsia" w:ascii="微软雅黑" w:hAnsi="微软雅黑" w:eastAsia="微软雅黑" w:cs="微软雅黑"/>
-                <w:color w:val="262626"/>
-                <w:sz w:val="21"/>
-                <w:szCs w:val="21"/>
-                <w:lang w:eastAsia="zh-CN" w:bidi="ar"/>
-              </w:rPr>
-              <w:t>≥</w:t>
-            </w:r>
-            <w:r>
-              <w:rPr>
-                <w:rFonts w:ascii="Times New Roman" w:hAnsi="Times New Roman" w:eastAsia="微软雅黑" w:cs="Times New Roman"/>
-                <w:color w:val="262626"/>
-                <w:sz w:val="21"/>
-                <w:szCs w:val="21"/>
-                <w:lang w:eastAsia="zh-CN" w:bidi="ar"/>
-              </w:rPr>
-              <w:t>80%</w:t>
+                <w:rFonts w:hint="default" w:ascii="Times New Roman" w:hAnsi="Times New Roman" w:eastAsia="微软雅黑" w:cs="Times New Roman"/>
+                <w:color w:val="262626"/>
+                <w:sz w:val="21"/>
+                <w:szCs w:val="21"/>
+                <w:lang w:val="en-US" w:eastAsia="zh-CN"/>
+              </w:rPr>
+              <w:t xml:space="preserve">{% if </w:t>
+            </w:r>
+            <w:r>
+              <w:rPr>
+                <w:rFonts w:hint="default" w:ascii="Times New Roman" w:hAnsi="Times New Roman" w:eastAsia="微软雅黑" w:cs="Times New Roman"/>
+                <w:color w:val="262626"/>
+                <w:sz w:val="21"/>
+                <w:szCs w:val="21"/>
+                <w:lang w:eastAsia="zh-CN"/>
+              </w:rPr>
+              <w:t xml:space="preserve">base_quality </w:t>
+            </w:r>
+            <w:r>
+              <w:rPr>
+                <w:rFonts w:hint="default" w:ascii="Times New Roman" w:hAnsi="Times New Roman" w:eastAsia="微软雅黑" w:cs="Times New Roman"/>
+                <w:color w:val="262626"/>
+                <w:sz w:val="21"/>
+                <w:szCs w:val="21"/>
+                <w:lang w:val="en-US" w:eastAsia="zh-CN"/>
+              </w:rPr>
+              <w:t xml:space="preserve">and </w:t>
+            </w:r>
+            <w:r>
+              <w:rPr>
+                <w:rFonts w:hint="default" w:ascii="Times New Roman" w:hAnsi="Times New Roman" w:eastAsia="微软雅黑" w:cs="Times New Roman"/>
+                <w:color w:val="262626"/>
+                <w:kern w:val="2"/>
+                <w:sz w:val="21"/>
+                <w:szCs w:val="21"/>
+                <w:lang w:val="en-US" w:eastAsia="zh-CN" w:bidi="ar-SA"/>
+              </w:rPr>
+              <w:t>(</w:t>
+            </w:r>
+            <w:r>
+              <w:rPr>
+                <w:rFonts w:hint="default" w:ascii="Times New Roman" w:hAnsi="Times New Roman" w:eastAsia="微软雅黑" w:cs="Times New Roman"/>
+                <w:color w:val="262626"/>
+                <w:sz w:val="21"/>
+                <w:szCs w:val="21"/>
+                <w:lang w:eastAsia="zh-CN"/>
+              </w:rPr>
+              <w:t>base_quality</w:t>
+            </w:r>
+            <w:r>
+              <w:rPr>
+                <w:rFonts w:hint="default" w:ascii="Times New Roman" w:hAnsi="Times New Roman" w:eastAsia="微软雅黑" w:cs="Times New Roman"/>
+                <w:color w:val="262626"/>
+                <w:kern w:val="2"/>
+                <w:sz w:val="21"/>
+                <w:szCs w:val="21"/>
+                <w:lang w:val="en-US" w:eastAsia="zh-CN" w:bidi="ar-SA"/>
+              </w:rPr>
+              <w:t>|percent_to_float)</w:t>
+            </w:r>
+            <w:r>
+              <w:rPr>
+                <w:rFonts w:hint="default" w:ascii="Times New Roman" w:hAnsi="Times New Roman" w:eastAsia="微软雅黑" w:cs="Times New Roman"/>
+                <w:color w:val="262626"/>
+                <w:sz w:val="21"/>
+                <w:szCs w:val="21"/>
+                <w:lang w:val="en-US" w:eastAsia="zh-CN"/>
+              </w:rPr>
+              <w:t xml:space="preserve"> &gt;= 80 %}合格{% else %}不合格{% endif %}</w:t>
             </w:r>
           </w:p>
         </w:tc>
@@ -25595,7 +26916,7 @@
         </w:trPr>
         <w:tc>
           <w:tcPr>
-            <w:tcW w:w="1046" w:type="pct"/>
+            <w:tcW w:w="1603" w:type="pct"/>
             <w:tcBorders>
               <w:tl2br w:val="nil"/>
               <w:tr2bl w:val="nil"/>
@@ -25629,8 +26950,8 @@
         </w:tc>
         <w:tc>
           <w:tcPr>
-            <w:tcW w:w="3953" w:type="pct"/>
-            <w:gridSpan w:val="3"/>
+            <w:tcW w:w="3396" w:type="pct"/>
+            <w:gridSpan w:val="2"/>
             <w:tcBorders>
               <w:tl2br w:val="nil"/>
               <w:tr2bl w:val="nil"/>
@@ -25687,7 +27008,7 @@
     </w:tbl>
     <w:p>
       <w:pPr>
-        <w:pStyle w:val="55"/>
+        <w:pStyle w:val="56"/>
         <w:keepNext w:val="0"/>
         <w:keepLines w:val="0"/>
         <w:pageBreakBefore w:val="0"/>
@@ -25853,7 +27174,7 @@
     </w:p>
     <w:tbl>
       <w:tblPr>
-        <w:tblStyle w:val="16"/>
+        <w:tblStyle w:val="17"/>
         <w:tblpPr w:leftFromText="180" w:rightFromText="180" w:vertAnchor="text" w:horzAnchor="page" w:tblpXSpec="center" w:tblpY="224"/>
         <w:tblOverlap w:val="never"/>
         <w:tblW w:w="9815" w:type="dxa"/>
@@ -26416,13 +27737,13 @@
           <w:lang w:eastAsia="zh-CN"/>
         </w:rPr>
       </w:pPr>
-      <w:bookmarkStart w:id="21" w:name="_Toc11193_WPSOffice_Level2"/>
-      <w:bookmarkStart w:id="22" w:name="_Toc6304_WPSOffice_Level2"/>
-      <w:bookmarkStart w:id="23" w:name="_Toc17111_WPSOffice_Level2"/>
-      <w:bookmarkStart w:id="24" w:name="_Toc19280_WPSOffice_Level2"/>
-      <w:bookmarkStart w:id="25" w:name="_Toc31515_WPSOffice_Level2"/>
+      <w:bookmarkStart w:id="21" w:name="_Toc31515_WPSOffice_Level2"/>
+      <w:bookmarkStart w:id="22" w:name="_Toc6931_WPSOffice_Level2"/>
+      <w:bookmarkStart w:id="23" w:name="_Toc11193_WPSOffice_Level2"/>
+      <w:bookmarkStart w:id="24" w:name="_Toc6304_WPSOffice_Level2"/>
+      <w:bookmarkStart w:id="25" w:name="_Toc17111_WPSOffice_Level2"/>
       <w:bookmarkStart w:id="26" w:name="_Toc3488_WPSOffice_Level2"/>
-      <w:bookmarkStart w:id="27" w:name="_Toc6931_WPSOffice_Level2"/>
+      <w:bookmarkStart w:id="27" w:name="_Toc19280_WPSOffice_Level2"/>
       <w:r>
         <w:rPr>
           <w:rFonts w:hint="default" w:ascii="Times New Roman" w:hAnsi="Times New Roman" w:eastAsia="微软雅黑" w:cs="Times New Roman"/>
@@ -26522,7 +27843,7 @@
     </w:p>
     <w:tbl>
       <w:tblPr>
-        <w:tblStyle w:val="57"/>
+        <w:tblStyle w:val="58"/>
         <w:tblW w:w="9864" w:type="dxa"/>
         <w:jc w:val="center"/>
         <w:tblBorders>
@@ -27296,7 +28617,7 @@
                     </pic:cNvPicPr>
                   </pic:nvPicPr>
                   <pic:blipFill>
-                    <a:blip r:embed="rId12"/>
+                    <a:blip r:embed="rId13"/>
                     <a:stretch>
                       <a:fillRect/>
                     </a:stretch>
@@ -29270,7 +30591,7 @@
     <w:lsdException w:uiPriority="99" w:name="HTML Code"/>
     <w:lsdException w:uiPriority="99" w:name="HTML Definition"/>
     <w:lsdException w:uiPriority="99" w:name="HTML Keyboard"/>
-    <w:lsdException w:uiPriority="99" w:name="HTML Preformatted"/>
+    <w:lsdException w:qFormat="1" w:unhideWhenUsed="0" w:uiPriority="0" w:semiHidden="0" w:name="HTML Preformatted"/>
     <w:lsdException w:uiPriority="99" w:name="HTML Sample"/>
     <w:lsdException w:unhideWhenUsed="0" w:uiPriority="99" w:semiHidden="0" w:name="HTML Typewriter"/>
     <w:lsdException w:uiPriority="99" w:name="HTML Variable"/>
@@ -29444,7 +30765,7 @@
     <w:name w:val="heading 1"/>
     <w:basedOn w:val="1"/>
     <w:next w:val="1"/>
-    <w:link w:val="26"/>
+    <w:link w:val="27"/>
     <w:autoRedefine/>
     <w:qFormat/>
     <w:uiPriority w:val="9"/>
@@ -29471,7 +30792,7 @@
     <w:name w:val="heading 2"/>
     <w:basedOn w:val="1"/>
     <w:next w:val="1"/>
-    <w:link w:val="29"/>
+    <w:link w:val="30"/>
     <w:autoRedefine/>
     <w:unhideWhenUsed/>
     <w:qFormat/>
@@ -29498,7 +30819,7 @@
     <w:name w:val="heading 3"/>
     <w:basedOn w:val="1"/>
     <w:next w:val="1"/>
-    <w:link w:val="31"/>
+    <w:link w:val="32"/>
     <w:autoRedefine/>
     <w:unhideWhenUsed/>
     <w:qFormat/>
@@ -29525,7 +30846,7 @@
     <w:name w:val="heading 4"/>
     <w:basedOn w:val="1"/>
     <w:next w:val="1"/>
-    <w:link w:val="33"/>
+    <w:link w:val="34"/>
     <w:autoRedefine/>
     <w:unhideWhenUsed/>
     <w:qFormat/>
@@ -29548,7 +30869,7 @@
       <w:szCs w:val="28"/>
     </w:rPr>
   </w:style>
-  <w:style w:type="character" w:default="1" w:styleId="18">
+  <w:style w:type="character" w:default="1" w:styleId="19">
     <w:name w:val="Default Paragraph Font"/>
     <w:autoRedefine/>
     <w:semiHidden/>
@@ -29556,7 +30877,7 @@
     <w:qFormat/>
     <w:uiPriority w:val="1"/>
   </w:style>
-  <w:style w:type="table" w:default="1" w:styleId="15">
+  <w:style w:type="table" w:default="1" w:styleId="16">
     <w:name w:val="Normal Table"/>
     <w:autoRedefine/>
     <w:semiHidden/>
@@ -29720,6 +31041,40 @@
     </w:rPr>
   </w:style>
   <w:style w:type="paragraph" w:styleId="14">
+    <w:name w:val="HTML Preformatted"/>
+    <w:basedOn w:val="1"/>
+    <w:qFormat/>
+    <w:uiPriority w:val="0"/>
+    <w:pPr>
+      <w:tabs>
+        <w:tab w:val="left" w:pos="916"/>
+        <w:tab w:val="left" w:pos="1832"/>
+        <w:tab w:val="left" w:pos="2748"/>
+        <w:tab w:val="left" w:pos="3664"/>
+        <w:tab w:val="left" w:pos="4580"/>
+        <w:tab w:val="left" w:pos="5496"/>
+        <w:tab w:val="left" w:pos="6412"/>
+        <w:tab w:val="left" w:pos="7328"/>
+        <w:tab w:val="left" w:pos="8244"/>
+        <w:tab w:val="left" w:pos="9160"/>
+        <w:tab w:val="left" w:pos="10076"/>
+        <w:tab w:val="left" w:pos="10992"/>
+        <w:tab w:val="left" w:pos="11908"/>
+        <w:tab w:val="left" w:pos="12824"/>
+        <w:tab w:val="left" w:pos="13740"/>
+        <w:tab w:val="left" w:pos="14656"/>
+      </w:tabs>
+      <w:jc w:val="left"/>
+    </w:pPr>
+    <w:rPr>
+      <w:rFonts w:hint="eastAsia" w:ascii="宋体" w:hAnsi="宋体" w:eastAsia="宋体" w:cs="宋体"/>
+      <w:kern w:val="0"/>
+      <w:sz w:val="24"/>
+      <w:szCs w:val="24"/>
+      <w:lang w:val="en-US" w:eastAsia="zh-CN" w:bidi="ar"/>
+    </w:rPr>
+  </w:style>
+  <w:style w:type="paragraph" w:styleId="15">
     <w:name w:val="annotation subject"/>
     <w:basedOn w:val="6"/>
     <w:next w:val="6"/>
@@ -29741,9 +31096,9 @@
       <w:szCs w:val="22"/>
     </w:rPr>
   </w:style>
-  <w:style w:type="table" w:styleId="16">
+  <w:style w:type="table" w:styleId="17">
     <w:name w:val="Table Grid"/>
-    <w:basedOn w:val="15"/>
+    <w:basedOn w:val="16"/>
     <w:autoRedefine/>
     <w:qFormat/>
     <w:uiPriority w:val="39"/>
@@ -29758,9 +31113,9 @@
       </w:tblBorders>
     </w:tblPr>
   </w:style>
-  <w:style w:type="table" w:styleId="17">
+  <w:style w:type="table" w:styleId="18">
     <w:name w:val="Light Shading Accent 5"/>
-    <w:basedOn w:val="15"/>
+    <w:basedOn w:val="16"/>
     <w:autoRedefine/>
     <w:qFormat/>
     <w:uiPriority w:val="60"/>
@@ -29850,9 +31205,9 @@
       </w:tcPr>
     </w:tblStylePr>
   </w:style>
-  <w:style w:type="character" w:styleId="19">
+  <w:style w:type="character" w:styleId="20">
     <w:name w:val="Strong"/>
-    <w:basedOn w:val="18"/>
+    <w:basedOn w:val="19"/>
     <w:autoRedefine/>
     <w:qFormat/>
     <w:uiPriority w:val="22"/>
@@ -29861,9 +31216,9 @@
       <w:bCs/>
     </w:rPr>
   </w:style>
-  <w:style w:type="character" w:styleId="20">
+  <w:style w:type="character" w:styleId="21">
     <w:name w:val="Hyperlink"/>
-    <w:basedOn w:val="18"/>
+    <w:basedOn w:val="19"/>
     <w:autoRedefine/>
     <w:unhideWhenUsed/>
     <w:qFormat/>
@@ -29878,7 +31233,7 @@
       </w14:textFill>
     </w:rPr>
   </w:style>
-  <w:style w:type="character" w:styleId="21">
+  <w:style w:type="character" w:styleId="22">
     <w:name w:val="annotation reference"/>
     <w:autoRedefine/>
     <w:unhideWhenUsed/>
@@ -29889,7 +31244,7 @@
       <w:szCs w:val="21"/>
     </w:rPr>
   </w:style>
-  <w:style w:type="character" w:customStyle="1" w:styleId="22">
+  <w:style w:type="character" w:customStyle="1" w:styleId="23">
     <w:name w:val="页眉 字符"/>
     <w:autoRedefine/>
     <w:qFormat/>
@@ -29899,7 +31254,7 @@
       <w:szCs w:val="18"/>
     </w:rPr>
   </w:style>
-  <w:style w:type="character" w:customStyle="1" w:styleId="23">
+  <w:style w:type="character" w:customStyle="1" w:styleId="24">
     <w:name w:val="页脚 字符"/>
     <w:autoRedefine/>
     <w:qFormat/>
@@ -29909,7 +31264,7 @@
       <w:szCs w:val="18"/>
     </w:rPr>
   </w:style>
-  <w:style w:type="character" w:customStyle="1" w:styleId="24">
+  <w:style w:type="character" w:customStyle="1" w:styleId="25">
     <w:name w:val="批注框文本 字符"/>
     <w:autoRedefine/>
     <w:semiHidden/>
@@ -29920,7 +31275,7 @@
       <w:szCs w:val="18"/>
     </w:rPr>
   </w:style>
-  <w:style w:type="paragraph" w:customStyle="1" w:styleId="25">
+  <w:style w:type="paragraph" w:customStyle="1" w:styleId="26">
     <w:name w:val="副标题1"/>
     <w:basedOn w:val="1"/>
     <w:autoRedefine/>
@@ -29936,7 +31291,7 @@
       <w:sz w:val="28"/>
     </w:rPr>
   </w:style>
-  <w:style w:type="character" w:customStyle="1" w:styleId="26">
+  <w:style w:type="character" w:customStyle="1" w:styleId="27">
     <w:name w:val="标题 1 字符"/>
     <w:link w:val="2"/>
     <w:autoRedefine/>
@@ -29952,7 +31307,7 @@
       <w:szCs w:val="44"/>
     </w:rPr>
   </w:style>
-  <w:style w:type="character" w:customStyle="1" w:styleId="27">
+  <w:style w:type="character" w:customStyle="1" w:styleId="28">
     <w:name w:val="SubTitle 字符"/>
     <w:autoRedefine/>
     <w:qFormat/>
@@ -29964,7 +31319,7 @@
       <w:sz w:val="28"/>
     </w:rPr>
   </w:style>
-  <w:style w:type="paragraph" w:styleId="28">
+  <w:style w:type="paragraph" w:styleId="29">
     <w:name w:val="List Paragraph"/>
     <w:basedOn w:val="1"/>
     <w:autoRedefine/>
@@ -29974,7 +31329,7 @@
       <w:ind w:firstLine="420" w:firstLineChars="200"/>
     </w:pPr>
   </w:style>
-  <w:style w:type="character" w:customStyle="1" w:styleId="29">
+  <w:style w:type="character" w:customStyle="1" w:styleId="30">
     <w:name w:val="标题 2 字符"/>
     <w:link w:val="3"/>
     <w:autoRedefine/>
@@ -29990,7 +31345,7 @@
       <w:szCs w:val="32"/>
     </w:rPr>
   </w:style>
-  <w:style w:type="paragraph" w:customStyle="1" w:styleId="30">
+  <w:style w:type="paragraph" w:customStyle="1" w:styleId="31">
     <w:name w:val="样式1"/>
     <w:basedOn w:val="7"/>
     <w:autoRedefine/>
@@ -30000,7 +31355,7 @@
       <w:spacing w:before="156" w:after="156"/>
     </w:pPr>
   </w:style>
-  <w:style w:type="character" w:customStyle="1" w:styleId="31">
+  <w:style w:type="character" w:customStyle="1" w:styleId="32">
     <w:name w:val="标题 3 字符"/>
     <w:link w:val="4"/>
     <w:autoRedefine/>
@@ -30015,7 +31370,7 @@
       <w:szCs w:val="32"/>
     </w:rPr>
   </w:style>
-  <w:style w:type="character" w:customStyle="1" w:styleId="32">
+  <w:style w:type="character" w:customStyle="1" w:styleId="33">
     <w:name w:val="样式1 字符"/>
     <w:autoRedefine/>
     <w:qFormat/>
@@ -30029,7 +31384,7 @@
       <w:szCs w:val="32"/>
     </w:rPr>
   </w:style>
-  <w:style w:type="character" w:customStyle="1" w:styleId="33">
+  <w:style w:type="character" w:customStyle="1" w:styleId="34">
     <w:name w:val="标题 4 字符"/>
     <w:link w:val="5"/>
     <w:autoRedefine/>
@@ -30044,9 +31399,9 @@
       <w:szCs w:val="28"/>
     </w:rPr>
   </w:style>
-  <w:style w:type="table" w:customStyle="1" w:styleId="34">
+  <w:style w:type="table" w:customStyle="1" w:styleId="35">
     <w:name w:val="浅色底纹 - 着色 51"/>
-    <w:basedOn w:val="15"/>
+    <w:basedOn w:val="16"/>
     <w:autoRedefine/>
     <w:qFormat/>
     <w:uiPriority w:val="60"/>
@@ -30134,9 +31489,9 @@
       </w:tcPr>
     </w:tblStylePr>
   </w:style>
-  <w:style w:type="table" w:customStyle="1" w:styleId="35">
+  <w:style w:type="table" w:customStyle="1" w:styleId="36">
     <w:name w:val="浅色底纹 - 着色 53"/>
-    <w:basedOn w:val="15"/>
+    <w:basedOn w:val="16"/>
     <w:autoRedefine/>
     <w:semiHidden/>
     <w:unhideWhenUsed/>
@@ -30225,7 +31580,7 @@
       </w:tcPr>
     </w:tblStylePr>
   </w:style>
-  <w:style w:type="character" w:customStyle="1" w:styleId="36">
+  <w:style w:type="character" w:customStyle="1" w:styleId="37">
     <w:name w:val="批注文字 字符"/>
     <w:autoRedefine/>
     <w:qFormat/>
@@ -30235,7 +31590,7 @@
       <w:szCs w:val="24"/>
     </w:rPr>
   </w:style>
-  <w:style w:type="paragraph" w:styleId="37">
+  <w:style w:type="paragraph" w:styleId="38">
     <w:name w:val="No Spacing"/>
     <w:autoRedefine/>
     <w:qFormat/>
@@ -30253,9 +31608,9 @@
       <w:lang w:val="en-US" w:eastAsia="zh-CN" w:bidi="ar-SA"/>
     </w:rPr>
   </w:style>
-  <w:style w:type="table" w:customStyle="1" w:styleId="38">
+  <w:style w:type="table" w:customStyle="1" w:styleId="39">
     <w:name w:val="网格型1"/>
-    <w:basedOn w:val="15"/>
+    <w:basedOn w:val="16"/>
     <w:autoRedefine/>
     <w:qFormat/>
     <w:uiPriority w:val="59"/>
@@ -30270,9 +31625,9 @@
       </w:tblBorders>
     </w:tblPr>
   </w:style>
-  <w:style w:type="table" w:customStyle="1" w:styleId="39">
+  <w:style w:type="table" w:customStyle="1" w:styleId="40">
     <w:name w:val="浅色底纹 - 强调文字颜色 51"/>
-    <w:basedOn w:val="15"/>
+    <w:basedOn w:val="16"/>
     <w:autoRedefine/>
     <w:qFormat/>
     <w:uiPriority w:val="60"/>
@@ -30360,9 +31715,9 @@
       </w:tcPr>
     </w:tblStylePr>
   </w:style>
-  <w:style w:type="table" w:customStyle="1" w:styleId="40">
+  <w:style w:type="table" w:customStyle="1" w:styleId="41">
     <w:name w:val="网格表 1 浅色 - 着色 11"/>
-    <w:basedOn w:val="15"/>
+    <w:basedOn w:val="16"/>
     <w:autoRedefine/>
     <w:qFormat/>
     <w:uiPriority w:val="46"/>
@@ -30414,9 +31769,9 @@
       </w:rPr>
     </w:tblStylePr>
   </w:style>
-  <w:style w:type="table" w:customStyle="1" w:styleId="41">
+  <w:style w:type="table" w:customStyle="1" w:styleId="42">
     <w:name w:val="浅色底纹 - 着色 52"/>
-    <w:basedOn w:val="15"/>
+    <w:basedOn w:val="16"/>
     <w:autoRedefine/>
     <w:qFormat/>
     <w:uiPriority w:val="60"/>
@@ -30506,9 +31861,9 @@
       </w:tcPr>
     </w:tblStylePr>
   </w:style>
-  <w:style w:type="character" w:customStyle="1" w:styleId="42">
+  <w:style w:type="character" w:customStyle="1" w:styleId="43">
     <w:name w:val="批注主题 字符"/>
-    <w:basedOn w:val="36"/>
+    <w:basedOn w:val="37"/>
     <w:autoRedefine/>
     <w:semiHidden/>
     <w:qFormat/>
@@ -30523,7 +31878,7 @@
       <w:szCs w:val="22"/>
     </w:rPr>
   </w:style>
-  <w:style w:type="paragraph" w:customStyle="1" w:styleId="43">
+  <w:style w:type="paragraph" w:customStyle="1" w:styleId="44">
     <w:name w:val="TOC Heading"/>
     <w:basedOn w:val="2"/>
     <w:next w:val="1"/>
@@ -30551,9 +31906,9 @@
       <w:szCs w:val="32"/>
     </w:rPr>
   </w:style>
-  <w:style w:type="table" w:customStyle="1" w:styleId="44">
+  <w:style w:type="table" w:customStyle="1" w:styleId="45">
     <w:name w:val="表格2"/>
-    <w:basedOn w:val="15"/>
+    <w:basedOn w:val="16"/>
     <w:autoRedefine/>
     <w:qFormat/>
     <w:uiPriority w:val="99"/>
@@ -30586,9 +31941,9 @@
       </w:tcPr>
     </w:tblStylePr>
   </w:style>
-  <w:style w:type="table" w:customStyle="1" w:styleId="45">
+  <w:style w:type="table" w:customStyle="1" w:styleId="46">
     <w:name w:val="网格型2"/>
-    <w:basedOn w:val="15"/>
+    <w:basedOn w:val="16"/>
     <w:autoRedefine/>
     <w:qFormat/>
     <w:uiPriority w:val="39"/>
@@ -30603,9 +31958,9 @@
       </w:tblBorders>
     </w:tblPr>
   </w:style>
-  <w:style w:type="table" w:customStyle="1" w:styleId="46">
+  <w:style w:type="table" w:customStyle="1" w:styleId="47">
     <w:name w:val="浅色底纹 - 着色 511"/>
-    <w:basedOn w:val="15"/>
+    <w:basedOn w:val="16"/>
     <w:autoRedefine/>
     <w:qFormat/>
     <w:uiPriority w:val="60"/>
@@ -30693,9 +32048,9 @@
       </w:tcPr>
     </w:tblStylePr>
   </w:style>
-  <w:style w:type="table" w:customStyle="1" w:styleId="47">
+  <w:style w:type="table" w:customStyle="1" w:styleId="48">
     <w:name w:val="浅色底纹 - 着色 54"/>
-    <w:basedOn w:val="15"/>
+    <w:basedOn w:val="16"/>
     <w:autoRedefine/>
     <w:qFormat/>
     <w:uiPriority w:val="60"/>
@@ -30781,9 +32136,9 @@
       </w:tcPr>
     </w:tblStylePr>
   </w:style>
-  <w:style w:type="table" w:customStyle="1" w:styleId="48">
+  <w:style w:type="table" w:customStyle="1" w:styleId="49">
     <w:name w:val="浅色底纹 - 着色 531"/>
-    <w:basedOn w:val="15"/>
+    <w:basedOn w:val="16"/>
     <w:autoRedefine/>
     <w:semiHidden/>
     <w:unhideWhenUsed/>
@@ -30872,9 +32227,9 @@
       </w:tcPr>
     </w:tblStylePr>
   </w:style>
-  <w:style w:type="table" w:customStyle="1" w:styleId="49">
+  <w:style w:type="table" w:customStyle="1" w:styleId="50">
     <w:name w:val="网格型11"/>
-    <w:basedOn w:val="15"/>
+    <w:basedOn w:val="16"/>
     <w:autoRedefine/>
     <w:qFormat/>
     <w:uiPriority w:val="59"/>
@@ -30889,9 +32244,9 @@
       </w:tblBorders>
     </w:tblPr>
   </w:style>
-  <w:style w:type="table" w:customStyle="1" w:styleId="50">
+  <w:style w:type="table" w:customStyle="1" w:styleId="51">
     <w:name w:val="浅色底纹 - 强调文字颜色 511"/>
-    <w:basedOn w:val="15"/>
+    <w:basedOn w:val="16"/>
     <w:autoRedefine/>
     <w:qFormat/>
     <w:uiPriority w:val="60"/>
@@ -30979,9 +32334,9 @@
       </w:tcPr>
     </w:tblStylePr>
   </w:style>
-  <w:style w:type="table" w:customStyle="1" w:styleId="51">
+  <w:style w:type="table" w:customStyle="1" w:styleId="52">
     <w:name w:val="网格表 1 浅色 - 着色 111"/>
-    <w:basedOn w:val="15"/>
+    <w:basedOn w:val="16"/>
     <w:autoRedefine/>
     <w:qFormat/>
     <w:uiPriority w:val="46"/>
@@ -31033,9 +32388,9 @@
       </w:rPr>
     </w:tblStylePr>
   </w:style>
-  <w:style w:type="table" w:customStyle="1" w:styleId="52">
+  <w:style w:type="table" w:customStyle="1" w:styleId="53">
     <w:name w:val="浅色底纹 - 着色 521"/>
-    <w:basedOn w:val="15"/>
+    <w:basedOn w:val="16"/>
     <w:autoRedefine/>
     <w:qFormat/>
     <w:uiPriority w:val="60"/>
@@ -31125,9 +32480,9 @@
       </w:tcPr>
     </w:tblStylePr>
   </w:style>
-  <w:style w:type="character" w:customStyle="1" w:styleId="53">
+  <w:style w:type="character" w:customStyle="1" w:styleId="54">
     <w:name w:val="列表段落 字符"/>
-    <w:basedOn w:val="18"/>
+    <w:basedOn w:val="19"/>
     <w:autoRedefine/>
     <w:qFormat/>
     <w:uiPriority w:val="34"/>
@@ -31138,9 +32493,9 @@
       <w:szCs w:val="22"/>
     </w:rPr>
   </w:style>
-  <w:style w:type="table" w:customStyle="1" w:styleId="54">
+  <w:style w:type="table" w:customStyle="1" w:styleId="55">
     <w:name w:val="奇偶条"/>
-    <w:basedOn w:val="15"/>
+    <w:basedOn w:val="16"/>
     <w:autoRedefine/>
     <w:qFormat/>
     <w:uiPriority w:val="99"/>
@@ -31174,7 +32529,7 @@
       </w:pPr>
     </w:tblStylePr>
   </w:style>
-  <w:style w:type="paragraph" w:customStyle="1" w:styleId="55">
+  <w:style w:type="paragraph" w:customStyle="1" w:styleId="56">
     <w:name w:val="列出段落1"/>
     <w:basedOn w:val="1"/>
     <w:autoRedefine/>
@@ -31184,14 +32539,14 @@
       <w:ind w:firstLine="420" w:firstLineChars="200"/>
     </w:pPr>
   </w:style>
-  <w:style w:type="paragraph" w:customStyle="1" w:styleId="56">
+  <w:style w:type="paragraph" w:customStyle="1" w:styleId="57">
     <w:name w:val="Table Paragraph"/>
     <w:basedOn w:val="1"/>
     <w:autoRedefine/>
     <w:qFormat/>
     <w:uiPriority w:val="1"/>
   </w:style>
-  <w:style w:type="table" w:customStyle="1" w:styleId="57">
+  <w:style w:type="table" w:customStyle="1" w:styleId="58">
     <w:name w:val="Table Normal1"/>
     <w:autoRedefine/>
     <w:unhideWhenUsed/>
@@ -31206,7 +32561,7 @@
       </w:tblCellMar>
     </w:tblPr>
   </w:style>
-  <w:style w:type="paragraph" w:customStyle="1" w:styleId="58">
+  <w:style w:type="paragraph" w:customStyle="1" w:styleId="59">
     <w:name w:val="List Paragraph1"/>
     <w:basedOn w:val="1"/>
     <w:autoRedefine/>
@@ -31216,9 +32571,9 @@
       <w:rFonts w:asciiTheme="minorHAnsi" w:hAnsiTheme="minorHAnsi" w:eastAsiaTheme="minorEastAsia" w:cstheme="minorBidi"/>
     </w:rPr>
   </w:style>
-  <w:style w:type="character" w:customStyle="1" w:styleId="59">
+  <w:style w:type="character" w:customStyle="1" w:styleId="60">
     <w:name w:val="font21"/>
-    <w:basedOn w:val="18"/>
+    <w:basedOn w:val="19"/>
     <w:autoRedefine/>
     <w:qFormat/>
     <w:uiPriority w:val="0"/>
@@ -31232,9 +32587,9 @@
       <w:u w:val="none"/>
     </w:rPr>
   </w:style>
-  <w:style w:type="character" w:customStyle="1" w:styleId="60">
+  <w:style w:type="character" w:customStyle="1" w:styleId="61">
     <w:name w:val="font31"/>
-    <w:basedOn w:val="18"/>
+    <w:basedOn w:val="19"/>
     <w:autoRedefine/>
     <w:qFormat/>
     <w:uiPriority w:val="0"/>
@@ -31248,9 +32603,9 @@
       <w:u w:val="none"/>
     </w:rPr>
   </w:style>
-  <w:style w:type="character" w:customStyle="1" w:styleId="61">
+  <w:style w:type="character" w:customStyle="1" w:styleId="62">
     <w:name w:val="font101"/>
-    <w:basedOn w:val="18"/>
+    <w:basedOn w:val="19"/>
     <w:autoRedefine/>
     <w:qFormat/>
     <w:uiPriority w:val="0"/>
@@ -31264,9 +32619,9 @@
       <w:u w:val="none"/>
     </w:rPr>
   </w:style>
-  <w:style w:type="character" w:customStyle="1" w:styleId="62">
+  <w:style w:type="character" w:customStyle="1" w:styleId="63">
     <w:name w:val="font51"/>
-    <w:basedOn w:val="18"/>
+    <w:basedOn w:val="19"/>
     <w:autoRedefine/>
     <w:qFormat/>
     <w:uiPriority w:val="0"/>
@@ -31278,9 +32633,9 @@
       <w:u w:val="none"/>
     </w:rPr>
   </w:style>
-  <w:style w:type="character" w:customStyle="1" w:styleId="63">
+  <w:style w:type="character" w:customStyle="1" w:styleId="64">
     <w:name w:val="font61"/>
-    <w:basedOn w:val="18"/>
+    <w:basedOn w:val="19"/>
     <w:autoRedefine/>
     <w:qFormat/>
     <w:uiPriority w:val="0"/>

--- a/WebContent/docx/泛癌种50基因检测报告-完整版-病理科.docx
+++ b/WebContent/docx/泛癌种50基因检测报告-完整版-病理科.docx
@@ -3594,8 +3594,8 @@
           <w:lang w:val="en-US" w:eastAsia="zh-CN"/>
         </w:rPr>
       </w:pPr>
-      <w:bookmarkStart w:id="1" w:name="_Toc26933"/>
-      <w:bookmarkStart w:id="2" w:name="_Toc149837254"/>
+      <w:bookmarkStart w:id="1" w:name="_Toc149837254"/>
+      <w:bookmarkStart w:id="2" w:name="_Toc26933"/>
       <w:r>
         <w:rPr>
           <w:rFonts w:hint="eastAsia"/>
@@ -3645,6 +3645,7 @@
             <w:insideH w:val="none" w:color="auto" w:sz="0" w:space="0"/>
             <w:insideV w:val="none" w:color="auto" w:sz="0" w:space="0"/>
           </w:tblBorders>
+          <w:shd w:val="clear" w:color="auto" w:fill="auto"/>
           <w:tblCellMar>
             <w:top w:w="0" w:type="dxa"/>
             <w:left w:w="0" w:type="dxa"/>
@@ -4294,6 +4295,7 @@
             <w:insideH w:val="none" w:color="auto" w:sz="0" w:space="0"/>
             <w:insideV w:val="none" w:color="auto" w:sz="0" w:space="0"/>
           </w:tblBorders>
+          <w:shd w:val="clear" w:color="auto" w:fill="auto"/>
           <w:tblCellMar>
             <w:top w:w="0" w:type="dxa"/>
             <w:left w:w="0" w:type="dxa"/>
@@ -4452,79 +4454,6 @@
                 <w:lang w:val="en-US" w:eastAsia="zh-CN" w:bidi="ar-SA"/>
               </w:rPr>
               <w:t>共检出{{summaryOfRresults.dMMRinfoSize}}个MMR基因失活突变</w:t>
-            </w:r>
-          </w:p>
-        </w:tc>
-      </w:tr>
-      <w:tr>
-        <w:tblPrEx>
-          <w:tblBorders>
-            <w:top w:val="none" w:color="auto" w:sz="0" w:space="0"/>
-            <w:left w:val="none" w:color="auto" w:sz="0" w:space="0"/>
-            <w:bottom w:val="none" w:color="auto" w:sz="0" w:space="0"/>
-            <w:right w:val="none" w:color="auto" w:sz="0" w:space="0"/>
-            <w:insideH w:val="none" w:color="auto" w:sz="0" w:space="0"/>
-            <w:insideV w:val="none" w:color="auto" w:sz="0" w:space="0"/>
-          </w:tblBorders>
-          <w:tblCellMar>
-            <w:top w:w="0" w:type="dxa"/>
-            <w:left w:w="0" w:type="dxa"/>
-            <w:bottom w:w="0" w:type="dxa"/>
-            <w:right w:w="0" w:type="dxa"/>
-          </w:tblCellMar>
-        </w:tblPrEx>
-        <w:trPr>
-          <w:trHeight w:val="397" w:hRule="atLeast"/>
-          <w:jc w:val="center"/>
-        </w:trPr>
-        <w:tc>
-          <w:tcPr>
-            <w:tcW w:w="5000" w:type="pct"/>
-            <w:gridSpan w:val="3"/>
-            <w:tcBorders>
-              <w:top w:val="single" w:color="31849B" w:sz="8" w:space="0"/>
-              <w:bottom w:val="single" w:color="31849B" w:sz="8" w:space="0"/>
-            </w:tcBorders>
-            <w:shd w:val="clear" w:color="auto" w:fill="auto"/>
-            <w:vAlign w:val="center"/>
-          </w:tcPr>
-          <w:p>
-            <w:pPr>
-              <w:pStyle w:val="57"/>
-              <w:keepNext w:val="0"/>
-              <w:keepLines w:val="0"/>
-              <w:pageBreakBefore w:val="0"/>
-              <w:widowControl w:val="0"/>
-              <w:kinsoku/>
-              <w:wordWrap/>
-              <w:overflowPunct/>
-              <w:topLinePunct w:val="0"/>
-              <w:autoSpaceDE/>
-              <w:autoSpaceDN/>
-              <w:bidi w:val="0"/>
-              <w:adjustRightInd w:val="0"/>
-              <w:snapToGrid w:val="0"/>
-              <w:spacing w:line="240" w:lineRule="auto"/>
-              <w:ind w:left="100" w:leftChars="50" w:right="119" w:rightChars="0"/>
-              <w:jc w:val="both"/>
-              <w:textAlignment w:val="auto"/>
-              <w:rPr>
-                <w:rFonts w:ascii="Times New Roman" w:hAnsi="Times New Roman" w:eastAsia="微软雅黑" w:cs="Times New Roman"/>
-                <w:color w:val="262626"/>
-                <w:sz w:val="21"/>
-                <w:szCs w:val="21"/>
-                <w:lang w:eastAsia="zh-CN"/>
-              </w:rPr>
-            </w:pPr>
-            <w:r>
-              <w:rPr>
-                <w:rFonts w:hint="eastAsia" w:ascii="Times New Roman" w:hAnsi="Times New Roman" w:eastAsia="微软雅黑" w:cs="Times New Roman"/>
-                <w:color w:val="262626"/>
-                <w:sz w:val="21"/>
-                <w:szCs w:val="21"/>
-                <w:lang w:eastAsia="zh-CN"/>
-              </w:rPr>
-              <w:t>{%tr if gastrointestinalStromalTumor == True %}</w:t>
             </w:r>
           </w:p>
         </w:tc>
@@ -4553,6 +4482,80 @@
         </w:trPr>
         <w:tc>
           <w:tcPr>
+            <w:tcW w:w="5000" w:type="pct"/>
+            <w:gridSpan w:val="3"/>
+            <w:tcBorders>
+              <w:top w:val="single" w:color="31849B" w:sz="8" w:space="0"/>
+              <w:bottom w:val="single" w:color="31849B" w:sz="8" w:space="0"/>
+            </w:tcBorders>
+            <w:shd w:val="clear" w:color="auto" w:fill="auto"/>
+            <w:vAlign w:val="center"/>
+          </w:tcPr>
+          <w:p>
+            <w:pPr>
+              <w:pStyle w:val="57"/>
+              <w:keepNext w:val="0"/>
+              <w:keepLines w:val="0"/>
+              <w:pageBreakBefore w:val="0"/>
+              <w:widowControl w:val="0"/>
+              <w:kinsoku/>
+              <w:wordWrap/>
+              <w:overflowPunct/>
+              <w:topLinePunct w:val="0"/>
+              <w:autoSpaceDE/>
+              <w:autoSpaceDN/>
+              <w:bidi w:val="0"/>
+              <w:adjustRightInd w:val="0"/>
+              <w:snapToGrid w:val="0"/>
+              <w:spacing w:line="240" w:lineRule="auto"/>
+              <w:ind w:left="100" w:leftChars="50" w:right="119" w:rightChars="0"/>
+              <w:jc w:val="both"/>
+              <w:textAlignment w:val="auto"/>
+              <w:rPr>
+                <w:rFonts w:ascii="Times New Roman" w:hAnsi="Times New Roman" w:eastAsia="微软雅黑" w:cs="Times New Roman"/>
+                <w:color w:val="262626"/>
+                <w:sz w:val="21"/>
+                <w:szCs w:val="21"/>
+                <w:lang w:eastAsia="zh-CN"/>
+              </w:rPr>
+            </w:pPr>
+            <w:r>
+              <w:rPr>
+                <w:rFonts w:hint="eastAsia" w:ascii="Times New Roman" w:hAnsi="Times New Roman" w:eastAsia="微软雅黑" w:cs="Times New Roman"/>
+                <w:color w:val="262626"/>
+                <w:sz w:val="21"/>
+                <w:szCs w:val="21"/>
+                <w:lang w:eastAsia="zh-CN"/>
+              </w:rPr>
+              <w:t>{%tr if gastrointestinalStromalTumor == True %}</w:t>
+            </w:r>
+          </w:p>
+        </w:tc>
+      </w:tr>
+      <w:tr>
+        <w:tblPrEx>
+          <w:tblBorders>
+            <w:top w:val="none" w:color="auto" w:sz="0" w:space="0"/>
+            <w:left w:val="none" w:color="auto" w:sz="0" w:space="0"/>
+            <w:bottom w:val="none" w:color="auto" w:sz="0" w:space="0"/>
+            <w:right w:val="none" w:color="auto" w:sz="0" w:space="0"/>
+            <w:insideH w:val="none" w:color="auto" w:sz="0" w:space="0"/>
+            <w:insideV w:val="none" w:color="auto" w:sz="0" w:space="0"/>
+          </w:tblBorders>
+          <w:shd w:val="clear" w:color="auto" w:fill="auto"/>
+          <w:tblCellMar>
+            <w:top w:w="0" w:type="dxa"/>
+            <w:left w:w="0" w:type="dxa"/>
+            <w:bottom w:w="0" w:type="dxa"/>
+            <w:right w:w="0" w:type="dxa"/>
+          </w:tblCellMar>
+        </w:tblPrEx>
+        <w:trPr>
+          <w:trHeight w:val="397" w:hRule="atLeast"/>
+          <w:jc w:val="center"/>
+        </w:trPr>
+        <w:tc>
+          <w:tcPr>
             <w:tcW w:w="2143" w:type="pct"/>
             <w:gridSpan w:val="2"/>
             <w:tcBorders>
@@ -4669,6 +4672,7 @@
             <w:insideH w:val="none" w:color="auto" w:sz="0" w:space="0"/>
             <w:insideV w:val="none" w:color="auto" w:sz="0" w:space="0"/>
           </w:tblBorders>
+          <w:shd w:val="clear" w:color="auto" w:fill="auto"/>
           <w:tblCellMar>
             <w:top w:w="0" w:type="dxa"/>
             <w:left w:w="0" w:type="dxa"/>
@@ -4742,6 +4746,7 @@
             <w:insideH w:val="none" w:color="auto" w:sz="0" w:space="0"/>
             <w:insideV w:val="none" w:color="auto" w:sz="0" w:space="0"/>
           </w:tblBorders>
+          <w:shd w:val="clear" w:color="auto" w:fill="auto"/>
           <w:tblCellMar>
             <w:top w:w="0" w:type="dxa"/>
             <w:left w:w="0" w:type="dxa"/>
@@ -9703,6 +9708,12 @@
             <w:insideH w:val="single" w:color="31849B" w:sz="4" w:space="0"/>
             <w:insideV w:val="single" w:color="31849B" w:sz="4" w:space="0"/>
           </w:tblBorders>
+          <w:tblCellMar>
+            <w:top w:w="0" w:type="dxa"/>
+            <w:left w:w="0" w:type="dxa"/>
+            <w:bottom w:w="0" w:type="dxa"/>
+            <w:right w:w="0" w:type="dxa"/>
+          </w:tblCellMar>
         </w:tblPrEx>
         <w:trPr>
           <w:trHeight w:val="510" w:hRule="atLeast"/>
@@ -11277,12 +11288,6 @@
             <w:insideH w:val="single" w:color="31849B" w:sz="4" w:space="0"/>
             <w:insideV w:val="single" w:color="31849B" w:sz="4" w:space="0"/>
           </w:tblBorders>
-          <w:tblCellMar>
-            <w:top w:w="113" w:type="dxa"/>
-            <w:left w:w="108" w:type="dxa"/>
-            <w:bottom w:w="113" w:type="dxa"/>
-            <w:right w:w="108" w:type="dxa"/>
-          </w:tblCellMar>
         </w:tblPrEx>
         <w:trPr>
           <w:trHeight w:val="227" w:hRule="atLeast"/>
@@ -11432,7 +11437,7 @@
                 </mc:Choice>
                 <mc:Fallback>
                   <w:pict>
-                    <v:group id="_x0000_s1026" o:spid="_x0000_s1026" o:spt="203" style="position:absolute;left:0pt;margin-left:48.8pt;margin-top:-7.6pt;height:34pt;width:270.85pt;z-index:251667456;mso-width-relative:page;mso-height-relative:page;" coordorigin="9633,114512" coordsize="5417,680" o:gfxdata="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">
+                    <v:group id="_x0000_s1026" o:spid="_x0000_s1026" o:spt="203" style="position:absolute;left:0pt;margin-left:48.8pt;margin-top:-7.6pt;height:34pt;width:270.85pt;z-index:251667456;mso-width-relative:page;mso-height-relative:page;" coordorigin="9633,114512" coordsize="5417,680" o:gfxdata="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">
                       <o:lock v:ext="edit" aspectratio="f"/>
                       <v:shape id="图片 1" o:spid="_x0000_s1026" o:spt="75" type="#_x0000_t75" style="position:absolute;left:9633;top:114512;height:680;width:1262;" filled="f" o:preferrelative="t" stroked="f" coordsize="21600,21600" o:gfxdata="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">
                         <v:fill on="f" focussize="0,0"/>
@@ -11654,12 +11659,12 @@
       <w:bookmarkStart w:id="5" w:name="_Toc15882"/>
       <w:bookmarkStart w:id="6" w:name="_Toc149837260"/>
       <w:bookmarkStart w:id="7" w:name="_Toc4339"/>
-      <w:bookmarkStart w:id="8" w:name="_Toc24888"/>
-      <w:bookmarkStart w:id="9" w:name="_Toc7551_WPSOffice_Level2"/>
-      <w:bookmarkStart w:id="10" w:name="_Toc17410"/>
+      <w:bookmarkStart w:id="8" w:name="_Toc7551_WPSOffice_Level2"/>
+      <w:bookmarkStart w:id="9" w:name="_Toc17410"/>
+      <w:bookmarkStart w:id="10" w:name="_Toc24888"/>
       <w:bookmarkStart w:id="11" w:name="_Toc25737"/>
-      <w:bookmarkStart w:id="12" w:name="_Toc626"/>
-      <w:bookmarkStart w:id="13" w:name="_Toc1549"/>
+      <w:bookmarkStart w:id="12" w:name="_Toc1549"/>
+      <w:bookmarkStart w:id="13" w:name="_Toc626"/>
       <w:bookmarkStart w:id="14" w:name="_Toc6221_WPSOffice_Level2"/>
       <w:r>
         <w:rPr>
@@ -24694,6 +24699,127 @@
             </w:r>
             <w:r>
               <w:rPr>
+                <w:rFonts w:hint="eastAsia" w:ascii="Times New Roman" w:hAnsi="Times New Roman" w:eastAsia="微软雅黑" w:cs="Times New Roman"/>
+                <w:color w:val="262626"/>
+                <w:kern w:val="2"/>
+                <w:sz w:val="21"/>
+                <w:szCs w:val="21"/>
+                <w:lang w:val="en-US" w:eastAsia="zh-CN" w:bidi="ar-SA"/>
+              </w:rPr>
+              <w:t xml:space="preserve">{% elif </w:t>
+            </w:r>
+            <w:r>
+              <w:rPr>
+                <w:rFonts w:hint="default" w:ascii="Times New Roman" w:hAnsi="Times New Roman" w:eastAsia="微软雅黑" w:cs="Times New Roman"/>
+                <w:color w:val="262626"/>
+                <w:kern w:val="2"/>
+                <w:sz w:val="21"/>
+                <w:szCs w:val="21"/>
+                <w:lang w:val="en-US" w:eastAsia="zh-CN" w:bidi="ar-SA"/>
+              </w:rPr>
+              <w:t xml:space="preserve">tumorcellcontent </w:t>
+            </w:r>
+            <w:r>
+              <w:rPr>
+                <w:rFonts w:hint="eastAsia" w:ascii="Times New Roman" w:hAnsi="Times New Roman" w:eastAsia="微软雅黑" w:cs="Times New Roman"/>
+                <w:color w:val="262626"/>
+                <w:kern w:val="2"/>
+                <w:sz w:val="21"/>
+                <w:szCs w:val="21"/>
+                <w:lang w:val="en-US" w:eastAsia="zh-CN" w:bidi="ar-SA"/>
+              </w:rPr>
+              <w:t xml:space="preserve">== </w:t>
+            </w:r>
+            <w:r>
+              <w:rPr>
+                <w:rFonts w:hint="default" w:ascii="Times New Roman" w:hAnsi="Times New Roman" w:eastAsia="微软雅黑" w:cs="Times New Roman"/>
+                <w:color w:val="262626"/>
+                <w:kern w:val="2"/>
+                <w:sz w:val="21"/>
+                <w:szCs w:val="21"/>
+                <w:lang w:val="en-US" w:eastAsia="zh-CN" w:bidi="ar-SA"/>
+              </w:rPr>
+              <w:t>‘</w:t>
+            </w:r>
+            <w:r>
+              <w:rPr>
+                <w:rFonts w:hint="eastAsia" w:ascii="Times New Roman" w:hAnsi="Times New Roman" w:eastAsia="微软雅黑" w:cs="Times New Roman"/>
+                <w:color w:val="262626"/>
+                <w:kern w:val="2"/>
+                <w:sz w:val="21"/>
+                <w:szCs w:val="21"/>
+                <w:lang w:val="en-US" w:eastAsia="zh-CN" w:bidi="ar-SA"/>
+              </w:rPr>
+              <w:t>/</w:t>
+            </w:r>
+            <w:r>
+              <w:rPr>
+                <w:rFonts w:hint="default" w:ascii="Times New Roman" w:hAnsi="Times New Roman" w:eastAsia="微软雅黑" w:cs="Times New Roman"/>
+                <w:color w:val="262626"/>
+                <w:kern w:val="2"/>
+                <w:sz w:val="21"/>
+                <w:szCs w:val="21"/>
+                <w:lang w:val="en-US" w:eastAsia="zh-CN" w:bidi="ar-SA"/>
+              </w:rPr>
+              <w:t>’</w:t>
+            </w:r>
+            <w:r>
+              <w:rPr>
+                <w:rFonts w:hint="eastAsia" w:ascii="Times New Roman" w:hAnsi="Times New Roman" w:eastAsia="微软雅黑" w:cs="Times New Roman"/>
+                <w:color w:val="262626"/>
+                <w:kern w:val="2"/>
+                <w:sz w:val="21"/>
+                <w:szCs w:val="21"/>
+                <w:lang w:val="en-US" w:eastAsia="zh-CN" w:bidi="ar-SA"/>
+              </w:rPr>
+              <w:t xml:space="preserve"> and type == </w:t>
+            </w:r>
+            <w:r>
+              <w:rPr>
+                <w:rFonts w:hint="default" w:ascii="Times New Roman" w:hAnsi="Times New Roman" w:eastAsia="微软雅黑" w:cs="Times New Roman"/>
+                <w:color w:val="262626"/>
+                <w:kern w:val="2"/>
+                <w:sz w:val="21"/>
+                <w:szCs w:val="21"/>
+                <w:lang w:val="en-US" w:eastAsia="zh-CN" w:bidi="ar-SA"/>
+              </w:rPr>
+              <w:t>‘</w:t>
+            </w:r>
+            <w:r>
+              <w:rPr>
+                <w:rFonts w:hint="eastAsia" w:ascii="Times New Roman" w:hAnsi="Times New Roman" w:eastAsia="微软雅黑" w:cs="Times New Roman"/>
+                <w:color w:val="262626"/>
+                <w:kern w:val="2"/>
+                <w:sz w:val="21"/>
+                <w:szCs w:val="21"/>
+                <w:lang w:val="en-US" w:eastAsia="zh-CN" w:bidi="ar-SA"/>
+              </w:rPr>
+              <w:t>tissue</w:t>
+            </w:r>
+            <w:r>
+              <w:rPr>
+                <w:rFonts w:hint="default" w:ascii="Times New Roman" w:hAnsi="Times New Roman" w:eastAsia="微软雅黑" w:cs="Times New Roman"/>
+                <w:color w:val="262626"/>
+                <w:kern w:val="2"/>
+                <w:sz w:val="21"/>
+                <w:szCs w:val="21"/>
+                <w:lang w:val="en-US" w:eastAsia="zh-CN" w:bidi="ar-SA"/>
+              </w:rPr>
+              <w:t>’</w:t>
+            </w:r>
+            <w:r>
+              <w:rPr>
+                <w:rFonts w:hint="eastAsia" w:ascii="Times New Roman" w:hAnsi="Times New Roman" w:eastAsia="微软雅黑" w:cs="Times New Roman"/>
+                <w:color w:val="262626"/>
+                <w:kern w:val="2"/>
+                <w:sz w:val="21"/>
+                <w:szCs w:val="21"/>
+                <w:lang w:val="en-US" w:eastAsia="zh-CN" w:bidi="ar-SA"/>
+              </w:rPr>
+              <w:t>%}/</w:t>
+            </w:r>
+            <w:r>
+              <w:rPr>
                 <w:rFonts w:hint="eastAsia" w:ascii="Times New Roman" w:hAnsi="Times New Roman" w:cs="Times New Roman"/>
                 <w:color w:val="262626"/>
                 <w:sz w:val="21"/>
@@ -24764,6 +24890,8 @@
               </w:rPr>
               <w:t>{% else %}不合格{% endif %}</w:t>
             </w:r>
+            <w:bookmarkStart w:id="29" w:name="_GoBack"/>
+            <w:bookmarkEnd w:id="29"/>
           </w:p>
         </w:tc>
       </w:tr>
@@ -26523,7 +26651,6 @@
               </w:rPr>
               <w:t>{</w:t>
             </w:r>
-            <w:bookmarkStart w:id="29" w:name="_GoBack"/>
             <w:r>
               <w:rPr>
                 <w:rFonts w:hint="eastAsia" w:ascii="Times New Roman" w:hAnsi="Times New Roman" w:eastAsia="微软雅黑" w:cs="Times New Roman"/>
@@ -26612,19 +26739,8 @@
                 <w:szCs w:val="21"/>
                 <w:lang w:val="en-US" w:eastAsia="zh-CN"/>
               </w:rPr>
-              <w:t>|</w:t>
-            </w:r>
-            <w:r>
-              <w:rPr>
-                <w:rFonts w:hint="default" w:ascii="Times New Roman" w:hAnsi="Times New Roman" w:eastAsia="微软雅黑" w:cs="Times New Roman"/>
-                <w:color w:val="262626"/>
-                <w:sz w:val="21"/>
-                <w:szCs w:val="21"/>
-                <w:lang w:val="en-US" w:eastAsia="zh-CN"/>
-              </w:rPr>
-              <w:t>percent_to_float</w:t>
-            </w:r>
-            <w:bookmarkEnd w:id="29"/>
+              <w:t>|percent_to_float</w:t>
+            </w:r>
             <w:r>
               <w:rPr>
                 <w:rFonts w:hint="eastAsia" w:ascii="微软雅黑" w:hAnsi="微软雅黑" w:eastAsia="微软雅黑" w:cs="Times New Roman"/>
@@ -27737,13 +27853,13 @@
           <w:lang w:eastAsia="zh-CN"/>
         </w:rPr>
       </w:pPr>
-      <w:bookmarkStart w:id="21" w:name="_Toc31515_WPSOffice_Level2"/>
-      <w:bookmarkStart w:id="22" w:name="_Toc6931_WPSOffice_Level2"/>
+      <w:bookmarkStart w:id="21" w:name="_Toc3488_WPSOffice_Level2"/>
+      <w:bookmarkStart w:id="22" w:name="_Toc6304_WPSOffice_Level2"/>
       <w:bookmarkStart w:id="23" w:name="_Toc11193_WPSOffice_Level2"/>
-      <w:bookmarkStart w:id="24" w:name="_Toc6304_WPSOffice_Level2"/>
-      <w:bookmarkStart w:id="25" w:name="_Toc17111_WPSOffice_Level2"/>
-      <w:bookmarkStart w:id="26" w:name="_Toc3488_WPSOffice_Level2"/>
-      <w:bookmarkStart w:id="27" w:name="_Toc19280_WPSOffice_Level2"/>
+      <w:bookmarkStart w:id="24" w:name="_Toc17111_WPSOffice_Level2"/>
+      <w:bookmarkStart w:id="25" w:name="_Toc6931_WPSOffice_Level2"/>
+      <w:bookmarkStart w:id="26" w:name="_Toc19280_WPSOffice_Level2"/>
+      <w:bookmarkStart w:id="27" w:name="_Toc31515_WPSOffice_Level2"/>
       <w:r>
         <w:rPr>
           <w:rFonts w:hint="default" w:ascii="Times New Roman" w:hAnsi="Times New Roman" w:eastAsia="微软雅黑" w:cs="Times New Roman"/>

--- a/WebContent/docx/泛癌种50基因检测报告-完整版-病理科.docx
+++ b/WebContent/docx/泛癌种50基因检测报告-完整版-病理科.docx
@@ -3594,8 +3594,8 @@
           <w:lang w:val="en-US" w:eastAsia="zh-CN"/>
         </w:rPr>
       </w:pPr>
-      <w:bookmarkStart w:id="1" w:name="_Toc149837254"/>
-      <w:bookmarkStart w:id="2" w:name="_Toc26933"/>
+      <w:bookmarkStart w:id="1" w:name="_Toc26933"/>
+      <w:bookmarkStart w:id="2" w:name="_Toc149837254"/>
       <w:r>
         <w:rPr>
           <w:rFonts w:hint="eastAsia"/>
@@ -3645,7 +3645,6 @@
             <w:insideH w:val="none" w:color="auto" w:sz="0" w:space="0"/>
             <w:insideV w:val="none" w:color="auto" w:sz="0" w:space="0"/>
           </w:tblBorders>
-          <w:shd w:val="clear" w:color="auto" w:fill="auto"/>
           <w:tblCellMar>
             <w:top w:w="0" w:type="dxa"/>
             <w:left w:w="0" w:type="dxa"/>
@@ -3797,7 +3796,6 @@
             <w:insideH w:val="none" w:color="auto" w:sz="0" w:space="0"/>
             <w:insideV w:val="none" w:color="auto" w:sz="0" w:space="0"/>
           </w:tblBorders>
-          <w:shd w:val="clear" w:color="auto" w:fill="auto"/>
           <w:tblCellMar>
             <w:top w:w="0" w:type="dxa"/>
             <w:left w:w="0" w:type="dxa"/>
@@ -3964,7 +3962,6 @@
             <w:insideH w:val="none" w:color="auto" w:sz="0" w:space="0"/>
             <w:insideV w:val="none" w:color="auto" w:sz="0" w:space="0"/>
           </w:tblBorders>
-          <w:shd w:val="clear" w:color="auto" w:fill="auto"/>
           <w:tblCellMar>
             <w:top w:w="0" w:type="dxa"/>
             <w:left w:w="0" w:type="dxa"/>
@@ -4091,7 +4088,6 @@
             <w:insideH w:val="none" w:color="auto" w:sz="0" w:space="0"/>
             <w:insideV w:val="none" w:color="auto" w:sz="0" w:space="0"/>
           </w:tblBorders>
-          <w:shd w:val="clear" w:color="auto" w:fill="auto"/>
           <w:tblCellMar>
             <w:top w:w="0" w:type="dxa"/>
             <w:left w:w="0" w:type="dxa"/>
@@ -4295,7 +4291,6 @@
             <w:insideH w:val="none" w:color="auto" w:sz="0" w:space="0"/>
             <w:insideV w:val="none" w:color="auto" w:sz="0" w:space="0"/>
           </w:tblBorders>
-          <w:shd w:val="clear" w:color="auto" w:fill="auto"/>
           <w:tblCellMar>
             <w:top w:w="0" w:type="dxa"/>
             <w:left w:w="0" w:type="dxa"/>
@@ -4468,7 +4463,6 @@
             <w:insideH w:val="none" w:color="auto" w:sz="0" w:space="0"/>
             <w:insideV w:val="none" w:color="auto" w:sz="0" w:space="0"/>
           </w:tblBorders>
-          <w:shd w:val="clear" w:color="auto" w:fill="auto"/>
           <w:tblCellMar>
             <w:top w:w="0" w:type="dxa"/>
             <w:left w:w="0" w:type="dxa"/>
@@ -4542,7 +4536,6 @@
             <w:insideH w:val="none" w:color="auto" w:sz="0" w:space="0"/>
             <w:insideV w:val="none" w:color="auto" w:sz="0" w:space="0"/>
           </w:tblBorders>
-          <w:shd w:val="clear" w:color="auto" w:fill="auto"/>
           <w:tblCellMar>
             <w:top w:w="0" w:type="dxa"/>
             <w:left w:w="0" w:type="dxa"/>
@@ -4672,7 +4665,6 @@
             <w:insideH w:val="none" w:color="auto" w:sz="0" w:space="0"/>
             <w:insideV w:val="none" w:color="auto" w:sz="0" w:space="0"/>
           </w:tblBorders>
-          <w:shd w:val="clear" w:color="auto" w:fill="auto"/>
           <w:tblCellMar>
             <w:top w:w="0" w:type="dxa"/>
             <w:left w:w="0" w:type="dxa"/>
@@ -4746,7 +4738,6 @@
             <w:insideH w:val="none" w:color="auto" w:sz="0" w:space="0"/>
             <w:insideV w:val="none" w:color="auto" w:sz="0" w:space="0"/>
           </w:tblBorders>
-          <w:shd w:val="clear" w:color="auto" w:fill="auto"/>
           <w:tblCellMar>
             <w:top w:w="0" w:type="dxa"/>
             <w:left w:w="0" w:type="dxa"/>
@@ -5005,12 +4996,6 @@
             <w:insideH w:val="single" w:color="A4A4A4" w:sz="4" w:space="0"/>
             <w:insideV w:val="single" w:color="A4A4A4" w:sz="4" w:space="0"/>
           </w:tblBorders>
-          <w:tblCellMar>
-            <w:top w:w="0" w:type="dxa"/>
-            <w:left w:w="108" w:type="dxa"/>
-            <w:bottom w:w="0" w:type="dxa"/>
-            <w:right w:w="108" w:type="dxa"/>
-          </w:tblCellMar>
         </w:tblPrEx>
         <w:trPr>
           <w:trHeight w:val="454" w:hRule="atLeast"/>
@@ -5893,13 +5878,24 @@
             </w:pPr>
             <w:r>
               <w:rPr>
-                <w:rFonts w:hint="default" w:ascii="Times New Roman" w:hAnsi="Times New Roman" w:eastAsia="微软雅黑" w:cs="Times New Roman"/>
+                <w:rFonts w:hint="eastAsia" w:ascii="Times New Roman" w:hAnsi="Times New Roman" w:eastAsia="微软雅黑" w:cs="Times New Roman"/>
                 <w:b/>
                 <w:color w:val="31849B"/>
                 <w:sz w:val="21"/>
                 <w:szCs w:val="21"/>
-              </w:rPr>
-              <w:t>突变基因</w:t>
+                <w:lang w:val="en-US" w:eastAsia="zh-CN"/>
+              </w:rPr>
+              <w:t>检测</w:t>
+            </w:r>
+            <w:r>
+              <w:rPr>
+                <w:rFonts w:hint="default" w:ascii="Times New Roman" w:hAnsi="Times New Roman" w:eastAsia="微软雅黑" w:cs="Times New Roman"/>
+                <w:b/>
+                <w:color w:val="31849B"/>
+                <w:sz w:val="21"/>
+                <w:szCs w:val="21"/>
+              </w:rPr>
+              <w:t>基因</w:t>
             </w:r>
           </w:p>
         </w:tc>
@@ -6354,7 +6350,7 @@
         </w:tc>
         <w:tc>
           <w:tcPr>
-            <w:tcW w:w="535" w:type="pct"/>
+            <w:tcW w:w="1064" w:type="dxa"/>
             <w:tcBorders>
               <w:tl2br w:val="nil"/>
               <w:tr2bl w:val="nil"/>
@@ -6379,18 +6375,37 @@
               <w:rPr>
                 <w:rFonts w:hint="default" w:ascii="Times New Roman" w:hAnsi="Times New Roman" w:eastAsia="微软雅黑" w:cs="Times New Roman"/>
                 <w:b/>
-                <w:color w:val="262626"/>
-                <w:sz w:val="21"/>
-                <w:szCs w:val="21"/>
-                <w:lang w:eastAsia="zh-CN"/>
-              </w:rPr>
-              <w:t>{{ tip.comutation }}</w:t>
-            </w:r>
-          </w:p>
-        </w:tc>
-        <w:tc>
-          <w:tcPr>
-            <w:tcW w:w="758" w:type="pct"/>
+                <w:sz w:val="21"/>
+                <w:szCs w:val="21"/>
+                <w:lang w:eastAsia="zh-CN"/>
+              </w:rPr>
+              <w:t>{{ tip.comutation</w:t>
+            </w:r>
+            <w:r>
+              <w:rPr>
+                <w:rFonts w:hint="eastAsia" w:ascii="Times New Roman" w:hAnsi="Times New Roman" w:eastAsia="微软雅黑" w:cs="Times New Roman"/>
+                <w:b/>
+                <w:sz w:val="21"/>
+                <w:szCs w:val="21"/>
+                <w:lang w:val="en-US" w:eastAsia="zh-CN"/>
+              </w:rPr>
+              <w:t>1</w:t>
+            </w:r>
+            <w:r>
+              <w:rPr>
+                <w:rFonts w:hint="default" w:ascii="Times New Roman" w:hAnsi="Times New Roman" w:eastAsia="微软雅黑" w:cs="Times New Roman"/>
+                <w:b/>
+                <w:sz w:val="21"/>
+                <w:szCs w:val="21"/>
+                <w:lang w:eastAsia="zh-CN"/>
+              </w:rPr>
+              <w:t xml:space="preserve"> }}</w:t>
+            </w:r>
+          </w:p>
+        </w:tc>
+        <w:tc>
+          <w:tcPr>
+            <w:tcW w:w="1510" w:type="dxa"/>
             <w:tcBorders>
               <w:tl2br w:val="nil"/>
               <w:tr2bl w:val="nil"/>
@@ -6414,12 +6429,11 @@
             <w:r>
               <w:rPr>
                 <w:rFonts w:hint="default" w:ascii="Times New Roman" w:hAnsi="Times New Roman" w:eastAsia="微软雅黑" w:cs="Times New Roman"/>
-                <w:color w:val="262626"/>
-                <w:sz w:val="21"/>
-                <w:szCs w:val="21"/>
-                <w:lang w:eastAsia="zh-CN"/>
-              </w:rPr>
-              <w:t>-</w:t>
+                <w:sz w:val="21"/>
+                <w:szCs w:val="21"/>
+                <w:lang w:eastAsia="zh-CN"/>
+              </w:rPr>
+              <w:t>{{ tip.comutation }}</w:t>
             </w:r>
           </w:p>
         </w:tc>
@@ -8505,15 +8519,14 @@
             </w:pPr>
             <w:r>
               <w:rPr>
-                <w:rFonts w:hint="default" w:ascii="Times New Roman" w:hAnsi="Times New Roman" w:eastAsia="微软雅黑" w:cs="Times New Roman"/>
-                <w:b/>
-                <w:bCs/>
+                <w:rFonts w:hint="eastAsia" w:ascii="Times New Roman" w:hAnsi="Times New Roman" w:eastAsia="微软雅黑" w:cs="Times New Roman"/>
+                <w:b/>
                 <w:color w:val="31849B"/>
                 <w:sz w:val="21"/>
                 <w:szCs w:val="21"/>
-                <w:lang w:eastAsia="zh-CN"/>
-              </w:rPr>
-              <w:t>突变</w:t>
+                <w:lang w:val="en-US" w:eastAsia="zh-CN"/>
+              </w:rPr>
+              <w:t>检测</w:t>
             </w:r>
             <w:r>
               <w:rPr>
@@ -9744,13 +9757,24 @@
             </w:pPr>
             <w:r>
               <w:rPr>
-                <w:rFonts w:hint="default" w:ascii="Times New Roman" w:hAnsi="Times New Roman" w:eastAsia="微软雅黑" w:cs="Times New Roman"/>
+                <w:rFonts w:hint="eastAsia" w:ascii="Times New Roman" w:hAnsi="Times New Roman" w:eastAsia="微软雅黑" w:cs="Times New Roman"/>
                 <w:b/>
                 <w:color w:val="31849B"/>
                 <w:sz w:val="21"/>
                 <w:szCs w:val="21"/>
-              </w:rPr>
-              <w:t>突变基因</w:t>
+                <w:lang w:val="en-US" w:eastAsia="zh-CN"/>
+              </w:rPr>
+              <w:t>检测</w:t>
+            </w:r>
+            <w:r>
+              <w:rPr>
+                <w:rFonts w:hint="default" w:ascii="Times New Roman" w:hAnsi="Times New Roman" w:eastAsia="微软雅黑" w:cs="Times New Roman"/>
+                <w:b/>
+                <w:color w:val="31849B"/>
+                <w:sz w:val="21"/>
+                <w:szCs w:val="21"/>
+              </w:rPr>
+              <w:t>基因</w:t>
             </w:r>
           </w:p>
         </w:tc>
@@ -11063,7 +11087,7 @@
                 </mc:Choice>
                 <mc:Fallback>
                   <w:pict>
-                    <v:group id="_x0000_s1026" o:spid="_x0000_s1026" o:spt="203" style="position:absolute;left:0pt;margin-left:52.05pt;margin-top:-6.95pt;height:28.35pt;width:268.5pt;z-index:251666432;mso-width-relative:page;mso-height-relative:page;" coordorigin="9632,12252" coordsize="5370,567" o:gfxdata="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">
+                    <v:group id="_x0000_s1026" o:spid="_x0000_s1026" o:spt="203" style="position:absolute;left:0pt;margin-left:52.05pt;margin-top:-6.95pt;height:28.35pt;width:268.5pt;z-index:251666432;mso-width-relative:page;mso-height-relative:page;" coordorigin="9632,12252" coordsize="5370,567" o:gfxdata="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">
                       <o:lock v:ext="edit" aspectratio="f"/>
                       <v:shape id="图片 6" o:spid="_x0000_s1026" o:spt="75" alt="蔡冬雪" type="#_x0000_t75" style="position:absolute;left:9632;top:12347;height:454;width:1010;" filled="f" o:preferrelative="t" stroked="f" coordsize="21600,21600" o:gfxdata="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">
                         <v:fill on="f" focussize="0,0"/>
@@ -11437,7 +11461,7 @@
                 </mc:Choice>
                 <mc:Fallback>
                   <w:pict>
-                    <v:group id="_x0000_s1026" o:spid="_x0000_s1026" o:spt="203" style="position:absolute;left:0pt;margin-left:48.8pt;margin-top:-7.6pt;height:34pt;width:270.85pt;z-index:251667456;mso-width-relative:page;mso-height-relative:page;" coordorigin="9633,114512" coordsize="5417,680" o:gfxdata="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">
+                    <v:group id="_x0000_s1026" o:spid="_x0000_s1026" o:spt="203" style="position:absolute;left:0pt;margin-left:48.8pt;margin-top:-7.6pt;height:34pt;width:270.85pt;z-index:251667456;mso-width-relative:page;mso-height-relative:page;" coordorigin="9633,114512" coordsize="5417,680" o:gfxdata="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">
                       <o:lock v:ext="edit" aspectratio="f"/>
                       <v:shape id="图片 1" o:spid="_x0000_s1026" o:spt="75" type="#_x0000_t75" style="position:absolute;left:9633;top:114512;height:680;width:1262;" filled="f" o:preferrelative="t" stroked="f" coordsize="21600,21600" o:gfxdata="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">
                         <v:fill on="f" focussize="0,0"/>
@@ -11658,9 +11682,9 @@
       </w:pPr>
       <w:bookmarkStart w:id="5" w:name="_Toc15882"/>
       <w:bookmarkStart w:id="6" w:name="_Toc149837260"/>
-      <w:bookmarkStart w:id="7" w:name="_Toc4339"/>
-      <w:bookmarkStart w:id="8" w:name="_Toc7551_WPSOffice_Level2"/>
-      <w:bookmarkStart w:id="9" w:name="_Toc17410"/>
+      <w:bookmarkStart w:id="7" w:name="_Toc17410"/>
+      <w:bookmarkStart w:id="8" w:name="_Toc4339"/>
+      <w:bookmarkStart w:id="9" w:name="_Toc7551_WPSOffice_Level2"/>
       <w:bookmarkStart w:id="10" w:name="_Toc24888"/>
       <w:bookmarkStart w:id="11" w:name="_Toc25737"/>
       <w:bookmarkStart w:id="12" w:name="_Toc1549"/>
@@ -14850,7 +14874,33 @@
           <w:szCs w:val="22"/>
           <w:lang w:val="en-US" w:eastAsia="zh-CN"/>
         </w:rPr>
-        <w:t>{{ tdd.comutation }}</w:t>
+        <w:t>{{ tdd.comutation</w:t>
+      </w:r>
+      <w:r>
+        <w:rPr>
+          <w:rFonts w:hint="eastAsia" w:cs="微软雅黑"/>
+          <w:b/>
+          <w:bCs/>
+          <w:color w:val="31849B"/>
+          <w:sz w:val="22"/>
+          <w:szCs w:val="22"/>
+          <w:lang w:val="en-US" w:eastAsia="zh-CN"/>
+        </w:rPr>
+        <w:t>1</w:t>
+      </w:r>
+      <w:bookmarkStart w:id="29" w:name="_GoBack"/>
+      <w:bookmarkEnd w:id="29"/>
+      <w:r>
+        <w:rPr>
+          <w:rFonts w:hint="eastAsia" w:ascii="微软雅黑" w:hAnsi="微软雅黑" w:eastAsia="微软雅黑" w:cs="微软雅黑"/>
+          <w:b/>
+          <w:bCs/>
+          <w:color w:val="31849B"/>
+          <w:sz w:val="22"/>
+          <w:szCs w:val="22"/>
+          <w:lang w:val="en-US" w:eastAsia="zh-CN"/>
+        </w:rPr>
+        <w:t xml:space="preserve"> }}</w:t>
       </w:r>
     </w:p>
     <w:tbl>
@@ -14972,9 +15022,9 @@
                 <w:bCs/>
                 <w:sz w:val="18"/>
                 <w:szCs w:val="18"/>
-                <w:lang w:eastAsia="zh-CN"/>
-              </w:rPr>
-              <w:t>-</w:t>
+                <w:lang w:val="en-US" w:eastAsia="zh-CN"/>
+              </w:rPr>
+              <w:t>{{tdd.comutation}}</w:t>
             </w:r>
           </w:p>
         </w:tc>
@@ -24890,8 +24940,6 @@
               </w:rPr>
               <w:t>{% else %}不合格{% endif %}</w:t>
             </w:r>
-            <w:bookmarkStart w:id="29" w:name="_GoBack"/>
-            <w:bookmarkEnd w:id="29"/>
           </w:p>
         </w:tc>
       </w:tr>
@@ -27853,11 +27901,11 @@
           <w:lang w:eastAsia="zh-CN"/>
         </w:rPr>
       </w:pPr>
-      <w:bookmarkStart w:id="21" w:name="_Toc3488_WPSOffice_Level2"/>
-      <w:bookmarkStart w:id="22" w:name="_Toc6304_WPSOffice_Level2"/>
-      <w:bookmarkStart w:id="23" w:name="_Toc11193_WPSOffice_Level2"/>
-      <w:bookmarkStart w:id="24" w:name="_Toc17111_WPSOffice_Level2"/>
-      <w:bookmarkStart w:id="25" w:name="_Toc6931_WPSOffice_Level2"/>
+      <w:bookmarkStart w:id="21" w:name="_Toc6304_WPSOffice_Level2"/>
+      <w:bookmarkStart w:id="22" w:name="_Toc11193_WPSOffice_Level2"/>
+      <w:bookmarkStart w:id="23" w:name="_Toc3488_WPSOffice_Level2"/>
+      <w:bookmarkStart w:id="24" w:name="_Toc6931_WPSOffice_Level2"/>
+      <w:bookmarkStart w:id="25" w:name="_Toc17111_WPSOffice_Level2"/>
       <w:bookmarkStart w:id="26" w:name="_Toc19280_WPSOffice_Level2"/>
       <w:bookmarkStart w:id="27" w:name="_Toc31515_WPSOffice_Level2"/>
       <w:r>

--- a/WebContent/docx/泛癌种50基因检测报告-完整版-病理科.docx
+++ b/WebContent/docx/泛癌种50基因检测报告-完整版-病理科.docx
@@ -3645,6 +3645,7 @@
             <w:insideH w:val="none" w:color="auto" w:sz="0" w:space="0"/>
             <w:insideV w:val="none" w:color="auto" w:sz="0" w:space="0"/>
           </w:tblBorders>
+          <w:shd w:val="clear" w:color="auto" w:fill="auto"/>
           <w:tblCellMar>
             <w:top w:w="0" w:type="dxa"/>
             <w:left w:w="0" w:type="dxa"/>
@@ -3962,6 +3963,7 @@
             <w:insideH w:val="none" w:color="auto" w:sz="0" w:space="0"/>
             <w:insideV w:val="none" w:color="auto" w:sz="0" w:space="0"/>
           </w:tblBorders>
+          <w:shd w:val="clear" w:color="auto" w:fill="auto"/>
           <w:tblCellMar>
             <w:top w:w="0" w:type="dxa"/>
             <w:left w:w="0" w:type="dxa"/>
@@ -4982,8 +4984,7 @@
       </w:tblPr>
       <w:tblGrid>
         <w:gridCol w:w="2004"/>
-        <w:gridCol w:w="1859"/>
-        <w:gridCol w:w="4036"/>
+        <w:gridCol w:w="5895"/>
         <w:gridCol w:w="1960"/>
       </w:tblGrid>
       <w:tr>
@@ -4996,6 +4997,12 @@
             <w:insideH w:val="single" w:color="A4A4A4" w:sz="4" w:space="0"/>
             <w:insideV w:val="single" w:color="A4A4A4" w:sz="4" w:space="0"/>
           </w:tblBorders>
+          <w:tblCellMar>
+            <w:top w:w="0" w:type="dxa"/>
+            <w:left w:w="108" w:type="dxa"/>
+            <w:bottom w:w="0" w:type="dxa"/>
+            <w:right w:w="108" w:type="dxa"/>
+          </w:tblCellMar>
         </w:tblPrEx>
         <w:trPr>
           <w:trHeight w:val="454" w:hRule="atLeast"/>
@@ -5042,47 +5049,7 @@
         </w:tc>
         <w:tc>
           <w:tcPr>
-            <w:tcW w:w="1859" w:type="dxa"/>
-            <w:tcBorders>
-              <w:top w:val="single" w:color="31849B" w:sz="12" w:space="0"/>
-              <w:left w:val="single" w:color="31849B" w:sz="8" w:space="0"/>
-              <w:bottom w:val="single" w:color="31849B" w:sz="8" w:space="0"/>
-              <w:right w:val="single" w:color="31849B" w:sz="8" w:space="0"/>
-            </w:tcBorders>
-            <w:shd w:val="clear" w:color="auto" w:fill="DAEEF3"/>
-            <w:vAlign w:val="center"/>
-          </w:tcPr>
-          <w:p>
-            <w:pPr>
-              <w:widowControl/>
-              <w:jc w:val="center"/>
-              <w:textAlignment w:val="center"/>
-              <w:rPr>
-                <w:rFonts w:hint="default" w:ascii="Times New Roman" w:hAnsi="Times New Roman" w:eastAsia="微软雅黑" w:cs="Times New Roman"/>
-                <w:b/>
-                <w:bCs/>
-                <w:color w:val="31849B"/>
-                <w:sz w:val="21"/>
-                <w:szCs w:val="21"/>
-              </w:rPr>
-            </w:pPr>
-            <w:r>
-              <w:rPr>
-                <w:rFonts w:hint="default" w:ascii="Times New Roman" w:hAnsi="Times New Roman" w:eastAsia="微软雅黑" w:cs="Times New Roman"/>
-                <w:b/>
-                <w:bCs/>
-                <w:color w:val="31849B"/>
-                <w:sz w:val="21"/>
-                <w:szCs w:val="21"/>
-                <w:lang w:eastAsia="zh-CN" w:bidi="ar"/>
-              </w:rPr>
-              <w:t>变异类型</w:t>
-            </w:r>
-          </w:p>
-        </w:tc>
-        <w:tc>
-          <w:tcPr>
-            <w:tcW w:w="4036" w:type="dxa"/>
+            <w:tcW w:w="5895" w:type="dxa"/>
             <w:tcBorders>
               <w:top w:val="single" w:color="31849B" w:sz="12" w:space="0"/>
               <w:left w:val="single" w:color="31849B" w:sz="8" w:space="0"/>
@@ -5221,7 +5188,7 @@
         <w:tc>
           <w:tcPr>
             <w:tcW w:w="9859" w:type="dxa"/>
-            <w:gridSpan w:val="4"/>
+            <w:gridSpan w:val="3"/>
             <w:tcBorders>
               <w:top w:val="single" w:color="31849B" w:sz="8" w:space="0"/>
               <w:bottom w:val="single" w:color="31849B" w:sz="8" w:space="0"/>
@@ -5310,7 +5277,7 @@
         </w:tc>
         <w:tc>
           <w:tcPr>
-            <w:tcW w:w="1859" w:type="dxa"/>
+            <w:tcW w:w="5895" w:type="dxa"/>
             <w:tcBorders>
               <w:top w:val="single" w:color="31849B" w:sz="8" w:space="0"/>
               <w:left w:val="single" w:color="31849B" w:sz="8" w:space="0"/>
@@ -5319,40 +5286,6 @@
             </w:tcBorders>
             <w:shd w:val="clear" w:color="auto" w:fill="auto"/>
             <w:noWrap/>
-            <w:vAlign w:val="center"/>
-          </w:tcPr>
-          <w:p>
-            <w:pPr>
-              <w:jc w:val="center"/>
-              <w:rPr>
-                <w:rFonts w:hint="default" w:ascii="Times New Roman" w:hAnsi="Times New Roman" w:eastAsia="微软雅黑" w:cs="Times New Roman"/>
-                <w:color w:val="262626"/>
-                <w:sz w:val="21"/>
-                <w:szCs w:val="21"/>
-              </w:rPr>
-            </w:pPr>
-            <w:r>
-              <w:rPr>
-                <w:rFonts w:hint="default" w:ascii="Times New Roman" w:hAnsi="Times New Roman" w:eastAsia="微软雅黑" w:cs="Times New Roman"/>
-                <w:color w:val="262626"/>
-                <w:sz w:val="21"/>
-                <w:szCs w:val="21"/>
-                <w:lang w:eastAsia="zh-CN"/>
-              </w:rPr>
-              <w:t>{{ it.info }}</w:t>
-            </w:r>
-          </w:p>
-        </w:tc>
-        <w:tc>
-          <w:tcPr>
-            <w:tcW w:w="4036" w:type="dxa"/>
-            <w:tcBorders>
-              <w:top w:val="single" w:color="31849B" w:sz="8" w:space="0"/>
-              <w:left w:val="single" w:color="31849B" w:sz="8" w:space="0"/>
-              <w:bottom w:val="single" w:color="31849B" w:sz="8" w:space="0"/>
-              <w:right w:val="single" w:color="31849B" w:sz="8" w:space="0"/>
-            </w:tcBorders>
-            <w:shd w:val="clear" w:color="auto" w:fill="auto"/>
             <w:vAlign w:val="center"/>
           </w:tcPr>
           <w:p>
@@ -5545,7 +5478,7 @@
         <w:tc>
           <w:tcPr>
             <w:tcW w:w="9859" w:type="dxa"/>
-            <w:gridSpan w:val="4"/>
+            <w:gridSpan w:val="3"/>
             <w:tcBorders>
               <w:top w:val="single" w:color="31849B" w:sz="8" w:space="0"/>
               <w:bottom w:val="single" w:color="31849B" w:sz="12" w:space="0"/>
@@ -5806,12 +5739,6 @@
             <w:insideH w:val="single" w:color="31849B" w:sz="4" w:space="0"/>
             <w:insideV w:val="none" w:color="auto" w:sz="0" w:space="0"/>
           </w:tblBorders>
-          <w:tblCellMar>
-            <w:top w:w="0" w:type="dxa"/>
-            <w:left w:w="0" w:type="dxa"/>
-            <w:bottom w:w="0" w:type="dxa"/>
-            <w:right w:w="0" w:type="dxa"/>
-          </w:tblCellMar>
         </w:tblPrEx>
         <w:trPr>
           <w:trHeight w:val="510" w:hRule="atLeast"/>
@@ -8296,8 +8223,8 @@
         <w:bidi w:val="0"/>
         <w:ind w:left="0" w:leftChars="0" w:firstLine="0" w:firstLineChars="0"/>
       </w:pPr>
-      <w:bookmarkStart w:id="3" w:name="_Toc10147"/>
-      <w:bookmarkStart w:id="4" w:name="_Toc149837259"/>
+      <w:bookmarkStart w:id="3" w:name="_Toc149837259"/>
+      <w:bookmarkStart w:id="4" w:name="_Toc10147"/>
       <w:r>
         <w:rPr>
           <w:rFonts w:hint="eastAsia"/>
@@ -10923,8 +10850,10 @@
         </w:tblCellMar>
       </w:tblPr>
       <w:tblGrid>
-        <w:gridCol w:w="4536"/>
-        <w:gridCol w:w="5245"/>
+        <w:gridCol w:w="1045"/>
+        <w:gridCol w:w="3491"/>
+        <w:gridCol w:w="962"/>
+        <w:gridCol w:w="4283"/>
       </w:tblGrid>
       <w:tr>
         <w:tblPrEx>
@@ -10944,12 +10873,15 @@
           </w:tblCellMar>
         </w:tblPrEx>
         <w:trPr>
-          <w:trHeight w:val="227" w:hRule="atLeast"/>
+          <w:trHeight w:val="510" w:hRule="atLeast"/>
           <w:jc w:val="center"/>
         </w:trPr>
         <w:tc>
           <w:tcPr>
-            <w:tcW w:w="4536" w:type="dxa"/>
+            <w:tcW w:w="1045" w:type="dxa"/>
+            <w:tcBorders>
+              <w:right w:val="nil"/>
+            </w:tcBorders>
             <w:shd w:val="clear" w:color="auto" w:fill="auto"/>
             <w:tcMar>
               <w:top w:w="28" w:type="dxa"/>
@@ -10957,10 +10889,11 @@
               <w:bottom w:w="28" w:type="dxa"/>
               <w:right w:w="108" w:type="dxa"/>
             </w:tcMar>
-            <w:vAlign w:val="top"/>
-          </w:tcPr>
-          <w:p>
-            <w:pPr>
+            <w:vAlign w:val="center"/>
+          </w:tcPr>
+          <w:p>
+            <w:pPr>
+              <w:jc w:val="left"/>
               <w:rPr>
                 <w:color w:val="262626"/>
               </w:rPr>
@@ -10972,145 +10905,14 @@
               </w:rPr>
               <w:t>检测者：</w:t>
             </w:r>
-            <w:r>
-              <w:rPr>
-                <w:sz w:val="22"/>
-              </w:rPr>
-              <mc:AlternateContent>
-                <mc:Choice Requires="wpg">
-                  <w:drawing>
-                    <wp:anchor distT="0" distB="0" distL="114300" distR="114300" simplePos="0" relativeHeight="251666432" behindDoc="0" locked="0" layoutInCell="1" allowOverlap="1">
-                      <wp:simplePos x="0" y="0"/>
-                      <wp:positionH relativeFrom="column">
-                        <wp:posOffset>661035</wp:posOffset>
-                      </wp:positionH>
-                      <wp:positionV relativeFrom="paragraph">
-                        <wp:posOffset>-88265</wp:posOffset>
-                      </wp:positionV>
-                      <wp:extent cx="3409950" cy="360045"/>
-                      <wp:effectExtent l="0" t="0" r="0" b="5715"/>
-                      <wp:wrapNone/>
-                      <wp:docPr id="12" name="组合 12"/>
-                      <wp:cNvGraphicFramePr/>
-                      <a:graphic xmlns:a="http://schemas.openxmlformats.org/drawingml/2006/main">
-                        <a:graphicData uri="http://schemas.microsoft.com/office/word/2010/wordprocessingGroup">
-                          <wpg:wgp>
-                            <wpg:cNvGrpSpPr/>
-                            <wpg:grpSpPr>
-                              <a:xfrm>
-                                <a:off x="0" y="0"/>
-                                <a:ext cx="3409950" cy="360045"/>
-                                <a:chOff x="9632" y="12252"/>
-                                <a:chExt cx="5370" cy="567"/>
-                              </a:xfrm>
-                            </wpg:grpSpPr>
-                            <pic:pic xmlns:pic="http://schemas.openxmlformats.org/drawingml/2006/picture">
-                              <pic:nvPicPr>
-                                <pic:cNvPr id="16" name="图片 6" descr="蔡冬雪"/>
-                                <pic:cNvPicPr>
-                                  <a:picLocks noChangeAspect="1"/>
-                                </pic:cNvPicPr>
-                              </pic:nvPicPr>
-                              <pic:blipFill>
-                                <a:blip r:embed="rId10">
-                                  <a:clrChange>
-                                    <a:clrFrom>
-                                      <a:srgbClr val="FFFFFF">
-                                        <a:alpha val="100000"/>
-                                      </a:srgbClr>
-                                    </a:clrFrom>
-                                    <a:clrTo>
-                                      <a:srgbClr val="FFFFFF">
-                                        <a:alpha val="100000"/>
-                                        <a:alpha val="0"/>
-                                      </a:srgbClr>
-                                    </a:clrTo>
-                                  </a:clrChange>
-                                </a:blip>
-                                <a:srcRect l="18656" t="33322" r="18897" b="26699"/>
-                                <a:stretch>
-                                  <a:fillRect/>
-                                </a:stretch>
-                              </pic:blipFill>
-                              <pic:spPr>
-                                <a:xfrm>
-                                  <a:off x="9632" y="12347"/>
-                                  <a:ext cx="1010" cy="454"/>
-                                </a:xfrm>
-                                <a:prstGeom prst="rect">
-                                  <a:avLst/>
-                                </a:prstGeom>
-                              </pic:spPr>
-                            </pic:pic>
-                            <pic:pic xmlns:pic="http://schemas.openxmlformats.org/drawingml/2006/picture">
-                              <pic:nvPicPr>
-                                <pic:cNvPr id="13" name="图片 4" descr="王建丽"/>
-                                <pic:cNvPicPr>
-                                  <a:picLocks noChangeAspect="1"/>
-                                </pic:cNvPicPr>
-                              </pic:nvPicPr>
-                              <pic:blipFill>
-                                <a:blip r:embed="rId11">
-                                  <a:clrChange>
-                                    <a:clrFrom>
-                                      <a:srgbClr val="FFFFFF">
-                                        <a:alpha val="100000"/>
-                                      </a:srgbClr>
-                                    </a:clrFrom>
-                                    <a:clrTo>
-                                      <a:srgbClr val="FFFFFF">
-                                        <a:alpha val="100000"/>
-                                        <a:alpha val="0"/>
-                                      </a:srgbClr>
-                                    </a:clrTo>
-                                  </a:clrChange>
-                                </a:blip>
-                                <a:stretch>
-                                  <a:fillRect/>
-                                </a:stretch>
-                              </pic:blipFill>
-                              <pic:spPr>
-                                <a:xfrm>
-                                  <a:off x="14002" y="12252"/>
-                                  <a:ext cx="1000" cy="567"/>
-                                </a:xfrm>
-                                <a:prstGeom prst="rect">
-                                  <a:avLst/>
-                                </a:prstGeom>
-                              </pic:spPr>
-                            </pic:pic>
-                          </wpg:wgp>
-                        </a:graphicData>
-                      </a:graphic>
-                    </wp:anchor>
-                  </w:drawing>
-                </mc:Choice>
-                <mc:Fallback>
-                  <w:pict>
-                    <v:group id="_x0000_s1026" o:spid="_x0000_s1026" o:spt="203" style="position:absolute;left:0pt;margin-left:52.05pt;margin-top:-6.95pt;height:28.35pt;width:268.5pt;z-index:251666432;mso-width-relative:page;mso-height-relative:page;" coordorigin="9632,12252" coordsize="5370,567" o:gfxdata="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">
-                      <o:lock v:ext="edit" aspectratio="f"/>
-                      <v:shape id="图片 6" o:spid="_x0000_s1026" o:spt="75" alt="蔡冬雪" type="#_x0000_t75" style="position:absolute;left:9632;top:12347;height:454;width:1010;" filled="f" o:preferrelative="t" stroked="f" coordsize="21600,21600" o:gfxdata="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">
-                        <v:fill on="f" focussize="0,0"/>
-                        <v:stroke on="f"/>
-                        <v:imagedata r:id="rId10" cropleft="12226f" croptop="21838f" cropright="12384f" cropbottom="17497f" chromakey="#FFFFFF" o:title=""/>
-                        <o:lock v:ext="edit" aspectratio="t"/>
-                      </v:shape>
-                      <v:shape id="图片 4" o:spid="_x0000_s1026" o:spt="75" alt="王建丽" type="#_x0000_t75" style="position:absolute;left:14002;top:12252;height:567;width:1000;" filled="f" o:preferrelative="t" stroked="f" coordsize="21600,21600" o:gfxdata="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">
-                        <v:fill on="f" focussize="0,0"/>
-                        <v:stroke on="f"/>
-                        <v:imagedata r:id="rId11" chromakey="#FFFFFF" o:title=""/>
-                        <o:lock v:ext="edit" aspectratio="t"/>
-                      </v:shape>
-                    </v:group>
-                  </w:pict>
-                </mc:Fallback>
-              </mc:AlternateContent>
-            </w:r>
-          </w:p>
-        </w:tc>
-        <w:tc>
-          <w:tcPr>
-            <w:tcW w:w="5245" w:type="dxa"/>
+          </w:p>
+        </w:tc>
+        <w:tc>
+          <w:tcPr>
+            <w:tcW w:w="3491" w:type="dxa"/>
+            <w:tcBorders>
+              <w:left w:val="nil"/>
+            </w:tcBorders>
             <w:shd w:val="clear" w:color="auto" w:fill="auto"/>
             <w:tcMar>
               <w:top w:w="28" w:type="dxa"/>
@@ -11118,20 +10920,145 @@
               <w:bottom w:w="28" w:type="dxa"/>
               <w:right w:w="108" w:type="dxa"/>
             </w:tcMar>
-            <w:vAlign w:val="top"/>
-          </w:tcPr>
-          <w:p>
-            <w:pPr>
-              <w:rPr>
-                <w:color w:val="262626"/>
-              </w:rPr>
-            </w:pPr>
-            <w:r>
+            <w:vAlign w:val="center"/>
+          </w:tcPr>
+          <w:p>
+            <w:pPr>
+              <w:jc w:val="left"/>
               <w:rPr>
                 <w:rFonts w:hint="eastAsia"/>
                 <w:color w:val="262626"/>
               </w:rPr>
+            </w:pPr>
+            <w:r>
+              <w:rPr>
+                <w:rFonts w:hint="eastAsia"/>
+                <w:color w:val="262626"/>
+              </w:rPr>
+              <w:t>{{"ty_tianjin1"|sign(</w:t>
+            </w:r>
+            <w:r>
+              <w:rPr>
+                <w:rFonts w:hint="eastAsia"/>
+                <w:color w:val="262626"/>
+                <w:lang w:val="en-US" w:eastAsia="zh-CN"/>
+              </w:rPr>
+              <w:t>51</w:t>
+            </w:r>
+            <w:r>
+              <w:rPr>
+                <w:rFonts w:hint="eastAsia"/>
+                <w:color w:val="262626"/>
+              </w:rPr>
+              <w:t>,2</w:t>
+            </w:r>
+            <w:r>
+              <w:rPr>
+                <w:rFonts w:hint="eastAsia"/>
+                <w:color w:val="262626"/>
+                <w:lang w:val="en-US" w:eastAsia="zh-CN"/>
+              </w:rPr>
+              <w:t>3</w:t>
+            </w:r>
+            <w:r>
+              <w:rPr>
+                <w:rFonts w:hint="eastAsia"/>
+                <w:color w:val="262626"/>
+              </w:rPr>
+              <w:t>)}}</w:t>
+            </w:r>
+          </w:p>
+        </w:tc>
+        <w:tc>
+          <w:tcPr>
+            <w:tcW w:w="962" w:type="dxa"/>
+            <w:tcBorders>
+              <w:right w:val="nil"/>
+            </w:tcBorders>
+            <w:shd w:val="clear" w:color="auto" w:fill="auto"/>
+            <w:tcMar>
+              <w:top w:w="28" w:type="dxa"/>
+              <w:left w:w="108" w:type="dxa"/>
+              <w:bottom w:w="28" w:type="dxa"/>
+              <w:right w:w="108" w:type="dxa"/>
+            </w:tcMar>
+            <w:vAlign w:val="center"/>
+          </w:tcPr>
+          <w:p>
+            <w:pPr>
+              <w:jc w:val="left"/>
+              <w:rPr>
+                <w:color w:val="262626"/>
+              </w:rPr>
+            </w:pPr>
+            <w:r>
+              <w:rPr>
+                <w:rFonts w:hint="eastAsia"/>
+                <w:color w:val="262626"/>
+              </w:rPr>
               <w:t>审核者：</w:t>
+            </w:r>
+          </w:p>
+        </w:tc>
+        <w:tc>
+          <w:tcPr>
+            <w:tcW w:w="4283" w:type="dxa"/>
+            <w:tcBorders>
+              <w:left w:val="nil"/>
+            </w:tcBorders>
+            <w:shd w:val="clear" w:color="auto" w:fill="auto"/>
+            <w:tcMar>
+              <w:top w:w="28" w:type="dxa"/>
+              <w:left w:w="108" w:type="dxa"/>
+              <w:bottom w:w="28" w:type="dxa"/>
+              <w:right w:w="108" w:type="dxa"/>
+            </w:tcMar>
+            <w:vAlign w:val="center"/>
+          </w:tcPr>
+          <w:p>
+            <w:pPr>
+              <w:jc w:val="left"/>
+              <w:rPr>
+                <w:rFonts w:hint="eastAsia"/>
+                <w:color w:val="262626"/>
+              </w:rPr>
+            </w:pPr>
+            <w:r>
+              <w:rPr>
+                <w:rFonts w:hint="eastAsia"/>
+                <w:color w:val="262626"/>
+              </w:rPr>
+              <w:t>{{"ty_tianjin2"|sign(</w:t>
+            </w:r>
+            <w:r>
+              <w:rPr>
+                <w:rFonts w:hint="eastAsia"/>
+                <w:color w:val="262626"/>
+                <w:lang w:val="en-US" w:eastAsia="zh-CN"/>
+              </w:rPr>
+              <w:t>49</w:t>
+            </w:r>
+            <w:r>
+              <w:rPr>
+                <w:rFonts w:hint="eastAsia"/>
+                <w:color w:val="262626"/>
+              </w:rPr>
+              <w:t>,</w:t>
+            </w:r>
+            <w:r>
+              <w:rPr>
+                <w:rFonts w:hint="eastAsia"/>
+                <w:color w:val="262626"/>
+                <w:lang w:val="en-US" w:eastAsia="zh-CN"/>
+              </w:rPr>
+              <w:t>27</w:t>
+            </w:r>
+            <w:r>
+              <w:rPr>
+                <w:rFonts w:hint="eastAsia"/>
+                <w:color w:val="262626"/>
+              </w:rPr>
+              <w:t>)}}</w:t>
             </w:r>
           </w:p>
         </w:tc>
@@ -11154,13 +11081,13 @@
           </w:tblCellMar>
         </w:tblPrEx>
         <w:trPr>
-          <w:trHeight w:val="227" w:hRule="atLeast"/>
+          <w:trHeight w:val="510" w:hRule="atLeast"/>
           <w:jc w:val="center"/>
         </w:trPr>
         <w:tc>
           <w:tcPr>
             <w:tcW w:w="9781" w:type="dxa"/>
-            <w:gridSpan w:val="2"/>
+            <w:gridSpan w:val="4"/>
             <w:shd w:val="clear" w:color="auto" w:fill="auto"/>
             <w:tcMar>
               <w:top w:w="28" w:type="dxa"/>
@@ -11168,10 +11095,11 @@
               <w:bottom w:w="28" w:type="dxa"/>
               <w:right w:w="108" w:type="dxa"/>
             </w:tcMar>
-            <w:vAlign w:val="top"/>
-          </w:tcPr>
-          <w:p>
-            <w:pPr>
+            <w:vAlign w:val="center"/>
+          </w:tcPr>
+          <w:p>
+            <w:pPr>
+              <w:jc w:val="left"/>
               <w:rPr>
                 <w:rFonts w:hint="default" w:eastAsia="微软雅黑"/>
                 <w:color w:val="262626"/>
@@ -11299,8 +11227,10 @@
         </w:tblCellMar>
       </w:tblPr>
       <w:tblGrid>
-        <w:gridCol w:w="4536"/>
-        <w:gridCol w:w="5245"/>
+        <w:gridCol w:w="1058"/>
+        <w:gridCol w:w="3478"/>
+        <w:gridCol w:w="962"/>
+        <w:gridCol w:w="4283"/>
       </w:tblGrid>
       <w:tr>
         <w:tblPrEx>
@@ -11312,14 +11242,23 @@
             <w:insideH w:val="single" w:color="31849B" w:sz="4" w:space="0"/>
             <w:insideV w:val="single" w:color="31849B" w:sz="4" w:space="0"/>
           </w:tblBorders>
+          <w:tblCellMar>
+            <w:top w:w="113" w:type="dxa"/>
+            <w:left w:w="108" w:type="dxa"/>
+            <w:bottom w:w="113" w:type="dxa"/>
+            <w:right w:w="108" w:type="dxa"/>
+          </w:tblCellMar>
         </w:tblPrEx>
         <w:trPr>
-          <w:trHeight w:val="227" w:hRule="atLeast"/>
+          <w:trHeight w:val="510" w:hRule="atLeast"/>
           <w:jc w:val="center"/>
         </w:trPr>
         <w:tc>
           <w:tcPr>
-            <w:tcW w:w="4536" w:type="dxa"/>
+            <w:tcW w:w="1058" w:type="dxa"/>
+            <w:tcBorders>
+              <w:right w:val="nil"/>
+            </w:tcBorders>
             <w:shd w:val="clear" w:color="auto" w:fill="auto"/>
             <w:tcMar>
               <w:top w:w="28" w:type="dxa"/>
@@ -11327,10 +11266,11 @@
               <w:bottom w:w="28" w:type="dxa"/>
               <w:right w:w="108" w:type="dxa"/>
             </w:tcMar>
-            <w:vAlign w:val="top"/>
-          </w:tcPr>
-          <w:p>
-            <w:pPr>
+            <w:vAlign w:val="center"/>
+          </w:tcPr>
+          <w:p>
+            <w:pPr>
+              <w:jc w:val="left"/>
               <w:rPr>
                 <w:color w:val="262626"/>
               </w:rPr>
@@ -11342,149 +11282,14 @@
               </w:rPr>
               <w:t>检测者：</w:t>
             </w:r>
-            <w:r>
-              <w:rPr>
-                <w:sz w:val="24"/>
-              </w:rPr>
-              <mc:AlternateContent>
-                <mc:Choice Requires="wpg">
-                  <w:drawing>
-                    <wp:anchor distT="0" distB="0" distL="114300" distR="114300" simplePos="0" relativeHeight="251667456" behindDoc="0" locked="0" layoutInCell="1" allowOverlap="1">
-                      <wp:simplePos x="0" y="0"/>
-                      <wp:positionH relativeFrom="column">
-                        <wp:posOffset>619760</wp:posOffset>
-                      </wp:positionH>
-                      <wp:positionV relativeFrom="paragraph">
-                        <wp:posOffset>-96520</wp:posOffset>
-                      </wp:positionV>
-                      <wp:extent cx="3439795" cy="431800"/>
-                      <wp:effectExtent l="0" t="0" r="0" b="0"/>
-                      <wp:wrapNone/>
-                      <wp:docPr id="17" name="组合 17"/>
-                      <wp:cNvGraphicFramePr/>
-                      <a:graphic xmlns:a="http://schemas.openxmlformats.org/drawingml/2006/main">
-                        <a:graphicData uri="http://schemas.microsoft.com/office/word/2010/wordprocessingGroup">
-                          <wpg:wgp>
-                            <wpg:cNvGrpSpPr/>
-                            <wpg:grpSpPr>
-                              <a:xfrm>
-                                <a:off x="0" y="0"/>
-                                <a:ext cx="3439795" cy="431800"/>
-                                <a:chOff x="9633" y="114512"/>
-                                <a:chExt cx="5417" cy="680"/>
-                              </a:xfrm>
-                            </wpg:grpSpPr>
-                            <pic:pic xmlns:pic="http://schemas.openxmlformats.org/drawingml/2006/picture">
-                              <pic:nvPicPr>
-                                <pic:cNvPr id="15" name="图片 1"/>
-                                <pic:cNvPicPr>
-                                  <a:picLocks noChangeAspect="1"/>
-                                </pic:cNvPicPr>
-                              </pic:nvPicPr>
-                              <pic:blipFill>
-                                <a:blip r:embed="rId12">
-                                  <a:clrChange>
-                                    <a:clrFrom>
-                                      <a:srgbClr val="FFFFFF">
-                                        <a:alpha val="100000"/>
-                                      </a:srgbClr>
-                                    </a:clrFrom>
-                                    <a:clrTo>
-                                      <a:srgbClr val="FFFFFF">
-                                        <a:alpha val="100000"/>
-                                        <a:alpha val="0"/>
-                                      </a:srgbClr>
-                                    </a:clrTo>
-                                  </a:clrChange>
-                                </a:blip>
-                                <a:srcRect l="10922" t="11667"/>
-                                <a:stretch>
-                                  <a:fillRect/>
-                                </a:stretch>
-                              </pic:blipFill>
-                              <pic:spPr>
-                                <a:xfrm>
-                                  <a:off x="9633" y="114512"/>
-                                  <a:ext cx="1262" cy="680"/>
-                                </a:xfrm>
-                                <a:prstGeom prst="rect">
-                                  <a:avLst/>
-                                </a:prstGeom>
-                                <a:noFill/>
-                                <a:ln>
-                                  <a:noFill/>
-                                </a:ln>
-                              </pic:spPr>
-                            </pic:pic>
-                            <pic:pic xmlns:pic="http://schemas.openxmlformats.org/drawingml/2006/picture">
-                              <pic:nvPicPr>
-                                <pic:cNvPr id="11" name="图片 11" descr="王建丽"/>
-                                <pic:cNvPicPr>
-                                  <a:picLocks noChangeAspect="1"/>
-                                </pic:cNvPicPr>
-                              </pic:nvPicPr>
-                              <pic:blipFill>
-                                <a:blip r:embed="rId11">
-                                  <a:clrChange>
-                                    <a:clrFrom>
-                                      <a:srgbClr val="FFFFFF">
-                                        <a:alpha val="100000"/>
-                                      </a:srgbClr>
-                                    </a:clrFrom>
-                                    <a:clrTo>
-                                      <a:srgbClr val="FFFFFF">
-                                        <a:alpha val="100000"/>
-                                        <a:alpha val="0"/>
-                                      </a:srgbClr>
-                                    </a:clrTo>
-                                  </a:clrChange>
-                                </a:blip>
-                                <a:stretch>
-                                  <a:fillRect/>
-                                </a:stretch>
-                              </pic:blipFill>
-                              <pic:spPr>
-                                <a:xfrm>
-                                  <a:off x="14048" y="114524"/>
-                                  <a:ext cx="1002" cy="567"/>
-                                </a:xfrm>
-                                <a:prstGeom prst="rect">
-                                  <a:avLst/>
-                                </a:prstGeom>
-                              </pic:spPr>
-                            </pic:pic>
-                          </wpg:wgp>
-                        </a:graphicData>
-                      </a:graphic>
-                    </wp:anchor>
-                  </w:drawing>
-                </mc:Choice>
-                <mc:Fallback>
-                  <w:pict>
-                    <v:group id="_x0000_s1026" o:spid="_x0000_s1026" o:spt="203" style="position:absolute;left:0pt;margin-left:48.8pt;margin-top:-7.6pt;height:34pt;width:270.85pt;z-index:251667456;mso-width-relative:page;mso-height-relative:page;" coordorigin="9633,114512" coordsize="5417,680" o:gfxdata="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">
-                      <o:lock v:ext="edit" aspectratio="f"/>
-                      <v:shape id="图片 1" o:spid="_x0000_s1026" o:spt="75" type="#_x0000_t75" style="position:absolute;left:9633;top:114512;height:680;width:1262;" filled="f" o:preferrelative="t" stroked="f" coordsize="21600,21600" o:gfxdata="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">
-                        <v:fill on="f" focussize="0,0"/>
-                        <v:stroke on="f"/>
-                        <v:imagedata r:id="rId12" cropleft="7158f" croptop="7646f" chromakey="#FFFFFF" o:title=""/>
-                        <o:lock v:ext="edit" aspectratio="t"/>
-                      </v:shape>
-                      <v:shape id="_x0000_s1026" o:spid="_x0000_s1026" o:spt="75" alt="王建丽" type="#_x0000_t75" style="position:absolute;left:14048;top:114524;height:567;width:1002;" filled="f" o:preferrelative="t" stroked="f" coordsize="21600,21600" o:gfxdata="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">
-                        <v:fill on="f" focussize="0,0"/>
-                        <v:stroke on="f"/>
-                        <v:imagedata r:id="rId11" chromakey="#FFFFFF" o:title=""/>
-                        <o:lock v:ext="edit" aspectratio="t"/>
-                      </v:shape>
-                    </v:group>
-                  </w:pict>
-                </mc:Fallback>
-              </mc:AlternateContent>
-            </w:r>
-          </w:p>
-        </w:tc>
-        <w:tc>
-          <w:tcPr>
-            <w:tcW w:w="5245" w:type="dxa"/>
+          </w:p>
+        </w:tc>
+        <w:tc>
+          <w:tcPr>
+            <w:tcW w:w="3478" w:type="dxa"/>
+            <w:tcBorders>
+              <w:left w:val="nil"/>
+            </w:tcBorders>
             <w:shd w:val="clear" w:color="auto" w:fill="auto"/>
             <w:tcMar>
               <w:top w:w="28" w:type="dxa"/>
@@ -11492,20 +11297,162 @@
               <w:bottom w:w="28" w:type="dxa"/>
               <w:right w:w="108" w:type="dxa"/>
             </w:tcMar>
-            <w:vAlign w:val="top"/>
-          </w:tcPr>
-          <w:p>
-            <w:pPr>
-              <w:rPr>
-                <w:color w:val="262626"/>
-              </w:rPr>
-            </w:pPr>
-            <w:r>
+            <w:vAlign w:val="center"/>
+          </w:tcPr>
+          <w:p>
+            <w:pPr>
+              <w:jc w:val="left"/>
               <w:rPr>
                 <w:rFonts w:hint="eastAsia"/>
                 <w:color w:val="262626"/>
               </w:rPr>
+            </w:pPr>
+            <w:r>
+              <w:rPr>
+                <w:rFonts w:hint="eastAsia"/>
+                <w:color w:val="262626"/>
+              </w:rPr>
+              <w:t>{{"ty_guangzhou1"|sign(</w:t>
+            </w:r>
+            <w:r>
+              <w:rPr>
+                <w:rFonts w:hint="eastAsia"/>
+                <w:color w:val="262626"/>
+                <w:lang w:val="en-US" w:eastAsia="zh-CN"/>
+              </w:rPr>
+              <w:t>46</w:t>
+            </w:r>
+            <w:r>
+              <w:rPr>
+                <w:rFonts w:hint="eastAsia"/>
+                <w:color w:val="262626"/>
+              </w:rPr>
+              <w:t>,</w:t>
+            </w:r>
+            <w:r>
+              <w:rPr>
+                <w:rFonts w:hint="eastAsia"/>
+                <w:color w:val="262626"/>
+                <w:lang w:val="en-US" w:eastAsia="zh-CN"/>
+              </w:rPr>
+              <w:t>25</w:t>
+            </w:r>
+            <w:r>
+              <w:rPr>
+                <w:rFonts w:hint="eastAsia"/>
+                <w:color w:val="262626"/>
+              </w:rPr>
+              <w:t>)}}</w:t>
+            </w:r>
+          </w:p>
+        </w:tc>
+        <w:tc>
+          <w:tcPr>
+            <w:tcW w:w="962" w:type="dxa"/>
+            <w:tcBorders>
+              <w:right w:val="nil"/>
+            </w:tcBorders>
+            <w:shd w:val="clear" w:color="auto" w:fill="auto"/>
+            <w:tcMar>
+              <w:top w:w="28" w:type="dxa"/>
+              <w:left w:w="108" w:type="dxa"/>
+              <w:bottom w:w="28" w:type="dxa"/>
+              <w:right w:w="108" w:type="dxa"/>
+            </w:tcMar>
+            <w:vAlign w:val="center"/>
+          </w:tcPr>
+          <w:p>
+            <w:pPr>
+              <w:jc w:val="left"/>
+              <w:rPr>
+                <w:color w:val="262626"/>
+              </w:rPr>
+            </w:pPr>
+            <w:r>
+              <w:rPr>
+                <w:rFonts w:hint="eastAsia"/>
+                <w:color w:val="262626"/>
+              </w:rPr>
               <w:t>审核者：</w:t>
+            </w:r>
+          </w:p>
+        </w:tc>
+        <w:tc>
+          <w:tcPr>
+            <w:tcW w:w="4283" w:type="dxa"/>
+            <w:tcBorders>
+              <w:left w:val="nil"/>
+            </w:tcBorders>
+            <w:shd w:val="clear" w:color="auto" w:fill="auto"/>
+            <w:tcMar>
+              <w:top w:w="28" w:type="dxa"/>
+              <w:left w:w="108" w:type="dxa"/>
+              <w:bottom w:w="28" w:type="dxa"/>
+              <w:right w:w="108" w:type="dxa"/>
+            </w:tcMar>
+            <w:vAlign w:val="center"/>
+          </w:tcPr>
+          <w:p>
+            <w:pPr>
+              <w:jc w:val="left"/>
+              <w:rPr>
+                <w:rFonts w:hint="eastAsia"/>
+                <w:color w:val="262626"/>
+              </w:rPr>
+            </w:pPr>
+            <w:r>
+              <w:rPr>
+                <w:rFonts w:hint="eastAsia"/>
+                <w:color w:val="262626"/>
+              </w:rPr>
+              <w:t>{{"</w:t>
+            </w:r>
+            <w:r>
+              <w:rPr>
+                <w:rFonts w:hint="eastAsia" w:ascii="微软雅黑" w:hAnsi="微软雅黑" w:eastAsia="微软雅黑" w:cs="微软雅黑"/>
+                <w:b w:val="0"/>
+                <w:bCs w:val="0"/>
+                <w:sz w:val="20"/>
+                <w:szCs w:val="20"/>
+              </w:rPr>
+              <w:t>ty_guangzhou</w:t>
+            </w:r>
+            <w:r>
+              <w:rPr>
+                <w:rFonts w:hint="eastAsia"/>
+                <w:color w:val="262626"/>
+              </w:rPr>
+              <w:t>2"|sign(</w:t>
+            </w:r>
+            <w:r>
+              <w:rPr>
+                <w:rFonts w:hint="eastAsia"/>
+                <w:color w:val="262626"/>
+                <w:lang w:val="en-US" w:eastAsia="zh-CN"/>
+              </w:rPr>
+              <w:t>49</w:t>
+            </w:r>
+            <w:r>
+              <w:rPr>
+                <w:rFonts w:hint="eastAsia"/>
+                <w:color w:val="262626"/>
+              </w:rPr>
+              <w:t>,</w:t>
+            </w:r>
+            <w:r>
+              <w:rPr>
+                <w:rFonts w:hint="eastAsia"/>
+                <w:color w:val="262626"/>
+                <w:lang w:val="en-US" w:eastAsia="zh-CN"/>
+              </w:rPr>
+              <w:t>27</w:t>
+            </w:r>
+            <w:r>
+              <w:rPr>
+                <w:rFonts w:hint="eastAsia"/>
+                <w:color w:val="262626"/>
+              </w:rPr>
+              <w:t>)}}</w:t>
             </w:r>
           </w:p>
         </w:tc>
@@ -11528,13 +11475,13 @@
           </w:tblCellMar>
         </w:tblPrEx>
         <w:trPr>
-          <w:trHeight w:val="227" w:hRule="atLeast"/>
+          <w:trHeight w:val="510" w:hRule="atLeast"/>
           <w:jc w:val="center"/>
         </w:trPr>
         <w:tc>
           <w:tcPr>
             <w:tcW w:w="9781" w:type="dxa"/>
-            <w:gridSpan w:val="2"/>
+            <w:gridSpan w:val="4"/>
             <w:shd w:val="clear" w:color="auto" w:fill="auto"/>
             <w:tcMar>
               <w:top w:w="28" w:type="dxa"/>
@@ -11542,10 +11489,11 @@
               <w:bottom w:w="28" w:type="dxa"/>
               <w:right w:w="108" w:type="dxa"/>
             </w:tcMar>
-            <w:vAlign w:val="top"/>
-          </w:tcPr>
-          <w:p>
-            <w:pPr>
+            <w:vAlign w:val="center"/>
+          </w:tcPr>
+          <w:p>
+            <w:pPr>
+              <w:jc w:val="left"/>
               <w:rPr>
                 <w:rFonts w:hint="default" w:eastAsia="微软雅黑"/>
                 <w:color w:val="262626"/>
@@ -11680,16 +11628,16 @@
           <w:lang w:val="en-US" w:eastAsia="zh-CN"/>
         </w:rPr>
       </w:pPr>
-      <w:bookmarkStart w:id="5" w:name="_Toc15882"/>
-      <w:bookmarkStart w:id="6" w:name="_Toc149837260"/>
-      <w:bookmarkStart w:id="7" w:name="_Toc17410"/>
-      <w:bookmarkStart w:id="8" w:name="_Toc4339"/>
-      <w:bookmarkStart w:id="9" w:name="_Toc7551_WPSOffice_Level2"/>
-      <w:bookmarkStart w:id="10" w:name="_Toc24888"/>
-      <w:bookmarkStart w:id="11" w:name="_Toc25737"/>
-      <w:bookmarkStart w:id="12" w:name="_Toc1549"/>
-      <w:bookmarkStart w:id="13" w:name="_Toc626"/>
-      <w:bookmarkStart w:id="14" w:name="_Toc6221_WPSOffice_Level2"/>
+      <w:bookmarkStart w:id="5" w:name="_Toc149837260"/>
+      <w:bookmarkStart w:id="6" w:name="_Toc15882"/>
+      <w:bookmarkStart w:id="7" w:name="_Toc25737"/>
+      <w:bookmarkStart w:id="8" w:name="_Toc626"/>
+      <w:bookmarkStart w:id="9" w:name="_Toc6221_WPSOffice_Level2"/>
+      <w:bookmarkStart w:id="10" w:name="_Toc1549"/>
+      <w:bookmarkStart w:id="11" w:name="_Toc24888"/>
+      <w:bookmarkStart w:id="12" w:name="_Toc17410"/>
+      <w:bookmarkStart w:id="13" w:name="_Toc7551_WPSOffice_Level2"/>
+      <w:bookmarkStart w:id="14" w:name="_Toc4339"/>
       <w:r>
         <w:rPr>
           <w:rFonts w:hint="eastAsia"/>
@@ -14888,8 +14836,6 @@
         </w:rPr>
         <w:t>1</w:t>
       </w:r>
-      <w:bookmarkStart w:id="29" w:name="_GoBack"/>
-      <w:bookmarkEnd w:id="29"/>
       <w:r>
         <w:rPr>
           <w:rFonts w:hint="eastAsia" w:ascii="微软雅黑" w:hAnsi="微软雅黑" w:eastAsia="微软雅黑" w:cs="微软雅黑"/>
@@ -21502,12 +21448,6 @@
             <w:insideH w:val="single" w:color="A4A4A4" w:sz="4" w:space="0"/>
             <w:insideV w:val="single" w:color="A4A4A4" w:sz="4" w:space="0"/>
           </w:tblBorders>
-          <w:tblCellMar>
-            <w:top w:w="0" w:type="dxa"/>
-            <w:left w:w="108" w:type="dxa"/>
-            <w:bottom w:w="0" w:type="dxa"/>
-            <w:right w:w="108" w:type="dxa"/>
-          </w:tblCellMar>
         </w:tblPrEx>
         <w:trPr>
           <w:trHeight w:val="454" w:hRule="atLeast"/>
@@ -25236,103 +25176,103 @@
                 <w:szCs w:val="21"/>
                 <w:lang w:val="en-US" w:eastAsia="zh-CN"/>
               </w:rPr>
+              <w:t>5</w:t>
+            </w:r>
+            <w:r>
+              <w:rPr>
+                <w:rFonts w:hint="default" w:ascii="Times New Roman" w:hAnsi="Times New Roman" w:eastAsia="微软雅黑" w:cs="Times New Roman"/>
+                <w:color w:val="262626"/>
+                <w:sz w:val="21"/>
+                <w:szCs w:val="21"/>
+                <w:lang w:val="en-US" w:eastAsia="zh-CN"/>
+              </w:rPr>
+              <w:t>0 %}合格</w:t>
+            </w:r>
+            <w:r>
+              <w:rPr>
+                <w:rFonts w:hint="eastAsia" w:ascii="Times New Roman" w:hAnsi="Times New Roman" w:cs="Times New Roman"/>
+                <w:color w:val="262626"/>
+                <w:sz w:val="21"/>
+                <w:szCs w:val="21"/>
+                <w:lang w:val="en-US" w:eastAsia="zh-CN"/>
+              </w:rPr>
+              <w:t xml:space="preserve">{% elif </w:t>
+            </w:r>
+            <w:r>
+              <w:rPr>
+                <w:rFonts w:hint="default" w:ascii="Times New Roman" w:hAnsi="Times New Roman" w:eastAsia="微软雅黑" w:cs="Times New Roman"/>
+                <w:snapToGrid/>
+                <w:color w:val="262626"/>
+                <w:kern w:val="2"/>
+                <w:sz w:val="21"/>
+                <w:szCs w:val="21"/>
+                <w:lang w:val="en-US" w:eastAsia="zh-CN" w:bidi="ar"/>
+              </w:rPr>
+              <w:t xml:space="preserve">DNA_total </w:t>
+            </w:r>
+            <w:r>
+              <w:rPr>
+                <w:rFonts w:hint="default" w:ascii="Times New Roman" w:hAnsi="Times New Roman" w:eastAsia="微软雅黑" w:cs="Times New Roman"/>
+                <w:color w:val="262626"/>
+                <w:sz w:val="21"/>
+                <w:szCs w:val="21"/>
+                <w:lang w:val="en-US" w:eastAsia="zh-CN"/>
+              </w:rPr>
+              <w:t xml:space="preserve">and </w:t>
+            </w:r>
+            <w:r>
+              <w:rPr>
+                <w:rFonts w:hint="default" w:ascii="Times New Roman" w:hAnsi="Times New Roman" w:eastAsia="微软雅黑" w:cs="Times New Roman"/>
+                <w:color w:val="262626"/>
+                <w:kern w:val="2"/>
+                <w:sz w:val="21"/>
+                <w:szCs w:val="21"/>
+                <w:lang w:val="en-US" w:eastAsia="zh-CN" w:bidi="ar-SA"/>
+              </w:rPr>
+              <w:t>(</w:t>
+            </w:r>
+            <w:r>
+              <w:rPr>
+                <w:rFonts w:hint="default" w:ascii="Times New Roman" w:hAnsi="Times New Roman" w:eastAsia="微软雅黑" w:cs="Times New Roman"/>
+                <w:snapToGrid/>
+                <w:color w:val="262626"/>
+                <w:kern w:val="2"/>
+                <w:sz w:val="21"/>
+                <w:szCs w:val="21"/>
+                <w:lang w:val="en-US" w:eastAsia="zh-CN" w:bidi="ar"/>
+              </w:rPr>
+              <w:t>DNA_total</w:t>
+            </w:r>
+            <w:r>
+              <w:rPr>
+                <w:rFonts w:hint="default" w:ascii="Times New Roman" w:hAnsi="Times New Roman" w:eastAsia="微软雅黑" w:cs="Times New Roman"/>
+                <w:color w:val="262626"/>
+                <w:kern w:val="2"/>
+                <w:sz w:val="21"/>
+                <w:szCs w:val="21"/>
+                <w:lang w:val="en-US" w:eastAsia="zh-CN" w:bidi="ar-SA"/>
+              </w:rPr>
+              <w:t>|percent_to_float)</w:t>
+            </w:r>
+            <w:r>
+              <w:rPr>
+                <w:rFonts w:hint="default" w:ascii="Times New Roman" w:hAnsi="Times New Roman" w:eastAsia="微软雅黑" w:cs="Times New Roman"/>
+                <w:color w:val="262626"/>
+                <w:sz w:val="21"/>
+                <w:szCs w:val="21"/>
+                <w:lang w:val="en-US" w:eastAsia="zh-CN"/>
+              </w:rPr>
+              <w:t xml:space="preserve"> &gt;= </w:t>
+            </w:r>
+            <w:r>
+              <w:rPr>
+                <w:rFonts w:hint="eastAsia" w:ascii="Times New Roman" w:hAnsi="Times New Roman" w:cs="Times New Roman"/>
+                <w:color w:val="262626"/>
+                <w:sz w:val="21"/>
+                <w:szCs w:val="21"/>
+                <w:lang w:val="en-US" w:eastAsia="zh-CN"/>
+              </w:rPr>
               <w:t>1</w:t>
-            </w:r>
-            <w:r>
-              <w:rPr>
-                <w:rFonts w:hint="default" w:ascii="Times New Roman" w:hAnsi="Times New Roman" w:eastAsia="微软雅黑" w:cs="Times New Roman"/>
-                <w:color w:val="262626"/>
-                <w:sz w:val="21"/>
-                <w:szCs w:val="21"/>
-                <w:lang w:val="en-US" w:eastAsia="zh-CN"/>
-              </w:rPr>
-              <w:t>00 %}合格</w:t>
-            </w:r>
-            <w:r>
-              <w:rPr>
-                <w:rFonts w:hint="eastAsia" w:ascii="Times New Roman" w:hAnsi="Times New Roman" w:cs="Times New Roman"/>
-                <w:color w:val="262626"/>
-                <w:sz w:val="21"/>
-                <w:szCs w:val="21"/>
-                <w:lang w:val="en-US" w:eastAsia="zh-CN"/>
-              </w:rPr>
-              <w:t xml:space="preserve">{% elif </w:t>
-            </w:r>
-            <w:r>
-              <w:rPr>
-                <w:rFonts w:hint="default" w:ascii="Times New Roman" w:hAnsi="Times New Roman" w:eastAsia="微软雅黑" w:cs="Times New Roman"/>
-                <w:snapToGrid/>
-                <w:color w:val="262626"/>
-                <w:kern w:val="2"/>
-                <w:sz w:val="21"/>
-                <w:szCs w:val="21"/>
-                <w:lang w:val="en-US" w:eastAsia="zh-CN" w:bidi="ar"/>
-              </w:rPr>
-              <w:t xml:space="preserve">DNA_total </w:t>
-            </w:r>
-            <w:r>
-              <w:rPr>
-                <w:rFonts w:hint="default" w:ascii="Times New Roman" w:hAnsi="Times New Roman" w:eastAsia="微软雅黑" w:cs="Times New Roman"/>
-                <w:color w:val="262626"/>
-                <w:sz w:val="21"/>
-                <w:szCs w:val="21"/>
-                <w:lang w:val="en-US" w:eastAsia="zh-CN"/>
-              </w:rPr>
-              <w:t xml:space="preserve">and </w:t>
-            </w:r>
-            <w:r>
-              <w:rPr>
-                <w:rFonts w:hint="default" w:ascii="Times New Roman" w:hAnsi="Times New Roman" w:eastAsia="微软雅黑" w:cs="Times New Roman"/>
-                <w:color w:val="262626"/>
-                <w:kern w:val="2"/>
-                <w:sz w:val="21"/>
-                <w:szCs w:val="21"/>
-                <w:lang w:val="en-US" w:eastAsia="zh-CN" w:bidi="ar-SA"/>
-              </w:rPr>
-              <w:t>(</w:t>
-            </w:r>
-            <w:r>
-              <w:rPr>
-                <w:rFonts w:hint="default" w:ascii="Times New Roman" w:hAnsi="Times New Roman" w:eastAsia="微软雅黑" w:cs="Times New Roman"/>
-                <w:snapToGrid/>
-                <w:color w:val="262626"/>
-                <w:kern w:val="2"/>
-                <w:sz w:val="21"/>
-                <w:szCs w:val="21"/>
-                <w:lang w:val="en-US" w:eastAsia="zh-CN" w:bidi="ar"/>
-              </w:rPr>
-              <w:t>DNA_total</w:t>
-            </w:r>
-            <w:r>
-              <w:rPr>
-                <w:rFonts w:hint="default" w:ascii="Times New Roman" w:hAnsi="Times New Roman" w:eastAsia="微软雅黑" w:cs="Times New Roman"/>
-                <w:color w:val="262626"/>
-                <w:kern w:val="2"/>
-                <w:sz w:val="21"/>
-                <w:szCs w:val="21"/>
-                <w:lang w:val="en-US" w:eastAsia="zh-CN" w:bidi="ar-SA"/>
-              </w:rPr>
-              <w:t>|percent_to_float)</w:t>
-            </w:r>
-            <w:r>
-              <w:rPr>
-                <w:rFonts w:hint="default" w:ascii="Times New Roman" w:hAnsi="Times New Roman" w:eastAsia="微软雅黑" w:cs="Times New Roman"/>
-                <w:color w:val="262626"/>
-                <w:sz w:val="21"/>
-                <w:szCs w:val="21"/>
-                <w:lang w:val="en-US" w:eastAsia="zh-CN"/>
-              </w:rPr>
-              <w:t xml:space="preserve"> &gt;= </w:t>
-            </w:r>
-            <w:r>
-              <w:rPr>
-                <w:rFonts w:hint="eastAsia" w:ascii="Times New Roman" w:hAnsi="Times New Roman" w:cs="Times New Roman"/>
-                <w:color w:val="262626"/>
-                <w:sz w:val="21"/>
-                <w:szCs w:val="21"/>
-                <w:lang w:val="en-US" w:eastAsia="zh-CN"/>
-              </w:rPr>
-              <w:t>2</w:t>
             </w:r>
             <w:r>
               <w:rPr>
@@ -25637,7 +25577,47 @@
                 <w:szCs w:val="21"/>
                 <w:lang w:val="en-US" w:eastAsia="zh-CN"/>
               </w:rPr>
-              <w:t xml:space="preserve"> in [‘A’, ‘B’, ‘C’] %}合格</w:t>
+              <w:t xml:space="preserve"> in [‘</w:t>
+            </w:r>
+            <w:r>
+              <w:rPr>
+                <w:rFonts w:hint="eastAsia" w:ascii="Times New Roman" w:hAnsi="Times New Roman" w:cs="Times New Roman"/>
+                <w:color w:val="262626"/>
+                <w:sz w:val="21"/>
+                <w:szCs w:val="21"/>
+                <w:lang w:val="en-US" w:eastAsia="zh-CN"/>
+              </w:rPr>
+              <w:t>1</w:t>
+            </w:r>
+            <w:r>
+              <w:rPr>
+                <w:rFonts w:hint="default" w:ascii="Times New Roman" w:hAnsi="Times New Roman" w:eastAsia="微软雅黑" w:cs="Times New Roman"/>
+                <w:color w:val="262626"/>
+                <w:sz w:val="21"/>
+                <w:szCs w:val="21"/>
+                <w:lang w:val="en-US" w:eastAsia="zh-CN"/>
+              </w:rPr>
+              <w:t>’, ‘</w:t>
+            </w:r>
+            <w:r>
+              <w:rPr>
+                <w:rFonts w:hint="eastAsia" w:ascii="Times New Roman" w:hAnsi="Times New Roman" w:cs="Times New Roman"/>
+                <w:color w:val="262626"/>
+                <w:sz w:val="21"/>
+                <w:szCs w:val="21"/>
+                <w:lang w:val="en-US" w:eastAsia="zh-CN"/>
+              </w:rPr>
+              <w:t>2</w:t>
+            </w:r>
+            <w:r>
+              <w:rPr>
+                <w:rFonts w:hint="default" w:ascii="Times New Roman" w:hAnsi="Times New Roman" w:eastAsia="微软雅黑" w:cs="Times New Roman"/>
+                <w:color w:val="262626"/>
+                <w:sz w:val="21"/>
+                <w:szCs w:val="21"/>
+                <w:lang w:val="en-US" w:eastAsia="zh-CN"/>
+              </w:rPr>
+              <w:t>’] %}合格</w:t>
             </w:r>
             <w:r>
               <w:rPr>
@@ -25915,7 +25895,27 @@
                 <w:szCs w:val="21"/>
                 <w:lang w:val="en-US" w:eastAsia="zh-CN"/>
               </w:rPr>
-              <w:t xml:space="preserve"> &gt;= 500 %}合格{% else %}不合格{% endif %}</w:t>
+              <w:t xml:space="preserve"> &gt;= </w:t>
+            </w:r>
+            <w:r>
+              <w:rPr>
+                <w:rFonts w:hint="eastAsia" w:ascii="Times New Roman" w:hAnsi="Times New Roman" w:cs="Times New Roman"/>
+                <w:color w:val="262626"/>
+                <w:sz w:val="21"/>
+                <w:szCs w:val="21"/>
+                <w:lang w:val="en-US" w:eastAsia="zh-CN"/>
+              </w:rPr>
+              <w:t>32</w:t>
+            </w:r>
+            <w:r>
+              <w:rPr>
+                <w:rFonts w:hint="default" w:ascii="Times New Roman" w:hAnsi="Times New Roman" w:eastAsia="微软雅黑" w:cs="Times New Roman"/>
+                <w:color w:val="262626"/>
+                <w:sz w:val="21"/>
+                <w:szCs w:val="21"/>
+                <w:lang w:val="en-US" w:eastAsia="zh-CN"/>
+              </w:rPr>
+              <w:t>0 %}合格{% else %}不合格{% endif %}</w:t>
             </w:r>
           </w:p>
         </w:tc>
@@ -27194,12 +27194,10 @@
         <w:textAlignment w:val="auto"/>
         <w:rPr>
           <w:rFonts w:hint="default" w:ascii="Times New Roman" w:hAnsi="Times New Roman" w:eastAsia="微软雅黑" w:cs="Times New Roman"/>
-          <w:b/>
-          <w:bCs/>
           <w:color w:val="262626"/>
           <w:sz w:val="18"/>
           <w:szCs w:val="18"/>
-          <w:lang w:eastAsia="zh-CN"/>
+          <w:lang w:val="en-US" w:eastAsia="zh-CN"/>
         </w:rPr>
       </w:pPr>
       <w:r>
@@ -27214,22 +27212,6 @@
         </w:rPr>
         <w:t>注：</w:t>
       </w:r>
-    </w:p>
-    <w:p>
-      <w:pPr>
-        <w:numPr>
-          <w:ilvl w:val="0"/>
-          <w:numId w:val="0"/>
-        </w:numPr>
-        <w:ind w:leftChars="0"/>
-        <w:rPr>
-          <w:rFonts w:hint="default" w:ascii="Times New Roman" w:hAnsi="Times New Roman" w:eastAsia="微软雅黑" w:cs="Times New Roman"/>
-          <w:color w:val="262626"/>
-          <w:sz w:val="18"/>
-          <w:szCs w:val="18"/>
-          <w:lang w:val="en-US" w:eastAsia="zh-CN"/>
-        </w:rPr>
-      </w:pPr>
       <w:r>
         <w:rPr>
           <w:rFonts w:hint="default" w:ascii="Times New Roman" w:hAnsi="Times New Roman" w:eastAsia="微软雅黑" w:cs="Times New Roman"/>
@@ -27238,37 +27220,26 @@
           <w:szCs w:val="18"/>
           <w:lang w:val="en-US" w:eastAsia="zh-CN"/>
         </w:rPr>
-        <w:t>{% for n in note.qcNoteList %}{{n}}</w:t>
+        <w:t>{% for n in note.qcNoteList %}</w:t>
       </w:r>
     </w:p>
     <w:p>
       <w:pPr>
         <w:numPr>
           <w:ilvl w:val="0"/>
-          <w:numId w:val="0"/>
+          <w:numId w:val="14"/>
         </w:numPr>
-        <w:ind w:leftChars="0"/>
-        <w:rPr>
-          <w:rFonts w:ascii="Times New Roman" w:hAnsi="Times New Roman" w:eastAsia="微软雅黑" w:cs="Times New Roman"/>
-          <w:bCs/>
-          <w:color w:val="262626"/>
-          <w:sz w:val="18"/>
-          <w:szCs w:val="18"/>
-          <w:lang w:eastAsia="zh-CN"/>
-        </w:rPr>
       </w:pPr>
       <w:r>
         <w:rPr>
           <w:rFonts w:hint="default" w:ascii="Times New Roman" w:hAnsi="Times New Roman" w:eastAsia="微软雅黑" w:cs="Times New Roman"/>
-          <w:color w:val="262626"/>
           <w:sz w:val="18"/>
-          <w:szCs w:val="18"/>
           <w:lang w:val="en-US" w:eastAsia="zh-CN"/>
         </w:rPr>
-        <w:t>{% endfor %}</w:t>
+        <w:t>{{n}}{% endfor %}</w:t>
       </w:r>
-    </w:p>
-    <w:p>
+      <w:bookmarkStart w:id="29" w:name="_GoBack"/>
+      <w:bookmarkEnd w:id="29"/>
       <w:r>
         <w:br w:type="page"/>
       </w:r>
@@ -27311,7 +27282,7 @@
       <w:pPr>
         <w:numPr>
           <w:ilvl w:val="1"/>
-          <w:numId w:val="14"/>
+          <w:numId w:val="15"/>
         </w:numPr>
         <w:bidi w:val="0"/>
         <w:ind w:left="567" w:leftChars="0" w:hanging="567" w:firstLineChars="0"/>
@@ -27852,7 +27823,7 @@
       <w:pPr>
         <w:numPr>
           <w:ilvl w:val="1"/>
-          <w:numId w:val="14"/>
+          <w:numId w:val="15"/>
         </w:numPr>
         <w:bidi w:val="0"/>
         <w:ind w:left="567" w:leftChars="0" w:hanging="567" w:firstLineChars="0"/>
@@ -27901,13 +27872,13 @@
           <w:lang w:eastAsia="zh-CN"/>
         </w:rPr>
       </w:pPr>
-      <w:bookmarkStart w:id="21" w:name="_Toc6304_WPSOffice_Level2"/>
-      <w:bookmarkStart w:id="22" w:name="_Toc11193_WPSOffice_Level2"/>
-      <w:bookmarkStart w:id="23" w:name="_Toc3488_WPSOffice_Level2"/>
-      <w:bookmarkStart w:id="24" w:name="_Toc6931_WPSOffice_Level2"/>
-      <w:bookmarkStart w:id="25" w:name="_Toc17111_WPSOffice_Level2"/>
-      <w:bookmarkStart w:id="26" w:name="_Toc19280_WPSOffice_Level2"/>
-      <w:bookmarkStart w:id="27" w:name="_Toc31515_WPSOffice_Level2"/>
+      <w:bookmarkStart w:id="21" w:name="_Toc17111_WPSOffice_Level2"/>
+      <w:bookmarkStart w:id="22" w:name="_Toc3488_WPSOffice_Level2"/>
+      <w:bookmarkStart w:id="23" w:name="_Toc11193_WPSOffice_Level2"/>
+      <w:bookmarkStart w:id="24" w:name="_Toc6304_WPSOffice_Level2"/>
+      <w:bookmarkStart w:id="25" w:name="_Toc31515_WPSOffice_Level2"/>
+      <w:bookmarkStart w:id="26" w:name="_Toc6931_WPSOffice_Level2"/>
+      <w:bookmarkStart w:id="27" w:name="_Toc19280_WPSOffice_Level2"/>
       <w:r>
         <w:rPr>
           <w:rFonts w:hint="default" w:ascii="Times New Roman" w:hAnsi="Times New Roman" w:eastAsia="微软雅黑" w:cs="Times New Roman"/>
@@ -28667,7 +28638,7 @@
         <w:widowControl/>
         <w:numPr>
           <w:ilvl w:val="0"/>
-          <w:numId w:val="15"/>
+          <w:numId w:val="16"/>
         </w:numPr>
         <w:kinsoku/>
         <w:wordWrap/>
@@ -28781,7 +28752,7 @@
                     </pic:cNvPicPr>
                   </pic:nvPicPr>
                   <pic:blipFill>
-                    <a:blip r:embed="rId13"/>
+                    <a:blip r:embed="rId10"/>
                     <a:stretch>
                       <a:fillRect/>
                     </a:stretch>
@@ -29690,6 +29661,145 @@
     </w:lvl>
   </w:abstractNum>
   <w:abstractNum w:abstractNumId="2">
+    <w:nsid w:val="AF0F7F7C"/>
+    <w:multiLevelType w:val="multilevel"/>
+    <w:tmpl w:val="AF0F7F7C"/>
+    <w:lvl w:ilvl="0" w:tentative="0">
+      <w:start w:val="1"/>
+      <w:numFmt w:val="decimal"/>
+      <w:lvlText w:val="%1."/>
+      <w:lvlJc w:val="left"/>
+      <w:pPr>
+        <w:ind w:left="425" w:hanging="425"/>
+      </w:pPr>
+      <w:rPr>
+        <w:rFonts w:hint="default" w:ascii="Times New Roman" w:hAnsi="Times New Roman" w:cs="Times New Roman"/>
+        <w:sz w:val="18"/>
+        <w:szCs w:val="18"/>
+      </w:rPr>
+    </w:lvl>
+    <w:lvl w:ilvl="1" w:tentative="0">
+      <w:start w:val="1"/>
+      <w:numFmt w:val="decimal"/>
+      <w:lvlText w:val="(%2)"/>
+      <w:lvlJc w:val="left"/>
+      <w:pPr>
+        <w:tabs>
+          <w:tab w:val="left" w:pos="840"/>
+        </w:tabs>
+        <w:ind w:left="840" w:hanging="420"/>
+      </w:pPr>
+      <w:rPr>
+        <w:rFonts w:hint="default"/>
+      </w:rPr>
+    </w:lvl>
+    <w:lvl w:ilvl="2" w:tentative="0">
+      <w:start w:val="1"/>
+      <w:numFmt w:val="decimalEnclosedCircleChinese"/>
+      <w:lvlText w:val="%3"/>
+      <w:lvlJc w:val="left"/>
+      <w:pPr>
+        <w:tabs>
+          <w:tab w:val="left" w:pos="1260"/>
+        </w:tabs>
+        <w:ind w:left="1260" w:hanging="420"/>
+      </w:pPr>
+      <w:rPr>
+        <w:rFonts w:hint="default"/>
+      </w:rPr>
+    </w:lvl>
+    <w:lvl w:ilvl="3" w:tentative="0">
+      <w:start w:val="1"/>
+      <w:numFmt w:val="decimal"/>
+      <w:lvlText w:val="%4)"/>
+      <w:lvlJc w:val="left"/>
+      <w:pPr>
+        <w:tabs>
+          <w:tab w:val="left" w:pos="1680"/>
+        </w:tabs>
+        <w:ind w:left="1680" w:hanging="420"/>
+      </w:pPr>
+      <w:rPr>
+        <w:rFonts w:hint="default"/>
+      </w:rPr>
+    </w:lvl>
+    <w:lvl w:ilvl="4" w:tentative="0">
+      <w:start w:val="1"/>
+      <w:numFmt w:val="lowerLetter"/>
+      <w:lvlText w:val="%5."/>
+      <w:lvlJc w:val="left"/>
+      <w:pPr>
+        <w:tabs>
+          <w:tab w:val="left" w:pos="2100"/>
+        </w:tabs>
+        <w:ind w:left="2100" w:hanging="420"/>
+      </w:pPr>
+      <w:rPr>
+        <w:rFonts w:hint="default"/>
+      </w:rPr>
+    </w:lvl>
+    <w:lvl w:ilvl="5" w:tentative="0">
+      <w:start w:val="1"/>
+      <w:numFmt w:val="lowerLetter"/>
+      <w:lvlText w:val="%6)"/>
+      <w:lvlJc w:val="left"/>
+      <w:pPr>
+        <w:tabs>
+          <w:tab w:val="left" w:pos="2520"/>
+        </w:tabs>
+        <w:ind w:left="2520" w:hanging="420"/>
+      </w:pPr>
+      <w:rPr>
+        <w:rFonts w:hint="default"/>
+      </w:rPr>
+    </w:lvl>
+    <w:lvl w:ilvl="6" w:tentative="0">
+      <w:start w:val="1"/>
+      <w:numFmt w:val="lowerRoman"/>
+      <w:lvlText w:val="%7."/>
+      <w:lvlJc w:val="left"/>
+      <w:pPr>
+        <w:tabs>
+          <w:tab w:val="left" w:pos="2940"/>
+        </w:tabs>
+        <w:ind w:left="2940" w:hanging="420"/>
+      </w:pPr>
+      <w:rPr>
+        <w:rFonts w:hint="default"/>
+      </w:rPr>
+    </w:lvl>
+    <w:lvl w:ilvl="7" w:tentative="0">
+      <w:start w:val="1"/>
+      <w:numFmt w:val="lowerRoman"/>
+      <w:lvlText w:val="%8)"/>
+      <w:lvlJc w:val="left"/>
+      <w:pPr>
+        <w:tabs>
+          <w:tab w:val="left" w:pos="3360"/>
+        </w:tabs>
+        <w:ind w:left="3360" w:hanging="420"/>
+      </w:pPr>
+      <w:rPr>
+        <w:rFonts w:hint="default"/>
+      </w:rPr>
+    </w:lvl>
+    <w:lvl w:ilvl="8" w:tentative="0">
+      <w:start w:val="1"/>
+      <w:numFmt w:val="lowerLetter"/>
+      <w:lvlText w:val="%9."/>
+      <w:lvlJc w:val="left"/>
+      <w:pPr>
+        <w:tabs>
+          <w:tab w:val="left" w:pos="3780"/>
+        </w:tabs>
+        <w:ind w:left="3780" w:hanging="420"/>
+      </w:pPr>
+      <w:rPr>
+        <w:rFonts w:hint="default"/>
+      </w:rPr>
+    </w:lvl>
+  </w:abstractNum>
+  <w:abstractNum w:abstractNumId="3">
     <w:nsid w:val="C588211E"/>
     <w:multiLevelType w:val="multilevel"/>
     <w:tmpl w:val="C588211E"/>
@@ -29828,7 +29938,7 @@
       </w:rPr>
     </w:lvl>
   </w:abstractNum>
-  <w:abstractNum w:abstractNumId="3">
+  <w:abstractNum w:abstractNumId="4">
     <w:nsid w:val="C90D1B09"/>
     <w:multiLevelType w:val="multilevel"/>
     <w:tmpl w:val="C90D1B09"/>
@@ -29971,7 +30081,7 @@
       </w:rPr>
     </w:lvl>
   </w:abstractNum>
-  <w:abstractNum w:abstractNumId="4">
+  <w:abstractNum w:abstractNumId="5">
     <w:nsid w:val="DA387088"/>
     <w:multiLevelType w:val="multilevel"/>
     <w:tmpl w:val="DA387088"/>
@@ -30084,7 +30194,7 @@
       </w:rPr>
     </w:lvl>
   </w:abstractNum>
-  <w:abstractNum w:abstractNumId="5">
+  <w:abstractNum w:abstractNumId="6">
     <w:nsid w:val="E58AFA96"/>
     <w:multiLevelType w:val="multilevel"/>
     <w:tmpl w:val="E58AFA96"/>
@@ -30223,7 +30333,7 @@
       </w:rPr>
     </w:lvl>
   </w:abstractNum>
-  <w:abstractNum w:abstractNumId="6">
+  <w:abstractNum w:abstractNumId="7">
     <w:nsid w:val="F604BF01"/>
     <w:multiLevelType w:val="singleLevel"/>
     <w:tmpl w:val="F604BF01"/>
@@ -30242,7 +30352,7 @@
       </w:rPr>
     </w:lvl>
   </w:abstractNum>
-  <w:abstractNum w:abstractNumId="7">
+  <w:abstractNum w:abstractNumId="8">
     <w:nsid w:val="FE6C8412"/>
     <w:multiLevelType w:val="singleLevel"/>
     <w:tmpl w:val="FE6C8412"/>
@@ -30261,7 +30371,7 @@
       </w:rPr>
     </w:lvl>
   </w:abstractNum>
-  <w:abstractNum w:abstractNumId="8">
+  <w:abstractNum w:abstractNumId="9">
     <w:nsid w:val="13950EB9"/>
     <w:multiLevelType w:val="singleLevel"/>
     <w:tmpl w:val="13950EB9"/>
@@ -30280,7 +30390,7 @@
       </w:rPr>
     </w:lvl>
   </w:abstractNum>
-  <w:abstractNum w:abstractNumId="9">
+  <w:abstractNum w:abstractNumId="10">
     <w:nsid w:val="361A96C8"/>
     <w:multiLevelType w:val="singleLevel"/>
     <w:tmpl w:val="361A96C8"/>
@@ -30302,7 +30412,7 @@
       </w:rPr>
     </w:lvl>
   </w:abstractNum>
-  <w:abstractNum w:abstractNumId="10">
+  <w:abstractNum w:abstractNumId="11">
     <w:nsid w:val="51FFA607"/>
     <w:multiLevelType w:val="singleLevel"/>
     <w:tmpl w:val="51FFA607"/>
@@ -30327,7 +30437,7 @@
       </w:rPr>
     </w:lvl>
   </w:abstractNum>
-  <w:abstractNum w:abstractNumId="11">
+  <w:abstractNum w:abstractNumId="12">
     <w:nsid w:val="5B4A8005"/>
     <w:multiLevelType w:val="multilevel"/>
     <w:tmpl w:val="5B4A8005"/>
@@ -30440,7 +30550,7 @@
       </w:rPr>
     </w:lvl>
   </w:abstractNum>
-  <w:abstractNum w:abstractNumId="12">
+  <w:abstractNum w:abstractNumId="13">
     <w:nsid w:val="5D999A56"/>
     <w:multiLevelType w:val="singleLevel"/>
     <w:tmpl w:val="5D999A56"/>
@@ -30459,7 +30569,7 @@
       </w:rPr>
     </w:lvl>
   </w:abstractNum>
-  <w:abstractNum w:abstractNumId="13">
+  <w:abstractNum w:abstractNumId="14">
     <w:nsid w:val="6282EC2D"/>
     <w:multiLevelType w:val="singleLevel"/>
     <w:tmpl w:val="6282EC2D"/>
@@ -30476,7 +30586,7 @@
       </w:rPr>
     </w:lvl>
   </w:abstractNum>
-  <w:abstractNum w:abstractNumId="14">
+  <w:abstractNum w:abstractNumId="15">
     <w:nsid w:val="797962C2"/>
     <w:multiLevelType w:val="multilevel"/>
     <w:tmpl w:val="797962C2"/>
@@ -30598,48 +30708,51 @@
     </w:lvl>
   </w:abstractNum>
   <w:num w:numId="1">
-    <w:abstractNumId w:val="3"/>
+    <w:abstractNumId w:val="4"/>
   </w:num>
   <w:num w:numId="2">
     <w:abstractNumId w:val="1"/>
   </w:num>
   <w:num w:numId="3">
+    <w:abstractNumId w:val="8"/>
+  </w:num>
+  <w:num w:numId="4">
+    <w:abstractNumId w:val="3"/>
+  </w:num>
+  <w:num w:numId="5">
+    <w:abstractNumId w:val="15"/>
+  </w:num>
+  <w:num w:numId="6">
+    <w:abstractNumId w:val="10"/>
+  </w:num>
+  <w:num w:numId="7">
+    <w:abstractNumId w:val="11"/>
+  </w:num>
+  <w:num w:numId="8">
+    <w:abstractNumId w:val="5"/>
+  </w:num>
+  <w:num w:numId="9">
+    <w:abstractNumId w:val="9"/>
+  </w:num>
+  <w:num w:numId="10">
     <w:abstractNumId w:val="7"/>
   </w:num>
-  <w:num w:numId="4">
+  <w:num w:numId="11">
+    <w:abstractNumId w:val="13"/>
+  </w:num>
+  <w:num w:numId="12">
+    <w:abstractNumId w:val="6"/>
+  </w:num>
+  <w:num w:numId="13">
+    <w:abstractNumId w:val="14"/>
+  </w:num>
+  <w:num w:numId="14">
     <w:abstractNumId w:val="2"/>
   </w:num>
-  <w:num w:numId="5">
-    <w:abstractNumId w:val="14"/>
-  </w:num>
-  <w:num w:numId="6">
-    <w:abstractNumId w:val="9"/>
-  </w:num>
-  <w:num w:numId="7">
-    <w:abstractNumId w:val="10"/>
-  </w:num>
-  <w:num w:numId="8">
-    <w:abstractNumId w:val="4"/>
-  </w:num>
-  <w:num w:numId="9">
-    <w:abstractNumId w:val="8"/>
-  </w:num>
-  <w:num w:numId="10">
-    <w:abstractNumId w:val="6"/>
-  </w:num>
-  <w:num w:numId="11">
+  <w:num w:numId="15">
     <w:abstractNumId w:val="12"/>
   </w:num>
-  <w:num w:numId="12">
-    <w:abstractNumId w:val="5"/>
-  </w:num>
-  <w:num w:numId="13">
-    <w:abstractNumId w:val="13"/>
-  </w:num>
-  <w:num w:numId="14">
-    <w:abstractNumId w:val="11"/>
-  </w:num>
-  <w:num w:numId="15">
+  <w:num w:numId="16">
     <w:abstractNumId w:val="0"/>
   </w:num>
 </w:numbering>
